--- a/Respuestas_Taller_KMeans.docx
+++ b/Respuestas_Taller_KMeans.docx
@@ -4,44 +4,43 @@
   <w:body>
     <w:p>
       <w:pPr>
-        <w:spacing w:before="480" w:after="80"/>
+        <w:spacing w:before="360" w:after="80"/>
         <w:jc w:val="center"/>
       </w:pPr>
       <w:r>
         <w:rPr>
           <w:b/>
           <w:color w:val="1A365D"/>
-          <w:sz w:val="44"/>
+          <w:sz w:val="40"/>
         </w:rPr>
-        <w:t>TALLER FINAL DE MINERÍA DE DATOS</w:t>
+        <w:t>TALLER FINAL DE MINERÍA DE DATOS:</w:t>
+        <w:br/>
+        <w:t>SEGMENTACIÓN DE CLIENTES CON K-MEANS</w:t>
       </w:r>
     </w:p>
     <w:p>
       <w:pPr>
-        <w:spacing w:after="360"/>
+        <w:spacing w:after="280"/>
         <w:jc w:val="center"/>
       </w:pPr>
       <w:r>
         <w:rPr>
           <w:i/>
           <w:color w:val="2B6CB0"/>
-          <w:sz w:val="26"/>
+          <w:sz w:val="24"/>
         </w:rPr>
-        <w:t>Segmentación Estratégica de Clientes mediante el Algoritmo K-Means</w:t>
-        <w:br/>
-        <w:t>Evaluación mediante Método del Codo, Coeficiente de Silueta e Interpretación de Negocio</w:t>
+        <w:t>Desarrollo Integral de las Partes 1 a 7, Respuestas Fundamentadas, Evaluación de Métricas y Despliegue Interactivo</w:t>
       </w:r>
     </w:p>
     <w:tbl>
       <w:tblPr>
         <w:tblW w:type="auto" w:w="0"/>
         <w:jc w:val="center"/>
-        <w:tblLayout w:type="fixed"/>
         <w:tblLook w:firstColumn="1" w:firstRow="1" w:lastColumn="0" w:lastRow="0" w:noHBand="0" w:noVBand="1" w:val="04A0"/>
       </w:tblPr>
       <w:tblGrid>
-        <w:gridCol w:w="3168"/>
-        <w:gridCol w:w="6192"/>
+        <w:gridCol w:w="4680"/>
+        <w:gridCol w:w="4680"/>
       </w:tblGrid>
       <w:tr>
         <w:tc>
@@ -56,16 +55,13 @@
             </w:tcMar>
           </w:tcPr>
           <w:p>
-            <w:pPr>
-              <w:spacing w:after="0"/>
-            </w:pPr>
             <w:r>
               <w:rPr>
                 <w:b/>
                 <w:color w:val="1A365D"/>
                 <w:sz w:val="19"/>
               </w:rPr>
-              <w:t>Asignatura / Módulo:</w:t>
+              <w:t>Dataset Oficial:</w:t>
             </w:r>
           </w:p>
         </w:tc>
@@ -81,15 +77,12 @@
             </w:tcMar>
           </w:tcPr>
           <w:p>
-            <w:pPr>
-              <w:spacing w:after="0"/>
-            </w:pPr>
             <w:r>
               <w:rPr>
                 <w:color w:val="2D3748"/>
                 <w:sz w:val="19"/>
               </w:rPr>
-              <w:t>Minería de Datos &amp; Inteligencia de Negocios</w:t>
+              <w:t>Mall Customers Dataset (200 registros, 5 variables - Kaggle)</w:t>
             </w:r>
           </w:p>
         </w:tc>
@@ -107,16 +100,13 @@
             </w:tcMar>
           </w:tcPr>
           <w:p>
-            <w:pPr>
-              <w:spacing w:after="0"/>
-            </w:pPr>
             <w:r>
               <w:rPr>
                 <w:b/>
                 <w:color w:val="1A365D"/>
                 <w:sz w:val="19"/>
               </w:rPr>
-              <w:t>Dataset Empleado:</w:t>
+              <w:t>Algoritmo Principal:</w:t>
             </w:r>
           </w:p>
         </w:tc>
@@ -132,15 +122,12 @@
             </w:tcMar>
           </w:tcPr>
           <w:p>
-            <w:pPr>
-              <w:spacing w:after="0"/>
-            </w:pPr>
             <w:r>
               <w:rPr>
                 <w:color w:val="2D3748"/>
                 <w:sz w:val="19"/>
               </w:rPr>
-              <w:t>Mall Customers Dataset (200 registros, 5 variables)</w:t>
+              <w:t>K-Means Clustering (Inicialización k-means++, Distancia Euclidiana)</w:t>
             </w:r>
           </w:p>
         </w:tc>
@@ -158,16 +145,13 @@
             </w:tcMar>
           </w:tcPr>
           <w:p>
-            <w:pPr>
-              <w:spacing w:after="0"/>
-            </w:pPr>
             <w:r>
               <w:rPr>
                 <w:b/>
                 <w:color w:val="1A365D"/>
                 <w:sz w:val="19"/>
               </w:rPr>
-              <w:t>Algoritmo / Técnicas:</w:t>
+              <w:t>Técnicas de Evaluación:</w:t>
             </w:r>
           </w:p>
         </w:tc>
@@ -183,15 +167,12 @@
             </w:tcMar>
           </w:tcPr>
           <w:p>
-            <w:pPr>
-              <w:spacing w:after="0"/>
-            </w:pPr>
             <w:r>
               <w:rPr>
                 <w:color w:val="2D3748"/>
                 <w:sz w:val="19"/>
               </w:rPr>
-              <w:t>K-Means Clustering, StandardScaler, Método del Codo, Coeficiente de Silueta</w:t>
+              <w:t>StandardScaler (Z-Score), Método del Codo (WCSS) y Coeficiente de Silueta</w:t>
             </w:r>
           </w:p>
         </w:tc>
@@ -209,16 +190,13 @@
             </w:tcMar>
           </w:tcPr>
           <w:p>
-            <w:pPr>
-              <w:spacing w:after="0"/>
-            </w:pPr>
             <w:r>
               <w:rPr>
                 <w:b/>
                 <w:color w:val="1A365D"/>
                 <w:sz w:val="19"/>
               </w:rPr>
-              <w:t>Entorno de Ejecución:</w:t>
+              <w:t>Compatibilidad de Código:</w:t>
             </w:r>
           </w:p>
         </w:tc>
@@ -234,15 +212,57 @@
             </w:tcMar>
           </w:tcPr>
           <w:p>
-            <w:pPr>
-              <w:spacing w:after="0"/>
-            </w:pPr>
             <w:r>
               <w:rPr>
                 <w:color w:val="2D3748"/>
                 <w:sz w:val="19"/>
               </w:rPr>
-              <w:t>Google Colab &amp; IDE Local (Jupyter / VS Code)</w:t>
+              <w:t>Cualquier IDE Local (VS Code, JupyterLab, PyCharm) y Google Colab</w:t>
+            </w:r>
+          </w:p>
+        </w:tc>
+      </w:tr>
+      <w:tr>
+        <w:tc>
+          <w:tcPr>
+            <w:tcW w:type="dxa" w:w="4680"/>
+            <w:shd w:fill="EDF2F7"/>
+            <w:tcMar>
+              <w:top w:w="60" w:type="dxa"/>
+              <w:bottom w:w="60" w:type="dxa"/>
+              <w:left w:w="100" w:type="dxa"/>
+              <w:right w:w="100" w:type="dxa"/>
+            </w:tcMar>
+          </w:tcPr>
+          <w:p>
+            <w:r>
+              <w:rPr>
+                <w:b/>
+                <w:color w:val="1A365D"/>
+                <w:sz w:val="19"/>
+              </w:rPr>
+              <w:t>Despliegue Interactivo:</w:t>
+            </w:r>
+          </w:p>
+        </w:tc>
+        <w:tc>
+          <w:tcPr>
+            <w:tcW w:type="dxa" w:w="4680"/>
+            <w:shd w:fill="FFFFFF"/>
+            <w:tcMar>
+              <w:top w:w="60" w:type="dxa"/>
+              <w:bottom w:w="60" w:type="dxa"/>
+              <w:left w:w="100" w:type="dxa"/>
+              <w:right w:w="100" w:type="dxa"/>
+            </w:tcMar>
+          </w:tcPr>
+          <w:p>
+            <w:r>
+              <w:rPr>
+                <w:color w:val="2D3748"/>
+                <w:sz w:val="19"/>
+              </w:rPr>
+              <w:t>Aplicación Web con Streamlit y Plotly (app.py)</w:t>
             </w:r>
           </w:p>
         </w:tc>
@@ -250,7 +270,7 @@
     </w:tbl>
     <w:p>
       <w:pPr>
-        <w:spacing w:after="240"/>
+        <w:spacing w:after="160"/>
       </w:pPr>
     </w:p>
     <w:tbl>
@@ -269,8 +289,8 @@
             <w:tcW w:type="dxa" w:w="9360"/>
             <w:shd w:fill="F0F4F8"/>
             <w:tcMar>
-              <w:top w:w="140" w:type="dxa"/>
-              <w:bottom w:w="140" w:type="dxa"/>
+              <w:top w:w="130" w:type="dxa"/>
+              <w:bottom w:w="130" w:type="dxa"/>
               <w:left w:w="180" w:type="dxa"/>
               <w:right w:w="180" w:type="dxa"/>
             </w:tcMar>
@@ -291,7 +311,7 @@
                 <w:color w:val="1A365D"/>
                 <w:sz w:val="21"/>
               </w:rPr>
-              <w:t>RESUMEN EJECUTIVO DEL INFORME</w:t>
+              <w:t>MARCO DE OBJETIVOS DEL TALLER</w:t>
               <w:br/>
             </w:r>
             <w:r>
@@ -299,7 +319,973 @@
                 <w:color w:val="2D3748"/>
                 <w:sz w:val="20"/>
               </w:rPr>
-              <w:t>El presente informe formal compila el desarrollo técnico, analítico y estratégico del taller final de Minería de Datos. A lo largo del documento se abordan de manera exhaustiva las respuestas a las preguntas planteadas en las Partes 1 a 6 de la guía, fundamentadas rigurosamente en la teoría de aprendizaje no supervisado, fórmulas matemáticas de distancia y cohesión/separación, y recomendaciones de marketing orientadas al valor del ciclo de vida del cliente (CLV).</w:t>
+              <w:t>Objetivo General:</w:t>
+              <w:br/>
+              <w:t>Desarrollar un modelo de segmentación de clientes utilizando el algoritmo K-Means, aplicando técnicas de evaluación como el método del codo y el coeficiente de silueta, con el fin de analizar patrones de comportamiento y apoyar la toma de decisiones en marketing.</w:t>
+              <w:br/>
+              <w:br/>
+              <w:t>Objetivos Específicos Cubiertos:</w:t>
+              <w:br/>
+              <w:t>• Comprender el funcionamiento matemático y geométrico del algoritmo K-Means.</w:t>
+              <w:br/>
+              <w:t>• Aplicar técnicas de preprocesamiento y estandarización de datos.</w:t>
+              <w:br/>
+              <w:t>• Responder de forma rigurosa todas las preguntas teóricas y analíticas del taller.</w:t>
+              <w:br/>
+              <w:t>• Determinar el número óptimo de clusters (K = 5) y evaluar la calidad mediante métricas internas.</w:t>
+              <w:br/>
+              <w:t>• Interpretar los resultados desde una perspectiva estratégica de negocio y marketing.</w:t>
+              <w:br/>
+              <w:t>• Implementar un despliegue interactivo funcional con clasificación en tiempo real en Streamlit.</w:t>
+            </w:r>
+          </w:p>
+        </w:tc>
+      </w:tr>
+    </w:tbl>
+    <w:p>
+      <w:pPr>
+        <w:spacing w:after="80"/>
+      </w:pPr>
+    </w:p>
+    <w:p>
+      <w:pPr>
+        <w:pStyle w:val="Heading1"/>
+        <w:spacing w:before="320" w:after="120"/>
+      </w:pPr>
+      <w:r>
+        <w:rPr>
+          <w:b/>
+          <w:color w:val="1A365D"/>
+          <w:sz w:val="33"/>
+        </w:rPr>
+        <w:t>Parte 1 – Exploración de Datos (EDA)</w:t>
+      </w:r>
+    </w:p>
+    <w:p>
+      <w:pPr>
+        <w:pStyle w:val="Heading3"/>
+        <w:spacing w:before="160" w:after="60"/>
+      </w:pPr>
+      <w:r>
+        <w:rPr>
+          <w:b/>
+          <w:color w:val="2D3748"/>
+          <w:sz w:val="22"/>
+        </w:rPr>
+        <w:t>Actividades Desarrolladas en la Parte 1:</w:t>
+      </w:r>
+    </w:p>
+    <w:p>
+      <w:pPr>
+        <w:spacing w:after="120" w:line="276" w:lineRule="auto"/>
+      </w:pPr>
+      <w:r>
+        <w:rPr>
+          <w:i w:val="0"/>
+          <w:color w:val="2D3748"/>
+          <w:sz w:val="21"/>
+        </w:rPr>
+        <w:t>1. Carga del dataset: Se cargó el archivo Mall_Customers.csv compuesto por 200 registros completos (sin valores nulos ni filas duplicadas) y 5 columnas.</w:t>
+        <w:br/>
+        <w:t>2. Identificación de variables: CustomerID (identificador nominal entero), Gender (categórico binario: Female 56%, Male 44%), Age (cuantitativo discreto: 18 a 70 años), Annual Income (k$) (cuantitativo continuo en miles de USD: 15 a 137 k$) y Spending Score (1-100) (puntaje de propensión al gasto: 1 a 99 puntos).</w:t>
+        <w:br/>
+        <w:t>3. Análisis descriptivo básico: A continuación se presenta el resumen estadístico completo de las variables numéricas.</w:t>
+      </w:r>
+    </w:p>
+    <w:tbl>
+      <w:tblPr>
+        <w:tblW w:type="auto" w:w="0"/>
+        <w:jc w:val="center"/>
+        <w:tblLook w:firstColumn="1" w:firstRow="1" w:lastColumn="0" w:lastRow="0" w:noHBand="0" w:noVBand="1" w:val="04A0"/>
+      </w:tblPr>
+      <w:tblGrid>
+        <w:gridCol w:w="1040"/>
+        <w:gridCol w:w="1040"/>
+        <w:gridCol w:w="1040"/>
+        <w:gridCol w:w="1040"/>
+        <w:gridCol w:w="1040"/>
+        <w:gridCol w:w="1040"/>
+        <w:gridCol w:w="1040"/>
+        <w:gridCol w:w="1040"/>
+        <w:gridCol w:w="1040"/>
+      </w:tblGrid>
+      <w:tr>
+        <w:tc>
+          <w:tcPr>
+            <w:tcW w:type="dxa" w:w="1040"/>
+            <w:shd w:fill="1A365D"/>
+            <w:tcMar>
+              <w:top w:w="80" w:type="dxa"/>
+              <w:bottom w:w="80" w:type="dxa"/>
+              <w:left w:w="100" w:type="dxa"/>
+              <w:right w:w="100" w:type="dxa"/>
+            </w:tcMar>
+          </w:tcPr>
+          <w:p>
+            <w:pPr>
+              <w:spacing w:after="0" w:before="0"/>
+            </w:pPr>
+            <w:r>
+              <w:rPr>
+                <w:b/>
+                <w:color w:val="FFFFFF"/>
+                <w:sz w:val="17"/>
+              </w:rPr>
+              <w:t>Variable</w:t>
+            </w:r>
+          </w:p>
+        </w:tc>
+        <w:tc>
+          <w:tcPr>
+            <w:tcW w:type="dxa" w:w="1040"/>
+            <w:shd w:fill="1A365D"/>
+            <w:tcMar>
+              <w:top w:w="80" w:type="dxa"/>
+              <w:bottom w:w="80" w:type="dxa"/>
+              <w:left w:w="100" w:type="dxa"/>
+              <w:right w:w="100" w:type="dxa"/>
+            </w:tcMar>
+          </w:tcPr>
+          <w:p>
+            <w:pPr>
+              <w:spacing w:after="0" w:before="0"/>
+            </w:pPr>
+            <w:r>
+              <w:rPr>
+                <w:b/>
+                <w:color w:val="FFFFFF"/>
+                <w:sz w:val="17"/>
+              </w:rPr>
+              <w:t>N</w:t>
+            </w:r>
+          </w:p>
+        </w:tc>
+        <w:tc>
+          <w:tcPr>
+            <w:tcW w:type="dxa" w:w="1040"/>
+            <w:shd w:fill="1A365D"/>
+            <w:tcMar>
+              <w:top w:w="80" w:type="dxa"/>
+              <w:bottom w:w="80" w:type="dxa"/>
+              <w:left w:w="100" w:type="dxa"/>
+              <w:right w:w="100" w:type="dxa"/>
+            </w:tcMar>
+          </w:tcPr>
+          <w:p>
+            <w:pPr>
+              <w:spacing w:after="0" w:before="0"/>
+            </w:pPr>
+            <w:r>
+              <w:rPr>
+                <w:b/>
+                <w:color w:val="FFFFFF"/>
+                <w:sz w:val="17"/>
+              </w:rPr>
+              <w:t>Media</w:t>
+            </w:r>
+          </w:p>
+        </w:tc>
+        <w:tc>
+          <w:tcPr>
+            <w:tcW w:type="dxa" w:w="1040"/>
+            <w:shd w:fill="1A365D"/>
+            <w:tcMar>
+              <w:top w:w="80" w:type="dxa"/>
+              <w:bottom w:w="80" w:type="dxa"/>
+              <w:left w:w="100" w:type="dxa"/>
+              <w:right w:w="100" w:type="dxa"/>
+            </w:tcMar>
+          </w:tcPr>
+          <w:p>
+            <w:pPr>
+              <w:spacing w:after="0" w:before="0"/>
+            </w:pPr>
+            <w:r>
+              <w:rPr>
+                <w:b/>
+                <w:color w:val="FFFFFF"/>
+                <w:sz w:val="17"/>
+              </w:rPr>
+              <w:t>Desv. Est.</w:t>
+            </w:r>
+          </w:p>
+        </w:tc>
+        <w:tc>
+          <w:tcPr>
+            <w:tcW w:type="dxa" w:w="1040"/>
+            <w:shd w:fill="1A365D"/>
+            <w:tcMar>
+              <w:top w:w="80" w:type="dxa"/>
+              <w:bottom w:w="80" w:type="dxa"/>
+              <w:left w:w="100" w:type="dxa"/>
+              <w:right w:w="100" w:type="dxa"/>
+            </w:tcMar>
+          </w:tcPr>
+          <w:p>
+            <w:pPr>
+              <w:spacing w:after="0" w:before="0"/>
+            </w:pPr>
+            <w:r>
+              <w:rPr>
+                <w:b/>
+                <w:color w:val="FFFFFF"/>
+                <w:sz w:val="17"/>
+              </w:rPr>
+              <w:t>Mín</w:t>
+            </w:r>
+          </w:p>
+        </w:tc>
+        <w:tc>
+          <w:tcPr>
+            <w:tcW w:type="dxa" w:w="1040"/>
+            <w:shd w:fill="1A365D"/>
+            <w:tcMar>
+              <w:top w:w="80" w:type="dxa"/>
+              <w:bottom w:w="80" w:type="dxa"/>
+              <w:left w:w="100" w:type="dxa"/>
+              <w:right w:w="100" w:type="dxa"/>
+            </w:tcMar>
+          </w:tcPr>
+          <w:p>
+            <w:pPr>
+              <w:spacing w:after="0" w:before="0"/>
+            </w:pPr>
+            <w:r>
+              <w:rPr>
+                <w:b/>
+                <w:color w:val="FFFFFF"/>
+                <w:sz w:val="17"/>
+              </w:rPr>
+              <w:t>Q1 (25%)</w:t>
+            </w:r>
+          </w:p>
+        </w:tc>
+        <w:tc>
+          <w:tcPr>
+            <w:tcW w:type="dxa" w:w="1040"/>
+            <w:shd w:fill="1A365D"/>
+            <w:tcMar>
+              <w:top w:w="80" w:type="dxa"/>
+              <w:bottom w:w="80" w:type="dxa"/>
+              <w:left w:w="100" w:type="dxa"/>
+              <w:right w:w="100" w:type="dxa"/>
+            </w:tcMar>
+          </w:tcPr>
+          <w:p>
+            <w:pPr>
+              <w:spacing w:after="0" w:before="0"/>
+            </w:pPr>
+            <w:r>
+              <w:rPr>
+                <w:b/>
+                <w:color w:val="FFFFFF"/>
+                <w:sz w:val="17"/>
+              </w:rPr>
+              <w:t>Mediana (50%)</w:t>
+            </w:r>
+          </w:p>
+        </w:tc>
+        <w:tc>
+          <w:tcPr>
+            <w:tcW w:type="dxa" w:w="1040"/>
+            <w:shd w:fill="1A365D"/>
+            <w:tcMar>
+              <w:top w:w="80" w:type="dxa"/>
+              <w:bottom w:w="80" w:type="dxa"/>
+              <w:left w:w="100" w:type="dxa"/>
+              <w:right w:w="100" w:type="dxa"/>
+            </w:tcMar>
+          </w:tcPr>
+          <w:p>
+            <w:pPr>
+              <w:spacing w:after="0" w:before="0"/>
+            </w:pPr>
+            <w:r>
+              <w:rPr>
+                <w:b/>
+                <w:color w:val="FFFFFF"/>
+                <w:sz w:val="17"/>
+              </w:rPr>
+              <w:t>Q3 (75%)</w:t>
+            </w:r>
+          </w:p>
+        </w:tc>
+        <w:tc>
+          <w:tcPr>
+            <w:tcW w:type="dxa" w:w="1040"/>
+            <w:shd w:fill="1A365D"/>
+            <w:tcMar>
+              <w:top w:w="80" w:type="dxa"/>
+              <w:bottom w:w="80" w:type="dxa"/>
+              <w:left w:w="100" w:type="dxa"/>
+              <w:right w:w="100" w:type="dxa"/>
+            </w:tcMar>
+          </w:tcPr>
+          <w:p>
+            <w:pPr>
+              <w:spacing w:after="0" w:before="0"/>
+            </w:pPr>
+            <w:r>
+              <w:rPr>
+                <w:b/>
+                <w:color w:val="FFFFFF"/>
+                <w:sz w:val="17"/>
+              </w:rPr>
+              <w:t>Máx</w:t>
+            </w:r>
+          </w:p>
+        </w:tc>
+      </w:tr>
+      <w:tr>
+        <w:tc>
+          <w:tcPr>
+            <w:tcW w:type="dxa" w:w="1040"/>
+            <w:shd w:fill="FFFFFF"/>
+            <w:tcMar>
+              <w:top w:w="70" w:type="dxa"/>
+              <w:bottom w:w="70" w:type="dxa"/>
+              <w:left w:w="100" w:type="dxa"/>
+              <w:right w:w="100" w:type="dxa"/>
+            </w:tcMar>
+          </w:tcPr>
+          <w:p>
+            <w:pPr>
+              <w:spacing w:after="0" w:before="0"/>
+            </w:pPr>
+            <w:r>
+              <w:rPr>
+                <w:color w:val="2D3748"/>
+                <w:sz w:val="17"/>
+              </w:rPr>
+              <w:t>Age</w:t>
+            </w:r>
+          </w:p>
+        </w:tc>
+        <w:tc>
+          <w:tcPr>
+            <w:tcW w:type="dxa" w:w="1040"/>
+            <w:shd w:fill="FFFFFF"/>
+            <w:tcMar>
+              <w:top w:w="70" w:type="dxa"/>
+              <w:bottom w:w="70" w:type="dxa"/>
+              <w:left w:w="100" w:type="dxa"/>
+              <w:right w:w="100" w:type="dxa"/>
+            </w:tcMar>
+          </w:tcPr>
+          <w:p>
+            <w:pPr>
+              <w:spacing w:after="0" w:before="0"/>
+            </w:pPr>
+            <w:r>
+              <w:rPr>
+                <w:color w:val="2D3748"/>
+                <w:sz w:val="17"/>
+              </w:rPr>
+              <w:t>200</w:t>
+            </w:r>
+          </w:p>
+        </w:tc>
+        <w:tc>
+          <w:tcPr>
+            <w:tcW w:type="dxa" w:w="1040"/>
+            <w:shd w:fill="FFFFFF"/>
+            <w:tcMar>
+              <w:top w:w="70" w:type="dxa"/>
+              <w:bottom w:w="70" w:type="dxa"/>
+              <w:left w:w="100" w:type="dxa"/>
+              <w:right w:w="100" w:type="dxa"/>
+            </w:tcMar>
+          </w:tcPr>
+          <w:p>
+            <w:pPr>
+              <w:spacing w:after="0" w:before="0"/>
+            </w:pPr>
+            <w:r>
+              <w:rPr>
+                <w:color w:val="2D3748"/>
+                <w:sz w:val="17"/>
+              </w:rPr>
+              <w:t>38.85</w:t>
+            </w:r>
+          </w:p>
+        </w:tc>
+        <w:tc>
+          <w:tcPr>
+            <w:tcW w:type="dxa" w:w="1040"/>
+            <w:shd w:fill="FFFFFF"/>
+            <w:tcMar>
+              <w:top w:w="70" w:type="dxa"/>
+              <w:bottom w:w="70" w:type="dxa"/>
+              <w:left w:w="100" w:type="dxa"/>
+              <w:right w:w="100" w:type="dxa"/>
+            </w:tcMar>
+          </w:tcPr>
+          <w:p>
+            <w:pPr>
+              <w:spacing w:after="0" w:before="0"/>
+            </w:pPr>
+            <w:r>
+              <w:rPr>
+                <w:color w:val="2D3748"/>
+                <w:sz w:val="17"/>
+              </w:rPr>
+              <w:t>13.97</w:t>
+            </w:r>
+          </w:p>
+        </w:tc>
+        <w:tc>
+          <w:tcPr>
+            <w:tcW w:type="dxa" w:w="1040"/>
+            <w:shd w:fill="FFFFFF"/>
+            <w:tcMar>
+              <w:top w:w="70" w:type="dxa"/>
+              <w:bottom w:w="70" w:type="dxa"/>
+              <w:left w:w="100" w:type="dxa"/>
+              <w:right w:w="100" w:type="dxa"/>
+            </w:tcMar>
+          </w:tcPr>
+          <w:p>
+            <w:pPr>
+              <w:spacing w:after="0" w:before="0"/>
+            </w:pPr>
+            <w:r>
+              <w:rPr>
+                <w:color w:val="2D3748"/>
+                <w:sz w:val="17"/>
+              </w:rPr>
+              <w:t>18.0</w:t>
+            </w:r>
+          </w:p>
+        </w:tc>
+        <w:tc>
+          <w:tcPr>
+            <w:tcW w:type="dxa" w:w="1040"/>
+            <w:shd w:fill="FFFFFF"/>
+            <w:tcMar>
+              <w:top w:w="70" w:type="dxa"/>
+              <w:bottom w:w="70" w:type="dxa"/>
+              <w:left w:w="100" w:type="dxa"/>
+              <w:right w:w="100" w:type="dxa"/>
+            </w:tcMar>
+          </w:tcPr>
+          <w:p>
+            <w:pPr>
+              <w:spacing w:after="0" w:before="0"/>
+            </w:pPr>
+            <w:r>
+              <w:rPr>
+                <w:color w:val="2D3748"/>
+                <w:sz w:val="17"/>
+              </w:rPr>
+              <w:t>28.75</w:t>
+            </w:r>
+          </w:p>
+        </w:tc>
+        <w:tc>
+          <w:tcPr>
+            <w:tcW w:type="dxa" w:w="1040"/>
+            <w:shd w:fill="FFFFFF"/>
+            <w:tcMar>
+              <w:top w:w="70" w:type="dxa"/>
+              <w:bottom w:w="70" w:type="dxa"/>
+              <w:left w:w="100" w:type="dxa"/>
+              <w:right w:w="100" w:type="dxa"/>
+            </w:tcMar>
+          </w:tcPr>
+          <w:p>
+            <w:pPr>
+              <w:spacing w:after="0" w:before="0"/>
+            </w:pPr>
+            <w:r>
+              <w:rPr>
+                <w:color w:val="2D3748"/>
+                <w:sz w:val="17"/>
+              </w:rPr>
+              <w:t>36.0</w:t>
+            </w:r>
+          </w:p>
+        </w:tc>
+        <w:tc>
+          <w:tcPr>
+            <w:tcW w:type="dxa" w:w="1040"/>
+            <w:shd w:fill="FFFFFF"/>
+            <w:tcMar>
+              <w:top w:w="70" w:type="dxa"/>
+              <w:bottom w:w="70" w:type="dxa"/>
+              <w:left w:w="100" w:type="dxa"/>
+              <w:right w:w="100" w:type="dxa"/>
+            </w:tcMar>
+          </w:tcPr>
+          <w:p>
+            <w:pPr>
+              <w:spacing w:after="0" w:before="0"/>
+            </w:pPr>
+            <w:r>
+              <w:rPr>
+                <w:color w:val="2D3748"/>
+                <w:sz w:val="17"/>
+              </w:rPr>
+              <w:t>49.0</w:t>
+            </w:r>
+          </w:p>
+        </w:tc>
+        <w:tc>
+          <w:tcPr>
+            <w:tcW w:type="dxa" w:w="1040"/>
+            <w:shd w:fill="FFFFFF"/>
+            <w:tcMar>
+              <w:top w:w="70" w:type="dxa"/>
+              <w:bottom w:w="70" w:type="dxa"/>
+              <w:left w:w="100" w:type="dxa"/>
+              <w:right w:w="100" w:type="dxa"/>
+            </w:tcMar>
+          </w:tcPr>
+          <w:p>
+            <w:pPr>
+              <w:spacing w:after="0" w:before="0"/>
+            </w:pPr>
+            <w:r>
+              <w:rPr>
+                <w:color w:val="2D3748"/>
+                <w:sz w:val="17"/>
+              </w:rPr>
+              <w:t>70.0</w:t>
+            </w:r>
+          </w:p>
+        </w:tc>
+      </w:tr>
+      <w:tr>
+        <w:tc>
+          <w:tcPr>
+            <w:tcW w:type="dxa" w:w="1040"/>
+            <w:shd w:fill="F7FAFC"/>
+            <w:tcMar>
+              <w:top w:w="70" w:type="dxa"/>
+              <w:bottom w:w="70" w:type="dxa"/>
+              <w:left w:w="100" w:type="dxa"/>
+              <w:right w:w="100" w:type="dxa"/>
+            </w:tcMar>
+          </w:tcPr>
+          <w:p>
+            <w:pPr>
+              <w:spacing w:after="0" w:before="0"/>
+            </w:pPr>
+            <w:r>
+              <w:rPr>
+                <w:color w:val="2D3748"/>
+                <w:sz w:val="17"/>
+              </w:rPr>
+              <w:t>Annual Income (k$)</w:t>
+            </w:r>
+          </w:p>
+        </w:tc>
+        <w:tc>
+          <w:tcPr>
+            <w:tcW w:type="dxa" w:w="1040"/>
+            <w:shd w:fill="F7FAFC"/>
+            <w:tcMar>
+              <w:top w:w="70" w:type="dxa"/>
+              <w:bottom w:w="70" w:type="dxa"/>
+              <w:left w:w="100" w:type="dxa"/>
+              <w:right w:w="100" w:type="dxa"/>
+            </w:tcMar>
+          </w:tcPr>
+          <w:p>
+            <w:pPr>
+              <w:spacing w:after="0" w:before="0"/>
+            </w:pPr>
+            <w:r>
+              <w:rPr>
+                <w:color w:val="2D3748"/>
+                <w:sz w:val="17"/>
+              </w:rPr>
+              <w:t>200</w:t>
+            </w:r>
+          </w:p>
+        </w:tc>
+        <w:tc>
+          <w:tcPr>
+            <w:tcW w:type="dxa" w:w="1040"/>
+            <w:shd w:fill="F7FAFC"/>
+            <w:tcMar>
+              <w:top w:w="70" w:type="dxa"/>
+              <w:bottom w:w="70" w:type="dxa"/>
+              <w:left w:w="100" w:type="dxa"/>
+              <w:right w:w="100" w:type="dxa"/>
+            </w:tcMar>
+          </w:tcPr>
+          <w:p>
+            <w:pPr>
+              <w:spacing w:after="0" w:before="0"/>
+            </w:pPr>
+            <w:r>
+              <w:rPr>
+                <w:color w:val="2D3748"/>
+                <w:sz w:val="17"/>
+              </w:rPr>
+              <w:t>60.56</w:t>
+            </w:r>
+          </w:p>
+        </w:tc>
+        <w:tc>
+          <w:tcPr>
+            <w:tcW w:type="dxa" w:w="1040"/>
+            <w:shd w:fill="F7FAFC"/>
+            <w:tcMar>
+              <w:top w:w="70" w:type="dxa"/>
+              <w:bottom w:w="70" w:type="dxa"/>
+              <w:left w:w="100" w:type="dxa"/>
+              <w:right w:w="100" w:type="dxa"/>
+            </w:tcMar>
+          </w:tcPr>
+          <w:p>
+            <w:pPr>
+              <w:spacing w:after="0" w:before="0"/>
+            </w:pPr>
+            <w:r>
+              <w:rPr>
+                <w:color w:val="2D3748"/>
+                <w:sz w:val="17"/>
+              </w:rPr>
+              <w:t>26.26</w:t>
+            </w:r>
+          </w:p>
+        </w:tc>
+        <w:tc>
+          <w:tcPr>
+            <w:tcW w:type="dxa" w:w="1040"/>
+            <w:shd w:fill="F7FAFC"/>
+            <w:tcMar>
+              <w:top w:w="70" w:type="dxa"/>
+              <w:bottom w:w="70" w:type="dxa"/>
+              <w:left w:w="100" w:type="dxa"/>
+              <w:right w:w="100" w:type="dxa"/>
+            </w:tcMar>
+          </w:tcPr>
+          <w:p>
+            <w:pPr>
+              <w:spacing w:after="0" w:before="0"/>
+            </w:pPr>
+            <w:r>
+              <w:rPr>
+                <w:color w:val="2D3748"/>
+                <w:sz w:val="17"/>
+              </w:rPr>
+              <w:t>15.0</w:t>
+            </w:r>
+          </w:p>
+        </w:tc>
+        <w:tc>
+          <w:tcPr>
+            <w:tcW w:type="dxa" w:w="1040"/>
+            <w:shd w:fill="F7FAFC"/>
+            <w:tcMar>
+              <w:top w:w="70" w:type="dxa"/>
+              <w:bottom w:w="70" w:type="dxa"/>
+              <w:left w:w="100" w:type="dxa"/>
+              <w:right w:w="100" w:type="dxa"/>
+            </w:tcMar>
+          </w:tcPr>
+          <w:p>
+            <w:pPr>
+              <w:spacing w:after="0" w:before="0"/>
+            </w:pPr>
+            <w:r>
+              <w:rPr>
+                <w:color w:val="2D3748"/>
+                <w:sz w:val="17"/>
+              </w:rPr>
+              <w:t>41.5</w:t>
+            </w:r>
+          </w:p>
+        </w:tc>
+        <w:tc>
+          <w:tcPr>
+            <w:tcW w:type="dxa" w:w="1040"/>
+            <w:shd w:fill="F7FAFC"/>
+            <w:tcMar>
+              <w:top w:w="70" w:type="dxa"/>
+              <w:bottom w:w="70" w:type="dxa"/>
+              <w:left w:w="100" w:type="dxa"/>
+              <w:right w:w="100" w:type="dxa"/>
+            </w:tcMar>
+          </w:tcPr>
+          <w:p>
+            <w:pPr>
+              <w:spacing w:after="0" w:before="0"/>
+            </w:pPr>
+            <w:r>
+              <w:rPr>
+                <w:color w:val="2D3748"/>
+                <w:sz w:val="17"/>
+              </w:rPr>
+              <w:t>61.5</w:t>
+            </w:r>
+          </w:p>
+        </w:tc>
+        <w:tc>
+          <w:tcPr>
+            <w:tcW w:type="dxa" w:w="1040"/>
+            <w:shd w:fill="F7FAFC"/>
+            <w:tcMar>
+              <w:top w:w="70" w:type="dxa"/>
+              <w:bottom w:w="70" w:type="dxa"/>
+              <w:left w:w="100" w:type="dxa"/>
+              <w:right w:w="100" w:type="dxa"/>
+            </w:tcMar>
+          </w:tcPr>
+          <w:p>
+            <w:pPr>
+              <w:spacing w:after="0" w:before="0"/>
+            </w:pPr>
+            <w:r>
+              <w:rPr>
+                <w:color w:val="2D3748"/>
+                <w:sz w:val="17"/>
+              </w:rPr>
+              <w:t>78.0</w:t>
+            </w:r>
+          </w:p>
+        </w:tc>
+        <w:tc>
+          <w:tcPr>
+            <w:tcW w:type="dxa" w:w="1040"/>
+            <w:shd w:fill="F7FAFC"/>
+            <w:tcMar>
+              <w:top w:w="70" w:type="dxa"/>
+              <w:bottom w:w="70" w:type="dxa"/>
+              <w:left w:w="100" w:type="dxa"/>
+              <w:right w:w="100" w:type="dxa"/>
+            </w:tcMar>
+          </w:tcPr>
+          <w:p>
+            <w:pPr>
+              <w:spacing w:after="0" w:before="0"/>
+            </w:pPr>
+            <w:r>
+              <w:rPr>
+                <w:color w:val="2D3748"/>
+                <w:sz w:val="17"/>
+              </w:rPr>
+              <w:t>137.0</w:t>
+            </w:r>
+          </w:p>
+        </w:tc>
+      </w:tr>
+      <w:tr>
+        <w:tc>
+          <w:tcPr>
+            <w:tcW w:type="dxa" w:w="1040"/>
+            <w:shd w:fill="FFFFFF"/>
+            <w:tcMar>
+              <w:top w:w="70" w:type="dxa"/>
+              <w:bottom w:w="70" w:type="dxa"/>
+              <w:left w:w="100" w:type="dxa"/>
+              <w:right w:w="100" w:type="dxa"/>
+            </w:tcMar>
+          </w:tcPr>
+          <w:p>
+            <w:pPr>
+              <w:spacing w:after="0" w:before="0"/>
+            </w:pPr>
+            <w:r>
+              <w:rPr>
+                <w:color w:val="2D3748"/>
+                <w:sz w:val="17"/>
+              </w:rPr>
+              <w:t>Spending Score (1-100)</w:t>
+            </w:r>
+          </w:p>
+        </w:tc>
+        <w:tc>
+          <w:tcPr>
+            <w:tcW w:type="dxa" w:w="1040"/>
+            <w:shd w:fill="FFFFFF"/>
+            <w:tcMar>
+              <w:top w:w="70" w:type="dxa"/>
+              <w:bottom w:w="70" w:type="dxa"/>
+              <w:left w:w="100" w:type="dxa"/>
+              <w:right w:w="100" w:type="dxa"/>
+            </w:tcMar>
+          </w:tcPr>
+          <w:p>
+            <w:pPr>
+              <w:spacing w:after="0" w:before="0"/>
+            </w:pPr>
+            <w:r>
+              <w:rPr>
+                <w:color w:val="2D3748"/>
+                <w:sz w:val="17"/>
+              </w:rPr>
+              <w:t>200</w:t>
+            </w:r>
+          </w:p>
+        </w:tc>
+        <w:tc>
+          <w:tcPr>
+            <w:tcW w:type="dxa" w:w="1040"/>
+            <w:shd w:fill="FFFFFF"/>
+            <w:tcMar>
+              <w:top w:w="70" w:type="dxa"/>
+              <w:bottom w:w="70" w:type="dxa"/>
+              <w:left w:w="100" w:type="dxa"/>
+              <w:right w:w="100" w:type="dxa"/>
+            </w:tcMar>
+          </w:tcPr>
+          <w:p>
+            <w:pPr>
+              <w:spacing w:after="0" w:before="0"/>
+            </w:pPr>
+            <w:r>
+              <w:rPr>
+                <w:color w:val="2D3748"/>
+                <w:sz w:val="17"/>
+              </w:rPr>
+              <w:t>50.2</w:t>
+            </w:r>
+          </w:p>
+        </w:tc>
+        <w:tc>
+          <w:tcPr>
+            <w:tcW w:type="dxa" w:w="1040"/>
+            <w:shd w:fill="FFFFFF"/>
+            <w:tcMar>
+              <w:top w:w="70" w:type="dxa"/>
+              <w:bottom w:w="70" w:type="dxa"/>
+              <w:left w:w="100" w:type="dxa"/>
+              <w:right w:w="100" w:type="dxa"/>
+            </w:tcMar>
+          </w:tcPr>
+          <w:p>
+            <w:pPr>
+              <w:spacing w:after="0" w:before="0"/>
+            </w:pPr>
+            <w:r>
+              <w:rPr>
+                <w:color w:val="2D3748"/>
+                <w:sz w:val="17"/>
+              </w:rPr>
+              <w:t>25.82</w:t>
+            </w:r>
+          </w:p>
+        </w:tc>
+        <w:tc>
+          <w:tcPr>
+            <w:tcW w:type="dxa" w:w="1040"/>
+            <w:shd w:fill="FFFFFF"/>
+            <w:tcMar>
+              <w:top w:w="70" w:type="dxa"/>
+              <w:bottom w:w="70" w:type="dxa"/>
+              <w:left w:w="100" w:type="dxa"/>
+              <w:right w:w="100" w:type="dxa"/>
+            </w:tcMar>
+          </w:tcPr>
+          <w:p>
+            <w:pPr>
+              <w:spacing w:after="0" w:before="0"/>
+            </w:pPr>
+            <w:r>
+              <w:rPr>
+                <w:color w:val="2D3748"/>
+                <w:sz w:val="17"/>
+              </w:rPr>
+              <w:t>1.0</w:t>
+            </w:r>
+          </w:p>
+        </w:tc>
+        <w:tc>
+          <w:tcPr>
+            <w:tcW w:type="dxa" w:w="1040"/>
+            <w:shd w:fill="FFFFFF"/>
+            <w:tcMar>
+              <w:top w:w="70" w:type="dxa"/>
+              <w:bottom w:w="70" w:type="dxa"/>
+              <w:left w:w="100" w:type="dxa"/>
+              <w:right w:w="100" w:type="dxa"/>
+            </w:tcMar>
+          </w:tcPr>
+          <w:p>
+            <w:pPr>
+              <w:spacing w:after="0" w:before="0"/>
+            </w:pPr>
+            <w:r>
+              <w:rPr>
+                <w:color w:val="2D3748"/>
+                <w:sz w:val="17"/>
+              </w:rPr>
+              <w:t>34.75</w:t>
+            </w:r>
+          </w:p>
+        </w:tc>
+        <w:tc>
+          <w:tcPr>
+            <w:tcW w:type="dxa" w:w="1040"/>
+            <w:shd w:fill="FFFFFF"/>
+            <w:tcMar>
+              <w:top w:w="70" w:type="dxa"/>
+              <w:bottom w:w="70" w:type="dxa"/>
+              <w:left w:w="100" w:type="dxa"/>
+              <w:right w:w="100" w:type="dxa"/>
+            </w:tcMar>
+          </w:tcPr>
+          <w:p>
+            <w:pPr>
+              <w:spacing w:after="0" w:before="0"/>
+            </w:pPr>
+            <w:r>
+              <w:rPr>
+                <w:color w:val="2D3748"/>
+                <w:sz w:val="17"/>
+              </w:rPr>
+              <w:t>50.0</w:t>
+            </w:r>
+          </w:p>
+        </w:tc>
+        <w:tc>
+          <w:tcPr>
+            <w:tcW w:type="dxa" w:w="1040"/>
+            <w:shd w:fill="FFFFFF"/>
+            <w:tcMar>
+              <w:top w:w="70" w:type="dxa"/>
+              <w:bottom w:w="70" w:type="dxa"/>
+              <w:left w:w="100" w:type="dxa"/>
+              <w:right w:w="100" w:type="dxa"/>
+            </w:tcMar>
+          </w:tcPr>
+          <w:p>
+            <w:pPr>
+              <w:spacing w:after="0" w:before="0"/>
+            </w:pPr>
+            <w:r>
+              <w:rPr>
+                <w:color w:val="2D3748"/>
+                <w:sz w:val="17"/>
+              </w:rPr>
+              <w:t>73.0</w:t>
+            </w:r>
+          </w:p>
+        </w:tc>
+        <w:tc>
+          <w:tcPr>
+            <w:tcW w:type="dxa" w:w="1040"/>
+            <w:shd w:fill="FFFFFF"/>
+            <w:tcMar>
+              <w:top w:w="70" w:type="dxa"/>
+              <w:bottom w:w="70" w:type="dxa"/>
+              <w:left w:w="100" w:type="dxa"/>
+              <w:right w:w="100" w:type="dxa"/>
+            </w:tcMar>
+          </w:tcPr>
+          <w:p>
+            <w:pPr>
+              <w:spacing w:after="0" w:before="0"/>
+            </w:pPr>
+            <w:r>
+              <w:rPr>
+                <w:color w:val="2D3748"/>
+                <w:sz w:val="17"/>
+              </w:rPr>
+              <w:t>99.0</w:t>
             </w:r>
           </w:p>
         </w:tc>
@@ -312,41 +1298,14 @@
     </w:p>
     <w:p>
       <w:pPr>
-        <w:pStyle w:val="Heading1"/>
-        <w:spacing w:before="360" w:after="120"/>
-      </w:pPr>
-      <w:r>
-        <w:rPr>
-          <w:b/>
-          <w:color w:val="1A365D"/>
-          <w:sz w:val="34"/>
-        </w:rPr>
-        <w:t>Parte 1 – Exploración de Datos (EDA)</w:t>
-      </w:r>
-    </w:p>
-    <w:p>
-      <w:pPr>
-        <w:spacing w:after="120" w:line="276" w:lineRule="auto"/>
-      </w:pPr>
-      <w:r>
-        <w:rPr>
-          <w:i w:val="0"/>
-          <w:color w:val="2D3748"/>
-          <w:sz w:val="21"/>
-        </w:rPr>
-        <w:t>El dataset Mall Customers contiene 200 observaciones y 5 variables: CustomerID (identificador único), Gender (género binario: Male/Female), Age (edad entre 18 y 70 años), Annual Income (k$) (ingreso anual en miles de dólares, de 15k$ a 137k$) y Spending Score (1-100) (puntaje de propensión al gasto asignado por el centro comercial).</w:t>
-      </w:r>
-    </w:p>
-    <w:p>
-      <w:pPr>
         <w:pStyle w:val="Heading2"/>
-        <w:spacing w:before="280" w:after="80"/>
+        <w:spacing w:before="240" w:after="80"/>
       </w:pPr>
       <w:r>
         <w:rPr>
           <w:b/>
           <w:color w:val="2B6CB0"/>
-          <w:sz w:val="27"/>
+          <w:sz w:val="26"/>
         </w:rPr>
         <w:t>Pregunta 1.1: ¿Qué variables son más adecuadas para segmentar clientes?</w:t>
       </w:r>
@@ -361,7 +1320,7 @@
           <w:color w:val="2D3748"/>
           <w:sz w:val="21"/>
         </w:rPr>
-        <w:t xml:space="preserve">Respuesta y Justificación: </w:t>
+        <w:t xml:space="preserve">Respuesta: </w:t>
       </w:r>
       <w:r>
         <w:rPr>
@@ -369,7 +1328,7 @@
           <w:color w:val="2D3748"/>
           <w:sz w:val="21"/>
         </w:rPr>
-        <w:t>Las variables más adecuadas, contundentes y representativas para la segmentación de clientes en este problema son Annual Income (k$) (Ingreso Anual) y Spending Score (1-100) (Puntaje de Gasto).</w:t>
+        <w:t>Las variables más adecuadas y con mayor poder discriminante para segmentar clientes en este problema son Annual Income (k$) (Ingreso Anual) y Spending Score (1-100) (Puntaje de Gasto).</w:t>
       </w:r>
     </w:p>
     <w:p>
@@ -382,27 +1341,25 @@
           <w:color w:val="2D3748"/>
           <w:sz w:val="21"/>
         </w:rPr>
-        <w:t>1. Capacidad de Discriminación Conductual vs. Demográfica: El objetivo central de la minería de datos en retail es agrupar a los individuos por su comportamiento de compra y capacidad financiera. El Ingreso Anual mide directamente el poder adquisitivo del cliente, mientras que el Spending Score cuantifica la disposición o propensión real a gastar en el centro comercial. La combinación de ambas crea un espacio bidimensional ortogonal natural (Poder Adquisitivo vs. Nivel de Consumo) que separa a los consumidores en cuadrantes de negocio nítidos.</w:t>
+        <w:t>• Justificación de Negocio (Capacidad vs. Propensión): En analítica de retail, la segmentación accionable requiere cruzar el poder adquisitivo del consumidor (cuánto puede gastar, medido por el Ingreso Anual) con su comportamiento real de consumo en el centro comercial (cuánto decide gastar, medido por el Spending Score). Esta combinación forma una matriz estratégica bidimensional directa.</w:t>
         <w:br/>
+        <w:t>• Justificación Geométrica y Estadística: En el espacio bidimensional [Ingreso Anual vs. Puntaje de Gasto] las observaciones forman de manera natural 5 conglomerados de alta densidad local y clara separación inter-grupal. En cambio, la variable Age (Edad) presenta distribución dispersa a lo largo de todos los niveles de ingreso y se aprovecha mejor como variable descriptiva posterior para perfilar demográficamente cada cluster.</w:t>
         <w:br/>
-        <w:t>2. Densidad y Separabilidad de Clusters: Como se aprecia en la dispersión bivariada, el espacio [Annual Income vs. Spending Score] manifiesta de forma espontánea 5 conglomerados densos y bien delimitados en las esquinas y el centro. Por el contrario, la variable Age (Edad) presenta correlaciones lineales bajas con el gasto (r = -0.33) y dispersión difusa, lo cual resulta valioso como variable de apoyo para enriquecer el perfil pero genera hiper-esferas solapadas si se fuerza en un modelo geométrico euclidiano directo.</w:t>
-        <w:br/>
-        <w:br/>
-        <w:t>3. Irrelevancia del CustomerID: El identificador numérico CustomerID carece por completo de significado semántico o predictivo y debe ser excluido del espacio vectorial para evitar distorsiones arbitrarias en las distancias euclidianas.</w:t>
+        <w:t>• Exclusión de CustomerID y Gender del cálculo euclidiano: CustomerID es un índice secuencial del 1 al 200 carente de sentido métrico (incluirlo introduciría ruido espurio). Por su parte, Gender es una variable dicotómica que muestra distribuciones casi idénticas en ambos sexos, por lo que se emplea en el perfilamiento posterior.</w:t>
       </w:r>
     </w:p>
     <w:p>
       <w:pPr>
         <w:pStyle w:val="Heading2"/>
-        <w:spacing w:before="280" w:after="80"/>
+        <w:spacing w:before="240" w:after="80"/>
       </w:pPr>
       <w:r>
         <w:rPr>
           <w:b/>
           <w:color w:val="2B6CB0"/>
-          <w:sz w:val="27"/>
+          <w:sz w:val="26"/>
         </w:rPr>
-        <w:t>Pregunta 1.2: ¿Se identifican valores atípicos (outliers)?</w:t>
+        <w:t>Pregunta 1.2: ¿Se identifican valores atípicos?</w:t>
       </w:r>
     </w:p>
     <w:p>
@@ -415,7 +1372,7 @@
           <w:color w:val="2D3748"/>
           <w:sz w:val="21"/>
         </w:rPr>
-        <w:t xml:space="preserve">Respuesta y Diagnóstico: </w:t>
+        <w:t xml:space="preserve">Respuesta: </w:t>
       </w:r>
       <w:r>
         <w:rPr>
@@ -423,7 +1380,7 @@
           <w:color w:val="2D3748"/>
           <w:sz w:val="21"/>
         </w:rPr>
-        <w:t>Sí, mediante la metodología estadística del Rango Intercuartílico (IQR) y la inspección de diagramas de caja (boxplots), se detectaron exactamente 2 valores atípicos en la variable Annual Income (k$), mientras que en Age y Spending Score (1-100) no existe ningún valor atípico (0 outliers).</w:t>
+        <w:t>Sí. Aplicando el método formal del Rango Intercuartílico (IQR = Q3 - Q1) y diagramas de caja (boxplots), se identificaron exactamente 2 valores atípicos superiores en la variable Annual Income (k$), correspondientes a los clientes con CustomerID 199 y 200 (ambos con ingresos de $137,000 USD anuales). En las variables Age y Spending Score (1-100) no existen valores atípicos (0 outliers).</w:t>
       </w:r>
     </w:p>
     <w:tbl>
@@ -433,21 +1390,28 @@
         <w:tblLook w:firstColumn="1" w:firstRow="1" w:lastColumn="0" w:lastRow="0" w:noHBand="0" w:noVBand="1" w:val="04A0"/>
       </w:tblPr>
       <w:tblGrid>
-        <w:gridCol w:w="1872"/>
-        <w:gridCol w:w="1872"/>
-        <w:gridCol w:w="1872"/>
-        <w:gridCol w:w="1872"/>
-        <w:gridCol w:w="1872"/>
+        <w:gridCol w:w="1560"/>
+        <w:gridCol w:w="1560"/>
+        <w:gridCol w:w="1560"/>
+        <w:gridCol w:w="1560"/>
+        <w:gridCol w:w="1560"/>
+        <w:gridCol w:w="1560"/>
       </w:tblGrid>
       <w:tr>
         <w:tc>
           <w:tcPr>
-            <w:tcW w:type="dxa" w:w="1872"/>
+            <w:tcW w:type="dxa" w:w="1560"/>
             <w:shd w:fill="1A365D"/>
+            <w:tcMar>
+              <w:top w:w="80" w:type="dxa"/>
+              <w:bottom w:w="80" w:type="dxa"/>
+              <w:left w:w="100" w:type="dxa"/>
+              <w:right w:w="100" w:type="dxa"/>
+            </w:tcMar>
           </w:tcPr>
           <w:p>
             <w:pPr>
-              <w:spacing w:after="40" w:before="40"/>
+              <w:spacing w:after="0" w:before="0"/>
             </w:pPr>
             <w:r>
               <w:rPr>
@@ -461,12 +1425,18 @@
         </w:tc>
         <w:tc>
           <w:tcPr>
-            <w:tcW w:type="dxa" w:w="1872"/>
+            <w:tcW w:type="dxa" w:w="1560"/>
             <w:shd w:fill="1A365D"/>
+            <w:tcMar>
+              <w:top w:w="80" w:type="dxa"/>
+              <w:bottom w:w="80" w:type="dxa"/>
+              <w:left w:w="100" w:type="dxa"/>
+              <w:right w:w="100" w:type="dxa"/>
+            </w:tcMar>
           </w:tcPr>
           <w:p>
             <w:pPr>
-              <w:spacing w:after="40" w:before="40"/>
+              <w:spacing w:after="0" w:before="0"/>
             </w:pPr>
             <w:r>
               <w:rPr>
@@ -474,18 +1444,24 @@
                 <w:color w:val="FFFFFF"/>
                 <w:sz w:val="17"/>
               </w:rPr>
-              <w:t>Límite Inferior (Q1 - 1.5×IQR)</w:t>
+              <w:t>Q1 (25%)</w:t>
             </w:r>
           </w:p>
         </w:tc>
         <w:tc>
           <w:tcPr>
-            <w:tcW w:type="dxa" w:w="1872"/>
+            <w:tcW w:type="dxa" w:w="1560"/>
             <w:shd w:fill="1A365D"/>
+            <w:tcMar>
+              <w:top w:w="80" w:type="dxa"/>
+              <w:bottom w:w="80" w:type="dxa"/>
+              <w:left w:w="100" w:type="dxa"/>
+              <w:right w:w="100" w:type="dxa"/>
+            </w:tcMar>
           </w:tcPr>
           <w:p>
             <w:pPr>
-              <w:spacing w:after="40" w:before="40"/>
+              <w:spacing w:after="0" w:before="0"/>
             </w:pPr>
             <w:r>
               <w:rPr>
@@ -493,18 +1469,24 @@
                 <w:color w:val="FFFFFF"/>
                 <w:sz w:val="17"/>
               </w:rPr>
-              <w:t>Límite Superior (Q3 + 1.5×IQR)</w:t>
+              <w:t>Q3 (75%)</w:t>
             </w:r>
           </w:p>
         </w:tc>
         <w:tc>
           <w:tcPr>
-            <w:tcW w:type="dxa" w:w="1872"/>
+            <w:tcW w:type="dxa" w:w="1560"/>
             <w:shd w:fill="1A365D"/>
+            <w:tcMar>
+              <w:top w:w="80" w:type="dxa"/>
+              <w:bottom w:w="80" w:type="dxa"/>
+              <w:left w:w="100" w:type="dxa"/>
+              <w:right w:w="100" w:type="dxa"/>
+            </w:tcMar>
           </w:tcPr>
           <w:p>
             <w:pPr>
-              <w:spacing w:after="40" w:before="40"/>
+              <w:spacing w:after="0" w:before="0"/>
             </w:pPr>
             <w:r>
               <w:rPr>
@@ -512,18 +1494,24 @@
                 <w:color w:val="FFFFFF"/>
                 <w:sz w:val="17"/>
               </w:rPr>
-              <w:t>N° Outliers</w:t>
+              <w:t>IQR</w:t>
             </w:r>
           </w:p>
         </w:tc>
         <w:tc>
           <w:tcPr>
-            <w:tcW w:type="dxa" w:w="1872"/>
+            <w:tcW w:type="dxa" w:w="1560"/>
             <w:shd w:fill="1A365D"/>
+            <w:tcMar>
+              <w:top w:w="80" w:type="dxa"/>
+              <w:bottom w:w="80" w:type="dxa"/>
+              <w:left w:w="100" w:type="dxa"/>
+              <w:right w:w="100" w:type="dxa"/>
+            </w:tcMar>
           </w:tcPr>
           <w:p>
             <w:pPr>
-              <w:spacing w:after="40" w:before="40"/>
+              <w:spacing w:after="0" w:before="0"/>
             </w:pPr>
             <w:r>
               <w:rPr>
@@ -531,7 +1519,32 @@
                 <w:color w:val="FFFFFF"/>
                 <w:sz w:val="17"/>
               </w:rPr>
-              <w:t>ID Clientes Atípicos</w:t>
+              <w:t>Límites Normales [Inf, Sup]</w:t>
+            </w:r>
+          </w:p>
+        </w:tc>
+        <w:tc>
+          <w:tcPr>
+            <w:tcW w:type="dxa" w:w="1560"/>
+            <w:shd w:fill="1A365D"/>
+            <w:tcMar>
+              <w:top w:w="80" w:type="dxa"/>
+              <w:bottom w:w="80" w:type="dxa"/>
+              <w:left w:w="100" w:type="dxa"/>
+              <w:right w:w="100" w:type="dxa"/>
+            </w:tcMar>
+          </w:tcPr>
+          <w:p>
+            <w:pPr>
+              <w:spacing w:after="0" w:before="0"/>
+            </w:pPr>
+            <w:r>
+              <w:rPr>
+                <w:b/>
+                <w:color w:val="FFFFFF"/>
+                <w:sz w:val="17"/>
+              </w:rPr>
+              <w:t>Outliers Detectados</w:t>
             </w:r>
           </w:p>
         </w:tc>
@@ -539,91 +1552,145 @@
       <w:tr>
         <w:tc>
           <w:tcPr>
-            <w:tcW w:type="dxa" w:w="1872"/>
+            <w:tcW w:type="dxa" w:w="1560"/>
             <w:shd w:fill="FFFFFF"/>
+            <w:tcMar>
+              <w:top w:w="70" w:type="dxa"/>
+              <w:bottom w:w="70" w:type="dxa"/>
+              <w:left w:w="100" w:type="dxa"/>
+              <w:right w:w="100" w:type="dxa"/>
+            </w:tcMar>
           </w:tcPr>
           <w:p>
             <w:pPr>
-              <w:spacing w:after="40" w:before="40"/>
+              <w:spacing w:after="0" w:before="0"/>
             </w:pPr>
             <w:r>
               <w:rPr>
                 <w:color w:val="2D3748"/>
                 <w:sz w:val="17"/>
               </w:rPr>
-              <w:t>Age</w:t>
+              <w:t>Age (años)</w:t>
             </w:r>
           </w:p>
         </w:tc>
         <w:tc>
           <w:tcPr>
-            <w:tcW w:type="dxa" w:w="1872"/>
+            <w:tcW w:type="dxa" w:w="1560"/>
             <w:shd w:fill="FFFFFF"/>
+            <w:tcMar>
+              <w:top w:w="70" w:type="dxa"/>
+              <w:bottom w:w="70" w:type="dxa"/>
+              <w:left w:w="100" w:type="dxa"/>
+              <w:right w:w="100" w:type="dxa"/>
+            </w:tcMar>
           </w:tcPr>
           <w:p>
             <w:pPr>
-              <w:spacing w:after="40" w:before="40"/>
+              <w:spacing w:after="0" w:before="0"/>
             </w:pPr>
             <w:r>
               <w:rPr>
                 <w:color w:val="2D3748"/>
                 <w:sz w:val="17"/>
               </w:rPr>
-              <w:t>-1.6 años</w:t>
+              <w:t>28.75</w:t>
             </w:r>
           </w:p>
         </w:tc>
         <w:tc>
           <w:tcPr>
-            <w:tcW w:type="dxa" w:w="1872"/>
+            <w:tcW w:type="dxa" w:w="1560"/>
             <w:shd w:fill="FFFFFF"/>
+            <w:tcMar>
+              <w:top w:w="70" w:type="dxa"/>
+              <w:bottom w:w="70" w:type="dxa"/>
+              <w:left w:w="100" w:type="dxa"/>
+              <w:right w:w="100" w:type="dxa"/>
+            </w:tcMar>
           </w:tcPr>
           <w:p>
             <w:pPr>
-              <w:spacing w:after="40" w:before="40"/>
+              <w:spacing w:after="0" w:before="0"/>
             </w:pPr>
             <w:r>
               <w:rPr>
                 <w:color w:val="2D3748"/>
                 <w:sz w:val="17"/>
               </w:rPr>
-              <w:t>79.4 años</w:t>
+              <w:t>49.00</w:t>
             </w:r>
           </w:p>
         </w:tc>
         <w:tc>
           <w:tcPr>
-            <w:tcW w:type="dxa" w:w="1872"/>
+            <w:tcW w:type="dxa" w:w="1560"/>
             <w:shd w:fill="FFFFFF"/>
+            <w:tcMar>
+              <w:top w:w="70" w:type="dxa"/>
+              <w:bottom w:w="70" w:type="dxa"/>
+              <w:left w:w="100" w:type="dxa"/>
+              <w:right w:w="100" w:type="dxa"/>
+            </w:tcMar>
           </w:tcPr>
           <w:p>
             <w:pPr>
-              <w:spacing w:after="40" w:before="40"/>
+              <w:spacing w:after="0" w:before="0"/>
             </w:pPr>
             <w:r>
               <w:rPr>
                 <w:color w:val="2D3748"/>
                 <w:sz w:val="17"/>
               </w:rPr>
-              <w:t>0</w:t>
+              <w:t>20.25</w:t>
             </w:r>
           </w:p>
         </w:tc>
         <w:tc>
           <w:tcPr>
-            <w:tcW w:type="dxa" w:w="1872"/>
+            <w:tcW w:type="dxa" w:w="1560"/>
             <w:shd w:fill="FFFFFF"/>
+            <w:tcMar>
+              <w:top w:w="70" w:type="dxa"/>
+              <w:bottom w:w="70" w:type="dxa"/>
+              <w:left w:w="100" w:type="dxa"/>
+              <w:right w:w="100" w:type="dxa"/>
+            </w:tcMar>
           </w:tcPr>
           <w:p>
             <w:pPr>
-              <w:spacing w:after="40" w:before="40"/>
+              <w:spacing w:after="0" w:before="0"/>
             </w:pPr>
             <w:r>
               <w:rPr>
                 <w:color w:val="2D3748"/>
                 <w:sz w:val="17"/>
               </w:rPr>
-              <w:t>Ninguno</w:t>
+              <w:t>[-1.62, 79.38]</w:t>
+            </w:r>
+          </w:p>
+        </w:tc>
+        <w:tc>
+          <w:tcPr>
+            <w:tcW w:type="dxa" w:w="1560"/>
+            <w:shd w:fill="FFFFFF"/>
+            <w:tcMar>
+              <w:top w:w="70" w:type="dxa"/>
+              <w:bottom w:w="70" w:type="dxa"/>
+              <w:left w:w="100" w:type="dxa"/>
+              <w:right w:w="100" w:type="dxa"/>
+            </w:tcMar>
+          </w:tcPr>
+          <w:p>
+            <w:pPr>
+              <w:spacing w:after="0" w:before="0"/>
+            </w:pPr>
+            <w:r>
+              <w:rPr>
+                <w:color w:val="2D3748"/>
+                <w:sz w:val="17"/>
+              </w:rPr>
+              <w:t>0 (Ninguno)</w:t>
             </w:r>
           </w:p>
         </w:tc>
@@ -631,16 +1698,23 @@
       <w:tr>
         <w:tc>
           <w:tcPr>
-            <w:tcW w:type="dxa" w:w="1872"/>
-            <w:shd w:fill="F7FAFC"/>
+            <w:tcW w:type="dxa" w:w="1560"/>
+            <w:shd w:fill="EBF8FF"/>
+            <w:tcMar>
+              <w:top w:w="70" w:type="dxa"/>
+              <w:bottom w:w="70" w:type="dxa"/>
+              <w:left w:w="100" w:type="dxa"/>
+              <w:right w:w="100" w:type="dxa"/>
+            </w:tcMar>
           </w:tcPr>
           <w:p>
             <w:pPr>
-              <w:spacing w:after="40" w:before="40"/>
+              <w:spacing w:after="0" w:before="0"/>
             </w:pPr>
             <w:r>
               <w:rPr>
-                <w:color w:val="2D3748"/>
+                <w:b/>
+                <w:color w:val="1A365D"/>
                 <w:sz w:val="17"/>
               </w:rPr>
               <w:t>Annual Income (k$)</w:t>
@@ -649,73 +1723,126 @@
         </w:tc>
         <w:tc>
           <w:tcPr>
-            <w:tcW w:type="dxa" w:w="1872"/>
-            <w:shd w:fill="F7FAFC"/>
+            <w:tcW w:type="dxa" w:w="1560"/>
+            <w:shd w:fill="EBF8FF"/>
+            <w:tcMar>
+              <w:top w:w="70" w:type="dxa"/>
+              <w:bottom w:w="70" w:type="dxa"/>
+              <w:left w:w="100" w:type="dxa"/>
+              <w:right w:w="100" w:type="dxa"/>
+            </w:tcMar>
           </w:tcPr>
           <w:p>
             <w:pPr>
-              <w:spacing w:after="40" w:before="40"/>
+              <w:spacing w:after="0" w:before="0"/>
             </w:pPr>
             <w:r>
               <w:rPr>
-                <w:color w:val="2D3748"/>
+                <w:b/>
+                <w:color w:val="1A365D"/>
                 <w:sz w:val="17"/>
               </w:rPr>
-              <w:t>-13.2 k$</w:t>
+              <w:t>41.50</w:t>
             </w:r>
           </w:p>
         </w:tc>
         <w:tc>
           <w:tcPr>
-            <w:tcW w:type="dxa" w:w="1872"/>
-            <w:shd w:fill="F7FAFC"/>
+            <w:tcW w:type="dxa" w:w="1560"/>
+            <w:shd w:fill="EBF8FF"/>
+            <w:tcMar>
+              <w:top w:w="70" w:type="dxa"/>
+              <w:bottom w:w="70" w:type="dxa"/>
+              <w:left w:w="100" w:type="dxa"/>
+              <w:right w:w="100" w:type="dxa"/>
+            </w:tcMar>
           </w:tcPr>
           <w:p>
             <w:pPr>
-              <w:spacing w:after="40" w:before="40"/>
+              <w:spacing w:after="0" w:before="0"/>
             </w:pPr>
             <w:r>
               <w:rPr>
-                <w:color w:val="2D3748"/>
+                <w:b/>
+                <w:color w:val="1A365D"/>
                 <w:sz w:val="17"/>
               </w:rPr>
-              <w:t>132.8 k$</w:t>
+              <w:t>78.00</w:t>
             </w:r>
           </w:p>
         </w:tc>
         <w:tc>
           <w:tcPr>
-            <w:tcW w:type="dxa" w:w="1872"/>
-            <w:shd w:fill="F7FAFC"/>
+            <w:tcW w:type="dxa" w:w="1560"/>
+            <w:shd w:fill="EBF8FF"/>
+            <w:tcMar>
+              <w:top w:w="70" w:type="dxa"/>
+              <w:bottom w:w="70" w:type="dxa"/>
+              <w:left w:w="100" w:type="dxa"/>
+              <w:right w:w="100" w:type="dxa"/>
+            </w:tcMar>
           </w:tcPr>
           <w:p>
             <w:pPr>
-              <w:spacing w:after="40" w:before="40"/>
+              <w:spacing w:after="0" w:before="0"/>
             </w:pPr>
             <w:r>
               <w:rPr>
-                <w:color w:val="2D3748"/>
+                <w:b/>
+                <w:color w:val="1A365D"/>
                 <w:sz w:val="17"/>
               </w:rPr>
-              <w:t>2</w:t>
+              <w:t>36.50</w:t>
             </w:r>
           </w:p>
         </w:tc>
         <w:tc>
           <w:tcPr>
-            <w:tcW w:type="dxa" w:w="1872"/>
-            <w:shd w:fill="F7FAFC"/>
+            <w:tcW w:type="dxa" w:w="1560"/>
+            <w:shd w:fill="EBF8FF"/>
+            <w:tcMar>
+              <w:top w:w="70" w:type="dxa"/>
+              <w:bottom w:w="70" w:type="dxa"/>
+              <w:left w:w="100" w:type="dxa"/>
+              <w:right w:w="100" w:type="dxa"/>
+            </w:tcMar>
           </w:tcPr>
           <w:p>
             <w:pPr>
-              <w:spacing w:after="40" w:before="40"/>
+              <w:spacing w:after="0" w:before="0"/>
             </w:pPr>
             <w:r>
               <w:rPr>
-                <w:color w:val="2D3748"/>
+                <w:b/>
+                <w:color w:val="1A365D"/>
                 <w:sz w:val="17"/>
               </w:rPr>
-              <w:t>ID 199 (137 k$), ID 200 (137 k$)</w:t>
+              <w:t>[-13.25, 132.75]</w:t>
+            </w:r>
+          </w:p>
+        </w:tc>
+        <w:tc>
+          <w:tcPr>
+            <w:tcW w:type="dxa" w:w="1560"/>
+            <w:shd w:fill="EBF8FF"/>
+            <w:tcMar>
+              <w:top w:w="70" w:type="dxa"/>
+              <w:bottom w:w="70" w:type="dxa"/>
+              <w:left w:w="100" w:type="dxa"/>
+              <w:right w:w="100" w:type="dxa"/>
+            </w:tcMar>
+          </w:tcPr>
+          <w:p>
+            <w:pPr>
+              <w:spacing w:after="0" w:before="0"/>
+            </w:pPr>
+            <w:r>
+              <w:rPr>
+                <w:b/>
+                <w:color w:val="1A365D"/>
+                <w:sz w:val="17"/>
+              </w:rPr>
+              <w:t>2 clientes (ID 199 y 200: 137 k$)</w:t>
             </w:r>
           </w:p>
         </w:tc>
@@ -723,12 +1850,18 @@
       <w:tr>
         <w:tc>
           <w:tcPr>
-            <w:tcW w:type="dxa" w:w="1872"/>
+            <w:tcW w:type="dxa" w:w="1560"/>
             <w:shd w:fill="FFFFFF"/>
+            <w:tcMar>
+              <w:top w:w="70" w:type="dxa"/>
+              <w:bottom w:w="70" w:type="dxa"/>
+              <w:left w:w="100" w:type="dxa"/>
+              <w:right w:w="100" w:type="dxa"/>
+            </w:tcMar>
           </w:tcPr>
           <w:p>
             <w:pPr>
-              <w:spacing w:after="40" w:before="40"/>
+              <w:spacing w:after="0" w:before="0"/>
             </w:pPr>
             <w:r>
               <w:rPr>
@@ -741,73 +1874,121 @@
         </w:tc>
         <w:tc>
           <w:tcPr>
-            <w:tcW w:type="dxa" w:w="1872"/>
+            <w:tcW w:type="dxa" w:w="1560"/>
             <w:shd w:fill="FFFFFF"/>
+            <w:tcMar>
+              <w:top w:w="70" w:type="dxa"/>
+              <w:bottom w:w="70" w:type="dxa"/>
+              <w:left w:w="100" w:type="dxa"/>
+              <w:right w:w="100" w:type="dxa"/>
+            </w:tcMar>
           </w:tcPr>
           <w:p>
             <w:pPr>
-              <w:spacing w:after="40" w:before="40"/>
+              <w:spacing w:after="0" w:before="0"/>
             </w:pPr>
             <w:r>
               <w:rPr>
                 <w:color w:val="2D3748"/>
                 <w:sz w:val="17"/>
               </w:rPr>
-              <w:t>-22.6 pts</w:t>
+              <w:t>34.75</w:t>
             </w:r>
           </w:p>
         </w:tc>
         <w:tc>
           <w:tcPr>
-            <w:tcW w:type="dxa" w:w="1872"/>
+            <w:tcW w:type="dxa" w:w="1560"/>
             <w:shd w:fill="FFFFFF"/>
+            <w:tcMar>
+              <w:top w:w="70" w:type="dxa"/>
+              <w:bottom w:w="70" w:type="dxa"/>
+              <w:left w:w="100" w:type="dxa"/>
+              <w:right w:w="100" w:type="dxa"/>
+            </w:tcMar>
           </w:tcPr>
           <w:p>
             <w:pPr>
-              <w:spacing w:after="40" w:before="40"/>
+              <w:spacing w:after="0" w:before="0"/>
             </w:pPr>
             <w:r>
               <w:rPr>
                 <w:color w:val="2D3748"/>
                 <w:sz w:val="17"/>
               </w:rPr>
-              <w:t>130.4 pts</w:t>
+              <w:t>73.00</w:t>
             </w:r>
           </w:p>
         </w:tc>
         <w:tc>
           <w:tcPr>
-            <w:tcW w:type="dxa" w:w="1872"/>
+            <w:tcW w:type="dxa" w:w="1560"/>
             <w:shd w:fill="FFFFFF"/>
+            <w:tcMar>
+              <w:top w:w="70" w:type="dxa"/>
+              <w:bottom w:w="70" w:type="dxa"/>
+              <w:left w:w="100" w:type="dxa"/>
+              <w:right w:w="100" w:type="dxa"/>
+            </w:tcMar>
           </w:tcPr>
           <w:p>
             <w:pPr>
-              <w:spacing w:after="40" w:before="40"/>
+              <w:spacing w:after="0" w:before="0"/>
             </w:pPr>
             <w:r>
               <w:rPr>
                 <w:color w:val="2D3748"/>
                 <w:sz w:val="17"/>
               </w:rPr>
-              <w:t>0</w:t>
+              <w:t>38.25</w:t>
             </w:r>
           </w:p>
         </w:tc>
         <w:tc>
           <w:tcPr>
-            <w:tcW w:type="dxa" w:w="1872"/>
+            <w:tcW w:type="dxa" w:w="1560"/>
             <w:shd w:fill="FFFFFF"/>
+            <w:tcMar>
+              <w:top w:w="70" w:type="dxa"/>
+              <w:bottom w:w="70" w:type="dxa"/>
+              <w:left w:w="100" w:type="dxa"/>
+              <w:right w:w="100" w:type="dxa"/>
+            </w:tcMar>
           </w:tcPr>
           <w:p>
             <w:pPr>
-              <w:spacing w:after="40" w:before="40"/>
+              <w:spacing w:after="0" w:before="0"/>
             </w:pPr>
             <w:r>
               <w:rPr>
                 <w:color w:val="2D3748"/>
                 <w:sz w:val="17"/>
               </w:rPr>
-              <w:t>Ninguno</w:t>
+              <w:t>[-22.62, 130.38]</w:t>
+            </w:r>
+          </w:p>
+        </w:tc>
+        <w:tc>
+          <w:tcPr>
+            <w:tcW w:type="dxa" w:w="1560"/>
+            <w:shd w:fill="FFFFFF"/>
+            <w:tcMar>
+              <w:top w:w="70" w:type="dxa"/>
+              <w:bottom w:w="70" w:type="dxa"/>
+              <w:left w:w="100" w:type="dxa"/>
+              <w:right w:w="100" w:type="dxa"/>
+            </w:tcMar>
+          </w:tcPr>
+          <w:p>
+            <w:pPr>
+              <w:spacing w:after="0" w:before="0"/>
+            </w:pPr>
+            <w:r>
+              <w:rPr>
+                <w:color w:val="2D3748"/>
+                <w:sz w:val="17"/>
+              </w:rPr>
+              <w:t>0 (Ninguno)</w:t>
             </w:r>
           </w:p>
         </w:tc>
@@ -828,19 +2009,19 @@
           <w:color w:val="2D3748"/>
           <w:sz w:val="21"/>
         </w:rPr>
-        <w:t>Decisión Metodológica respecto a los Outliers: Aunque el algoritmo K-Means es sensible a outliers porque la media aritmética minimiza las distancias al cuadrado, en este escenario de negocio dichos clientes (IDs 199 y 200 con ingresos de $137,000 USD anuales) NO constituyen errores de digitación ni ruido instrumental, sino clientes reales de ultra-alto patrimonio (Ultra-High-Net-Worth). Eliminarlos sesgaría la capacidad del centro comercial de caracterizar su segmento VIP más rentable. En consecuencia, se conservan y se mitiga su apalancamiento mediante la estandarización previa.</w:t>
+        <w:t>• Tratamiento de los valores atípicos: Estos 2 registros NO son errores de medición ni datos corruptos; representan clientes reales de alto patrimonio ( segmento VIP/Premium ). En segmentación comercial, eliminar a los clientes más acaudalados cercenaría la visibilidad del segmento de lujo. Por lo tanto, se conservan y su magnitud se regulariza mediante estandarización Z-Score.</w:t>
       </w:r>
     </w:p>
     <w:p>
       <w:pPr>
         <w:pStyle w:val="Heading2"/>
-        <w:spacing w:before="280" w:after="80"/>
+        <w:spacing w:before="240" w:after="80"/>
       </w:pPr>
       <w:r>
         <w:rPr>
           <w:b/>
           <w:color w:val="2B6CB0"/>
-          <w:sz w:val="27"/>
+          <w:sz w:val="26"/>
         </w:rPr>
         <w:t>Pregunta 1.3: ¿Qué tipo de relaciones se observan entre las variables?</w:t>
       </w:r>
@@ -855,7 +2036,7 @@
           <w:color w:val="2D3748"/>
           <w:sz w:val="21"/>
         </w:rPr>
-        <w:t xml:space="preserve">Análisis Bivariado y Correlacional: </w:t>
+        <w:t xml:space="preserve">Respuesta: </w:t>
       </w:r>
       <w:r>
         <w:rPr>
@@ -863,7 +2044,7 @@
           <w:color w:val="2D3748"/>
           <w:sz w:val="21"/>
         </w:rPr>
-        <w:t>Del análisis exploratorio visual y la matriz de correlación de Pearson se concluyen tres hallazgos estructurales:</w:t>
+        <w:t>Se observan tres comportamientos relacionales fundamentales entre las variables del dataset:</w:t>
       </w:r>
     </w:p>
     <w:p>
@@ -876,18 +2057,15 @@
           <w:color w:val="2D3748"/>
           <w:sz w:val="21"/>
         </w:rPr>
-        <w:t>• Relación no lineal entre Ingreso y Gasto (r = 0.0099): La correlación de Pearson es prácticamente cero (cercana a 0.01). Esto demuestra la ausencia total de relación lineal global: un mayor ingreso no implica automáticamente mayor o menor gasto. Sin embargo, la gráfica de dispersión revela un clarísimo patrón no lineal en forma de abanico con 5 densidades independientes.</w:t>
+        <w:t>1. Relación No Lineal Estructurada entre Ingreso Anual y Puntaje de Gasto (r = 0.010): El coeficiente de correlación lineal de Pearson es prácticamente cero (0.010), lo que demuestra que no existe proporcionalidad lineal directa (ganar más dinero no implica gastar más en el mall). Sin embargo, visualmente existe una fuerte relación espacial no lineal en forma de 'X' o cinco islas bien diferenciadas: cuatro grupos en las esquinas extremas y un grupo denso en el centro.</w:t>
         <w:br/>
+        <w:t>2. Relación Lineal Inversa Moderada entre Edad y Puntaje de Gasto (r = -0.327): Existe una correlación negativa estadísticamente significativa. Los clientes jóvenes (18 a 39 años) concentran los puntajes de gasto más altos (superiores a 60 puntos), mientras que los clientes mayores de 40 años presentan un comportamiento más conservador (puntajes entre 1 y 60 puntos).</w:t>
         <w:br/>
-        <w:t>• Relación inversa moderada entre Edad y Puntaje de Gasto (r = -0.3272): Existe una correlación negativa estadísticamente significativa. Los consumidores jóvenes (&lt; 40 años) presentan mayor propensión al gasto elevado (scores de 60 a 99), mientras que a partir de los 40 años el puntaje de gasto decae y converge a una meseta moderada (scores de 30 a 60).</w:t>
-        <w:br/>
-        <w:br/>
-        <w:t>• Independencia entre Edad e Ingreso Anual (r = -0.0124): No se evidencia una concentración de altos ingresos restringida a edades avanzadas; el centro comercial recibe clientes con ingresos representativos en todos los rangos generacionales.</w:t>
+        <w:t>3. Independencia entre Edad e Ingreso Anual (r = -0.012): El nivel de ingresos no depende linealmente de la edad en esta muestra de clientes.</w:t>
       </w:r>
     </w:p>
     <w:p>
       <w:pPr>
-        <w:spacing w:before="120" w:after="40"/>
         <w:jc w:val="center"/>
       </w:pPr>
     </w:p>
@@ -936,12 +2114,11 @@
           <w:i/>
           <w:sz w:val="17"/>
         </w:rPr>
-        <w:t>Figura 1: Distribución empírica y diagramas de caja para detección de valores atípicos.</w:t>
+        <w:t>Figura 1: Histogramas de distribución y Boxplots para detección de valores atípicos (Parte 1).</w:t>
       </w:r>
     </w:p>
     <w:p>
       <w:pPr>
-        <w:spacing w:before="120" w:after="40"/>
         <w:jc w:val="center"/>
       </w:pPr>
     </w:p>
@@ -990,19 +2167,19 @@
           <w:i/>
           <w:sz w:val="17"/>
         </w:rPr>
-        <w:t>Figura 2: Dispersión bivariada Ingreso vs. Gasto por género y matriz de correlación de Pearson.</w:t>
+        <w:t>Figura 2: Gráfico de dispersión Ingreso vs. Gasto por género y Matriz de Correlación de Pearson (Parte 1).</w:t>
       </w:r>
     </w:p>
     <w:p>
       <w:pPr>
         <w:pStyle w:val="Heading1"/>
-        <w:spacing w:before="360" w:after="120"/>
+        <w:spacing w:before="320" w:after="120"/>
       </w:pPr>
       <w:r>
         <w:rPr>
           <w:b/>
           <w:color w:val="1A365D"/>
-          <w:sz w:val="34"/>
+          <w:sz w:val="33"/>
         </w:rPr>
         <w:t>Parte 2 – Preprocesamiento de Datos</w:t>
       </w:r>
@@ -1017,19 +2194,19 @@
           <w:color w:val="2D3748"/>
           <w:sz w:val="21"/>
         </w:rPr>
-        <w:t>En esta etapa se aplicó el estimador StandardScaler de scikit-learn sobre las variables seleccionadas [Annual Income (k$), Spending Score (1-100)], transformando cada característica para que tenga una media teórica cero (μ = 0) y varianza unitaria (σ² = 1).</w:t>
+        <w:t>Actividad desarrollada: Se aplicó la transformación StandardScaler de scikit-learn a la matriz de características X = [Annual Income (k$), Spending Score (1-100)], estandarizando cada variable mediante la fórmula Z-Score: z = (x - μ) / σ, logrando media cero (μ = 0) y desviación estándar unitaria (σ = 1).</w:t>
       </w:r>
     </w:p>
     <w:p>
       <w:pPr>
         <w:pStyle w:val="Heading2"/>
-        <w:spacing w:before="280" w:after="80"/>
+        <w:spacing w:before="240" w:after="80"/>
       </w:pPr>
       <w:r>
         <w:rPr>
           <w:b/>
           <w:color w:val="2B6CB0"/>
-          <w:sz w:val="27"/>
+          <w:sz w:val="26"/>
         </w:rPr>
         <w:t>Pregunta 2.1: ¿Por qué es necesario escalar las variables en el algoritmo K-Means?</w:t>
       </w:r>
@@ -1044,7 +2221,7 @@
           <w:color w:val="2D3748"/>
           <w:sz w:val="21"/>
         </w:rPr>
-        <w:t xml:space="preserve">Fundamentación Teórica y Matemática: </w:t>
+        <w:t xml:space="preserve">Respuesta: </w:t>
       </w:r>
       <w:r>
         <w:rPr>
@@ -1052,7 +2229,7 @@
           <w:color w:val="2D3748"/>
           <w:sz w:val="21"/>
         </w:rPr>
-        <w:t>El escalado de variables es un requisito indispensable y fundacional en K-Means debido a la naturaleza geométrica y la función de pérdida del algoritmo.</w:t>
+        <w:t>Escalar las variables es estrictamente necesario en K-Means porque es un algoritmo basado en distancias geométricas (específicamente la distancia euclidiana) y varianzas isotrópicas.</w:t>
       </w:r>
     </w:p>
     <w:p>
@@ -1065,29 +2242,29 @@
           <w:color w:val="2D3748"/>
           <w:sz w:val="21"/>
         </w:rPr>
-        <w:t>1. Sensibilidad a la Distancia Euclidiana: K-Means clasifica cada observación asignándola al centroide más próximo mediante la métrica de distancia euclidiana:</w:t>
+        <w:t>1. Dominancia de Escala en la Distancia Euclidiana: K-Means asigna cada cliente x_i al centroide μ_k más cercano calculando:</w:t>
         <w:br/>
-        <w:t xml:space="preserve">       d(x_i, μ_k) = √ [ ∑_{j=1}^p (x_{ij} - μ_{kj})² ]</w:t>
+        <w:t xml:space="preserve">       d(x_i, μ_k) = √ [ (Ingreso_i - μ_Ingreso)² + (Gasto_i - μ_Gasto)² ]</w:t>
         <w:br/>
-        <w:t>Si una variable tiene una escala numérica significativamente mayor o mayor varianza (por ejemplo, ingresos anuales que oscilan entre 15 y 137 k$, frente a puntajes en escala 1 a 100 o variables en escala monetaria de miles a millones), las diferencias al cuadrado de la variable con mayor magnitud numérica dominarán completamente la suma de distancias. La variable en escala menor se vuelve prácticamente 'invisible' para el algoritmo.</w:t>
+        <w:t>Si las variables se encuentran en escalas o rangos distintos (por ejemplo, el Ingreso llega hasta 137 o si estuviera expresado en dólares reales hasta 137,000, mientras el Puntaje de Gasto va de 1 a 100), las diferencias al cuadrado de la variable con mayor magnitud numérica dominarán por completo la suma. El algoritmo terminaría agrupando únicamente por ingreso e ignorando el puntaje de gasto.</w:t>
         <w:br/>
         <w:br/>
-        <w:t>2. Geometría Isotrópica de los Clusters: K-Means asume implícitamente que los clusters son esferas isotrópicas con igual dispersión en todas las direcciones del espacio dimensional. Si las escalas son dispares, el espacio se deforma en elipses alargadas, provocando que los centroides se muevan casi exclusivamente a lo largo del eje con mayor varianza.</w:t>
+        <w:t>2. Eliminación del Sesgo de Varianza: Sin estandarización, las variables con mayor varianza ejercen una tracción desproporcionada sobre la posición de los centroides, deformando la geometría esférica de los clusters en elipsoides sesgados.</w:t>
         <w:br/>
         <w:br/>
-        <w:t>3. Consecuencia de la Estandarización Z-Score: Al aplicar z = (x - μ) / σ, ambas variables se expresan en unidades adimensionales de desviación estándar, otorgando a cada atributo un peso equivalente (50% y 50%) en la función de costo de suma de errores cuadráticos (WCSS).</w:t>
+        <w:t>3. Equidad de Peso (50% - 50%) y Convergencia: Al aplicar StandardScaler, ambas variables quedan expresadas en unidades adimensionales de desviación estándar (rango aproximado de -2.0 a +2.9), garantizando que tanto el Ingreso Anual como el Puntaje de Gasto tengan exactamente el mismo peso relativo en la función objetivo y acelerando la convergencia del algoritmo.</w:t>
       </w:r>
     </w:p>
     <w:p>
       <w:pPr>
         <w:pStyle w:val="Heading1"/>
-        <w:spacing w:before="360" w:after="120"/>
+        <w:spacing w:before="320" w:after="120"/>
       </w:pPr>
       <w:r>
         <w:rPr>
           <w:b/>
           <w:color w:val="1A365D"/>
-          <w:sz w:val="34"/>
+          <w:sz w:val="33"/>
         </w:rPr>
         <w:t>Parte 3 – Método del Codo (Elbow Method)</w:t>
       </w:r>
@@ -1102,21 +2279,1125 @@
           <w:color w:val="2D3748"/>
           <w:sz w:val="21"/>
         </w:rPr>
-        <w:t>El Método del Codo evalúa la inercia del modelo (Within-Cluster Sum of Squares, WCSS) para un rango de valores de K entre 1 y 10. La inercia mide la suma de las distancias euclidianas al cuadrado entre cada punto de datos y el centroide asignado a su cluster:</w:t>
+        <w:t>Actividad desarrollada: Se entrenaron 10 modelos secuenciales de K-Means para K = 1 hasta K = 10 sobre los datos escalados, registrando en cada uno la Inercia o WCSS (Within-Cluster Sum of Squares), definida como:</w:t>
         <w:br/>
         <w:t xml:space="preserve">       WCSS = ∑_{k=1}^K ∑_{x_i ∈ C_k} || x_i - μ_k ||²</w:t>
       </w:r>
     </w:p>
+    <w:tbl>
+      <w:tblPr>
+        <w:tblW w:type="auto" w:w="0"/>
+        <w:jc w:val="center"/>
+        <w:tblLook w:firstColumn="1" w:firstRow="1" w:lastColumn="0" w:lastRow="0" w:noHBand="0" w:noVBand="1" w:val="04A0"/>
+      </w:tblPr>
+      <w:tblGrid>
+        <w:gridCol w:w="2340"/>
+        <w:gridCol w:w="2340"/>
+        <w:gridCol w:w="2340"/>
+        <w:gridCol w:w="2340"/>
+      </w:tblGrid>
+      <w:tr>
+        <w:tc>
+          <w:tcPr>
+            <w:tcW w:type="dxa" w:w="2340"/>
+            <w:shd w:fill="1A365D"/>
+            <w:tcMar>
+              <w:top w:w="80" w:type="dxa"/>
+              <w:bottom w:w="80" w:type="dxa"/>
+              <w:left w:w="100" w:type="dxa"/>
+              <w:right w:w="100" w:type="dxa"/>
+            </w:tcMar>
+          </w:tcPr>
+          <w:p>
+            <w:pPr>
+              <w:spacing w:after="0" w:before="0"/>
+            </w:pPr>
+            <w:r>
+              <w:rPr>
+                <w:b/>
+                <w:color w:val="FFFFFF"/>
+                <w:sz w:val="17"/>
+              </w:rPr>
+              <w:t>Número de Clusters (K)</w:t>
+            </w:r>
+          </w:p>
+        </w:tc>
+        <w:tc>
+          <w:tcPr>
+            <w:tcW w:type="dxa" w:w="2340"/>
+            <w:shd w:fill="1A365D"/>
+            <w:tcMar>
+              <w:top w:w="80" w:type="dxa"/>
+              <w:bottom w:w="80" w:type="dxa"/>
+              <w:left w:w="100" w:type="dxa"/>
+              <w:right w:w="100" w:type="dxa"/>
+            </w:tcMar>
+          </w:tcPr>
+          <w:p>
+            <w:pPr>
+              <w:spacing w:after="0" w:before="0"/>
+            </w:pPr>
+            <w:r>
+              <w:rPr>
+                <w:b/>
+                <w:color w:val="FFFFFF"/>
+                <w:sz w:val="17"/>
+              </w:rPr>
+              <w:t>Inercia Intra-Cluster (WCSS)</w:t>
+            </w:r>
+          </w:p>
+        </w:tc>
+        <w:tc>
+          <w:tcPr>
+            <w:tcW w:type="dxa" w:w="2340"/>
+            <w:shd w:fill="1A365D"/>
+            <w:tcMar>
+              <w:top w:w="80" w:type="dxa"/>
+              <w:bottom w:w="80" w:type="dxa"/>
+              <w:left w:w="100" w:type="dxa"/>
+              <w:right w:w="100" w:type="dxa"/>
+            </w:tcMar>
+          </w:tcPr>
+          <w:p>
+            <w:pPr>
+              <w:spacing w:after="0" w:before="0"/>
+            </w:pPr>
+            <w:r>
+              <w:rPr>
+                <w:b/>
+                <w:color w:val="FFFFFF"/>
+                <w:sz w:val="17"/>
+              </w:rPr>
+              <w:t>Reducción Absoluta (Δ WCSS)</w:t>
+            </w:r>
+          </w:p>
+        </w:tc>
+        <w:tc>
+          <w:tcPr>
+            <w:tcW w:type="dxa" w:w="2340"/>
+            <w:shd w:fill="1A365D"/>
+            <w:tcMar>
+              <w:top w:w="80" w:type="dxa"/>
+              <w:bottom w:w="80" w:type="dxa"/>
+              <w:left w:w="100" w:type="dxa"/>
+              <w:right w:w="100" w:type="dxa"/>
+            </w:tcMar>
+          </w:tcPr>
+          <w:p>
+            <w:pPr>
+              <w:spacing w:after="0" w:before="0"/>
+            </w:pPr>
+            <w:r>
+              <w:rPr>
+                <w:b/>
+                <w:color w:val="FFFFFF"/>
+                <w:sz w:val="17"/>
+              </w:rPr>
+              <w:t>Reducción Porcentual (%)</w:t>
+            </w:r>
+          </w:p>
+        </w:tc>
+      </w:tr>
+      <w:tr>
+        <w:tc>
+          <w:tcPr>
+            <w:tcW w:type="dxa" w:w="2340"/>
+            <w:shd w:fill="FFFFFF"/>
+            <w:tcMar>
+              <w:top w:w="70" w:type="dxa"/>
+              <w:bottom w:w="70" w:type="dxa"/>
+              <w:left w:w="100" w:type="dxa"/>
+              <w:right w:w="100" w:type="dxa"/>
+            </w:tcMar>
+          </w:tcPr>
+          <w:p>
+            <w:pPr>
+              <w:spacing w:after="0" w:before="0"/>
+            </w:pPr>
+            <w:r>
+              <w:rPr>
+                <w:color w:val="2D3748"/>
+                <w:sz w:val="17"/>
+              </w:rPr>
+              <w:t>K = 1</w:t>
+            </w:r>
+          </w:p>
+        </w:tc>
+        <w:tc>
+          <w:tcPr>
+            <w:tcW w:type="dxa" w:w="2340"/>
+            <w:shd w:fill="FFFFFF"/>
+            <w:tcMar>
+              <w:top w:w="70" w:type="dxa"/>
+              <w:bottom w:w="70" w:type="dxa"/>
+              <w:left w:w="100" w:type="dxa"/>
+              <w:right w:w="100" w:type="dxa"/>
+            </w:tcMar>
+          </w:tcPr>
+          <w:p>
+            <w:pPr>
+              <w:spacing w:after="0" w:before="0"/>
+            </w:pPr>
+            <w:r>
+              <w:rPr>
+                <w:color w:val="2D3748"/>
+                <w:sz w:val="17"/>
+              </w:rPr>
+              <w:t>400.00</w:t>
+            </w:r>
+          </w:p>
+        </w:tc>
+        <w:tc>
+          <w:tcPr>
+            <w:tcW w:type="dxa" w:w="2340"/>
+            <w:shd w:fill="FFFFFF"/>
+            <w:tcMar>
+              <w:top w:w="70" w:type="dxa"/>
+              <w:bottom w:w="70" w:type="dxa"/>
+              <w:left w:w="100" w:type="dxa"/>
+              <w:right w:w="100" w:type="dxa"/>
+            </w:tcMar>
+          </w:tcPr>
+          <w:p>
+            <w:pPr>
+              <w:spacing w:after="0" w:before="0"/>
+            </w:pPr>
+            <w:r>
+              <w:rPr>
+                <w:color w:val="2D3748"/>
+                <w:sz w:val="17"/>
+              </w:rPr>
+              <w:t>-</w:t>
+            </w:r>
+          </w:p>
+        </w:tc>
+        <w:tc>
+          <w:tcPr>
+            <w:tcW w:type="dxa" w:w="2340"/>
+            <w:shd w:fill="FFFFFF"/>
+            <w:tcMar>
+              <w:top w:w="70" w:type="dxa"/>
+              <w:bottom w:w="70" w:type="dxa"/>
+              <w:left w:w="100" w:type="dxa"/>
+              <w:right w:w="100" w:type="dxa"/>
+            </w:tcMar>
+          </w:tcPr>
+          <w:p>
+            <w:pPr>
+              <w:spacing w:after="0" w:before="0"/>
+            </w:pPr>
+            <w:r>
+              <w:rPr>
+                <w:color w:val="2D3748"/>
+                <w:sz w:val="17"/>
+              </w:rPr>
+              <w:t>-</w:t>
+            </w:r>
+          </w:p>
+        </w:tc>
+      </w:tr>
+      <w:tr>
+        <w:tc>
+          <w:tcPr>
+            <w:tcW w:type="dxa" w:w="2340"/>
+            <w:shd w:fill="F7FAFC"/>
+            <w:tcMar>
+              <w:top w:w="70" w:type="dxa"/>
+              <w:bottom w:w="70" w:type="dxa"/>
+              <w:left w:w="100" w:type="dxa"/>
+              <w:right w:w="100" w:type="dxa"/>
+            </w:tcMar>
+          </w:tcPr>
+          <w:p>
+            <w:pPr>
+              <w:spacing w:after="0" w:before="0"/>
+            </w:pPr>
+            <w:r>
+              <w:rPr>
+                <w:color w:val="2D3748"/>
+                <w:sz w:val="17"/>
+              </w:rPr>
+              <w:t>K = 2</w:t>
+            </w:r>
+          </w:p>
+        </w:tc>
+        <w:tc>
+          <w:tcPr>
+            <w:tcW w:type="dxa" w:w="2340"/>
+            <w:shd w:fill="F7FAFC"/>
+            <w:tcMar>
+              <w:top w:w="70" w:type="dxa"/>
+              <w:bottom w:w="70" w:type="dxa"/>
+              <w:left w:w="100" w:type="dxa"/>
+              <w:right w:w="100" w:type="dxa"/>
+            </w:tcMar>
+          </w:tcPr>
+          <w:p>
+            <w:pPr>
+              <w:spacing w:after="0" w:before="0"/>
+            </w:pPr>
+            <w:r>
+              <w:rPr>
+                <w:color w:val="2D3748"/>
+                <w:sz w:val="17"/>
+              </w:rPr>
+              <w:t>269.69</w:t>
+            </w:r>
+          </w:p>
+        </w:tc>
+        <w:tc>
+          <w:tcPr>
+            <w:tcW w:type="dxa" w:w="2340"/>
+            <w:shd w:fill="F7FAFC"/>
+            <w:tcMar>
+              <w:top w:w="70" w:type="dxa"/>
+              <w:bottom w:w="70" w:type="dxa"/>
+              <w:left w:w="100" w:type="dxa"/>
+              <w:right w:w="100" w:type="dxa"/>
+            </w:tcMar>
+          </w:tcPr>
+          <w:p>
+            <w:pPr>
+              <w:spacing w:after="0" w:before="0"/>
+            </w:pPr>
+            <w:r>
+              <w:rPr>
+                <w:color w:val="2D3748"/>
+                <w:sz w:val="17"/>
+              </w:rPr>
+              <w:t>-130.31</w:t>
+            </w:r>
+          </w:p>
+        </w:tc>
+        <w:tc>
+          <w:tcPr>
+            <w:tcW w:type="dxa" w:w="2340"/>
+            <w:shd w:fill="F7FAFC"/>
+            <w:tcMar>
+              <w:top w:w="70" w:type="dxa"/>
+              <w:bottom w:w="70" w:type="dxa"/>
+              <w:left w:w="100" w:type="dxa"/>
+              <w:right w:w="100" w:type="dxa"/>
+            </w:tcMar>
+          </w:tcPr>
+          <w:p>
+            <w:pPr>
+              <w:spacing w:after="0" w:before="0"/>
+            </w:pPr>
+            <w:r>
+              <w:rPr>
+                <w:color w:val="2D3748"/>
+                <w:sz w:val="17"/>
+              </w:rPr>
+              <w:t>-32.6%</w:t>
+            </w:r>
+          </w:p>
+        </w:tc>
+      </w:tr>
+      <w:tr>
+        <w:tc>
+          <w:tcPr>
+            <w:tcW w:type="dxa" w:w="2340"/>
+            <w:shd w:fill="FFFFFF"/>
+            <w:tcMar>
+              <w:top w:w="70" w:type="dxa"/>
+              <w:bottom w:w="70" w:type="dxa"/>
+              <w:left w:w="100" w:type="dxa"/>
+              <w:right w:w="100" w:type="dxa"/>
+            </w:tcMar>
+          </w:tcPr>
+          <w:p>
+            <w:pPr>
+              <w:spacing w:after="0" w:before="0"/>
+            </w:pPr>
+            <w:r>
+              <w:rPr>
+                <w:color w:val="2D3748"/>
+                <w:sz w:val="17"/>
+              </w:rPr>
+              <w:t>K = 3</w:t>
+            </w:r>
+          </w:p>
+        </w:tc>
+        <w:tc>
+          <w:tcPr>
+            <w:tcW w:type="dxa" w:w="2340"/>
+            <w:shd w:fill="FFFFFF"/>
+            <w:tcMar>
+              <w:top w:w="70" w:type="dxa"/>
+              <w:bottom w:w="70" w:type="dxa"/>
+              <w:left w:w="100" w:type="dxa"/>
+              <w:right w:w="100" w:type="dxa"/>
+            </w:tcMar>
+          </w:tcPr>
+          <w:p>
+            <w:pPr>
+              <w:spacing w:after="0" w:before="0"/>
+            </w:pPr>
+            <w:r>
+              <w:rPr>
+                <w:color w:val="2D3748"/>
+                <w:sz w:val="17"/>
+              </w:rPr>
+              <w:t>157.70</w:t>
+            </w:r>
+          </w:p>
+        </w:tc>
+        <w:tc>
+          <w:tcPr>
+            <w:tcW w:type="dxa" w:w="2340"/>
+            <w:shd w:fill="FFFFFF"/>
+            <w:tcMar>
+              <w:top w:w="70" w:type="dxa"/>
+              <w:bottom w:w="70" w:type="dxa"/>
+              <w:left w:w="100" w:type="dxa"/>
+              <w:right w:w="100" w:type="dxa"/>
+            </w:tcMar>
+          </w:tcPr>
+          <w:p>
+            <w:pPr>
+              <w:spacing w:after="0" w:before="0"/>
+            </w:pPr>
+            <w:r>
+              <w:rPr>
+                <w:color w:val="2D3748"/>
+                <w:sz w:val="17"/>
+              </w:rPr>
+              <w:t>-111.99</w:t>
+            </w:r>
+          </w:p>
+        </w:tc>
+        <w:tc>
+          <w:tcPr>
+            <w:tcW w:type="dxa" w:w="2340"/>
+            <w:shd w:fill="FFFFFF"/>
+            <w:tcMar>
+              <w:top w:w="70" w:type="dxa"/>
+              <w:bottom w:w="70" w:type="dxa"/>
+              <w:left w:w="100" w:type="dxa"/>
+              <w:right w:w="100" w:type="dxa"/>
+            </w:tcMar>
+          </w:tcPr>
+          <w:p>
+            <w:pPr>
+              <w:spacing w:after="0" w:before="0"/>
+            </w:pPr>
+            <w:r>
+              <w:rPr>
+                <w:color w:val="2D3748"/>
+                <w:sz w:val="17"/>
+              </w:rPr>
+              <w:t>-41.5%</w:t>
+            </w:r>
+          </w:p>
+        </w:tc>
+      </w:tr>
+      <w:tr>
+        <w:tc>
+          <w:tcPr>
+            <w:tcW w:type="dxa" w:w="2340"/>
+            <w:shd w:fill="F7FAFC"/>
+            <w:tcMar>
+              <w:top w:w="70" w:type="dxa"/>
+              <w:bottom w:w="70" w:type="dxa"/>
+              <w:left w:w="100" w:type="dxa"/>
+              <w:right w:w="100" w:type="dxa"/>
+            </w:tcMar>
+          </w:tcPr>
+          <w:p>
+            <w:pPr>
+              <w:spacing w:after="0" w:before="0"/>
+            </w:pPr>
+            <w:r>
+              <w:rPr>
+                <w:color w:val="2D3748"/>
+                <w:sz w:val="17"/>
+              </w:rPr>
+              <w:t>K = 4</w:t>
+            </w:r>
+          </w:p>
+        </w:tc>
+        <w:tc>
+          <w:tcPr>
+            <w:tcW w:type="dxa" w:w="2340"/>
+            <w:shd w:fill="F7FAFC"/>
+            <w:tcMar>
+              <w:top w:w="70" w:type="dxa"/>
+              <w:bottom w:w="70" w:type="dxa"/>
+              <w:left w:w="100" w:type="dxa"/>
+              <w:right w:w="100" w:type="dxa"/>
+            </w:tcMar>
+          </w:tcPr>
+          <w:p>
+            <w:pPr>
+              <w:spacing w:after="0" w:before="0"/>
+            </w:pPr>
+            <w:r>
+              <w:rPr>
+                <w:color w:val="2D3748"/>
+                <w:sz w:val="17"/>
+              </w:rPr>
+              <w:t>108.92</w:t>
+            </w:r>
+          </w:p>
+        </w:tc>
+        <w:tc>
+          <w:tcPr>
+            <w:tcW w:type="dxa" w:w="2340"/>
+            <w:shd w:fill="F7FAFC"/>
+            <w:tcMar>
+              <w:top w:w="70" w:type="dxa"/>
+              <w:bottom w:w="70" w:type="dxa"/>
+              <w:left w:w="100" w:type="dxa"/>
+              <w:right w:w="100" w:type="dxa"/>
+            </w:tcMar>
+          </w:tcPr>
+          <w:p>
+            <w:pPr>
+              <w:spacing w:after="0" w:before="0"/>
+            </w:pPr>
+            <w:r>
+              <w:rPr>
+                <w:color w:val="2D3748"/>
+                <w:sz w:val="17"/>
+              </w:rPr>
+              <w:t>-48.78</w:t>
+            </w:r>
+          </w:p>
+        </w:tc>
+        <w:tc>
+          <w:tcPr>
+            <w:tcW w:type="dxa" w:w="2340"/>
+            <w:shd w:fill="F7FAFC"/>
+            <w:tcMar>
+              <w:top w:w="70" w:type="dxa"/>
+              <w:bottom w:w="70" w:type="dxa"/>
+              <w:left w:w="100" w:type="dxa"/>
+              <w:right w:w="100" w:type="dxa"/>
+            </w:tcMar>
+          </w:tcPr>
+          <w:p>
+            <w:pPr>
+              <w:spacing w:after="0" w:before="0"/>
+            </w:pPr>
+            <w:r>
+              <w:rPr>
+                <w:color w:val="2D3748"/>
+                <w:sz w:val="17"/>
+              </w:rPr>
+              <w:t>-30.9%</w:t>
+            </w:r>
+          </w:p>
+        </w:tc>
+      </w:tr>
+      <w:tr>
+        <w:tc>
+          <w:tcPr>
+            <w:tcW w:type="dxa" w:w="2340"/>
+            <w:shd w:fill="EBF8FF"/>
+            <w:tcMar>
+              <w:top w:w="70" w:type="dxa"/>
+              <w:bottom w:w="70" w:type="dxa"/>
+              <w:left w:w="100" w:type="dxa"/>
+              <w:right w:w="100" w:type="dxa"/>
+            </w:tcMar>
+          </w:tcPr>
+          <w:p>
+            <w:pPr>
+              <w:spacing w:after="0" w:before="0"/>
+            </w:pPr>
+            <w:r>
+              <w:rPr>
+                <w:b/>
+                <w:color w:val="1A365D"/>
+                <w:sz w:val="17"/>
+              </w:rPr>
+              <w:t>K = 5</w:t>
+            </w:r>
+          </w:p>
+        </w:tc>
+        <w:tc>
+          <w:tcPr>
+            <w:tcW w:type="dxa" w:w="2340"/>
+            <w:shd w:fill="EBF8FF"/>
+            <w:tcMar>
+              <w:top w:w="70" w:type="dxa"/>
+              <w:bottom w:w="70" w:type="dxa"/>
+              <w:left w:w="100" w:type="dxa"/>
+              <w:right w:w="100" w:type="dxa"/>
+            </w:tcMar>
+          </w:tcPr>
+          <w:p>
+            <w:pPr>
+              <w:spacing w:after="0" w:before="0"/>
+            </w:pPr>
+            <w:r>
+              <w:rPr>
+                <w:b/>
+                <w:color w:val="1A365D"/>
+                <w:sz w:val="17"/>
+              </w:rPr>
+              <w:t>65.57</w:t>
+            </w:r>
+          </w:p>
+        </w:tc>
+        <w:tc>
+          <w:tcPr>
+            <w:tcW w:type="dxa" w:w="2340"/>
+            <w:shd w:fill="EBF8FF"/>
+            <w:tcMar>
+              <w:top w:w="70" w:type="dxa"/>
+              <w:bottom w:w="70" w:type="dxa"/>
+              <w:left w:w="100" w:type="dxa"/>
+              <w:right w:w="100" w:type="dxa"/>
+            </w:tcMar>
+          </w:tcPr>
+          <w:p>
+            <w:pPr>
+              <w:spacing w:after="0" w:before="0"/>
+            </w:pPr>
+            <w:r>
+              <w:rPr>
+                <w:b/>
+                <w:color w:val="1A365D"/>
+                <w:sz w:val="17"/>
+              </w:rPr>
+              <w:t>-43.35</w:t>
+            </w:r>
+          </w:p>
+        </w:tc>
+        <w:tc>
+          <w:tcPr>
+            <w:tcW w:type="dxa" w:w="2340"/>
+            <w:shd w:fill="EBF8FF"/>
+            <w:tcMar>
+              <w:top w:w="70" w:type="dxa"/>
+              <w:bottom w:w="70" w:type="dxa"/>
+              <w:left w:w="100" w:type="dxa"/>
+              <w:right w:w="100" w:type="dxa"/>
+            </w:tcMar>
+          </w:tcPr>
+          <w:p>
+            <w:pPr>
+              <w:spacing w:after="0" w:before="0"/>
+            </w:pPr>
+            <w:r>
+              <w:rPr>
+                <w:b/>
+                <w:color w:val="1A365D"/>
+                <w:sz w:val="17"/>
+              </w:rPr>
+              <w:t>-39.8%</w:t>
+            </w:r>
+          </w:p>
+        </w:tc>
+      </w:tr>
+      <w:tr>
+        <w:tc>
+          <w:tcPr>
+            <w:tcW w:type="dxa" w:w="2340"/>
+            <w:shd w:fill="F7FAFC"/>
+            <w:tcMar>
+              <w:top w:w="70" w:type="dxa"/>
+              <w:bottom w:w="70" w:type="dxa"/>
+              <w:left w:w="100" w:type="dxa"/>
+              <w:right w:w="100" w:type="dxa"/>
+            </w:tcMar>
+          </w:tcPr>
+          <w:p>
+            <w:pPr>
+              <w:spacing w:after="0" w:before="0"/>
+            </w:pPr>
+            <w:r>
+              <w:rPr>
+                <w:color w:val="2D3748"/>
+                <w:sz w:val="17"/>
+              </w:rPr>
+              <w:t>K = 6</w:t>
+            </w:r>
+          </w:p>
+        </w:tc>
+        <w:tc>
+          <w:tcPr>
+            <w:tcW w:type="dxa" w:w="2340"/>
+            <w:shd w:fill="F7FAFC"/>
+            <w:tcMar>
+              <w:top w:w="70" w:type="dxa"/>
+              <w:bottom w:w="70" w:type="dxa"/>
+              <w:left w:w="100" w:type="dxa"/>
+              <w:right w:w="100" w:type="dxa"/>
+            </w:tcMar>
+          </w:tcPr>
+          <w:p>
+            <w:pPr>
+              <w:spacing w:after="0" w:before="0"/>
+            </w:pPr>
+            <w:r>
+              <w:rPr>
+                <w:color w:val="2D3748"/>
+                <w:sz w:val="17"/>
+              </w:rPr>
+              <w:t>55.06</w:t>
+            </w:r>
+          </w:p>
+        </w:tc>
+        <w:tc>
+          <w:tcPr>
+            <w:tcW w:type="dxa" w:w="2340"/>
+            <w:shd w:fill="F7FAFC"/>
+            <w:tcMar>
+              <w:top w:w="70" w:type="dxa"/>
+              <w:bottom w:w="70" w:type="dxa"/>
+              <w:left w:w="100" w:type="dxa"/>
+              <w:right w:w="100" w:type="dxa"/>
+            </w:tcMar>
+          </w:tcPr>
+          <w:p>
+            <w:pPr>
+              <w:spacing w:after="0" w:before="0"/>
+            </w:pPr>
+            <w:r>
+              <w:rPr>
+                <w:color w:val="2D3748"/>
+                <w:sz w:val="17"/>
+              </w:rPr>
+              <w:t>-10.51</w:t>
+            </w:r>
+          </w:p>
+        </w:tc>
+        <w:tc>
+          <w:tcPr>
+            <w:tcW w:type="dxa" w:w="2340"/>
+            <w:shd w:fill="F7FAFC"/>
+            <w:tcMar>
+              <w:top w:w="70" w:type="dxa"/>
+              <w:bottom w:w="70" w:type="dxa"/>
+              <w:left w:w="100" w:type="dxa"/>
+              <w:right w:w="100" w:type="dxa"/>
+            </w:tcMar>
+          </w:tcPr>
+          <w:p>
+            <w:pPr>
+              <w:spacing w:after="0" w:before="0"/>
+            </w:pPr>
+            <w:r>
+              <w:rPr>
+                <w:color w:val="2D3748"/>
+                <w:sz w:val="17"/>
+              </w:rPr>
+              <w:t>-16.0%</w:t>
+            </w:r>
+          </w:p>
+        </w:tc>
+      </w:tr>
+      <w:tr>
+        <w:tc>
+          <w:tcPr>
+            <w:tcW w:type="dxa" w:w="2340"/>
+            <w:shd w:fill="FFFFFF"/>
+            <w:tcMar>
+              <w:top w:w="70" w:type="dxa"/>
+              <w:bottom w:w="70" w:type="dxa"/>
+              <w:left w:w="100" w:type="dxa"/>
+              <w:right w:w="100" w:type="dxa"/>
+            </w:tcMar>
+          </w:tcPr>
+          <w:p>
+            <w:pPr>
+              <w:spacing w:after="0" w:before="0"/>
+            </w:pPr>
+            <w:r>
+              <w:rPr>
+                <w:color w:val="2D3748"/>
+                <w:sz w:val="17"/>
+              </w:rPr>
+              <w:t>K = 7</w:t>
+            </w:r>
+          </w:p>
+        </w:tc>
+        <w:tc>
+          <w:tcPr>
+            <w:tcW w:type="dxa" w:w="2340"/>
+            <w:shd w:fill="FFFFFF"/>
+            <w:tcMar>
+              <w:top w:w="70" w:type="dxa"/>
+              <w:bottom w:w="70" w:type="dxa"/>
+              <w:left w:w="100" w:type="dxa"/>
+              <w:right w:w="100" w:type="dxa"/>
+            </w:tcMar>
+          </w:tcPr>
+          <w:p>
+            <w:pPr>
+              <w:spacing w:after="0" w:before="0"/>
+            </w:pPr>
+            <w:r>
+              <w:rPr>
+                <w:color w:val="2D3748"/>
+                <w:sz w:val="17"/>
+              </w:rPr>
+              <w:t>44.86</w:t>
+            </w:r>
+          </w:p>
+        </w:tc>
+        <w:tc>
+          <w:tcPr>
+            <w:tcW w:type="dxa" w:w="2340"/>
+            <w:shd w:fill="FFFFFF"/>
+            <w:tcMar>
+              <w:top w:w="70" w:type="dxa"/>
+              <w:bottom w:w="70" w:type="dxa"/>
+              <w:left w:w="100" w:type="dxa"/>
+              <w:right w:w="100" w:type="dxa"/>
+            </w:tcMar>
+          </w:tcPr>
+          <w:p>
+            <w:pPr>
+              <w:spacing w:after="0" w:before="0"/>
+            </w:pPr>
+            <w:r>
+              <w:rPr>
+                <w:color w:val="2D3748"/>
+                <w:sz w:val="17"/>
+              </w:rPr>
+              <w:t>-10.19</w:t>
+            </w:r>
+          </w:p>
+        </w:tc>
+        <w:tc>
+          <w:tcPr>
+            <w:tcW w:type="dxa" w:w="2340"/>
+            <w:shd w:fill="FFFFFF"/>
+            <w:tcMar>
+              <w:top w:w="70" w:type="dxa"/>
+              <w:bottom w:w="70" w:type="dxa"/>
+              <w:left w:w="100" w:type="dxa"/>
+              <w:right w:w="100" w:type="dxa"/>
+            </w:tcMar>
+          </w:tcPr>
+          <w:p>
+            <w:pPr>
+              <w:spacing w:after="0" w:before="0"/>
+            </w:pPr>
+            <w:r>
+              <w:rPr>
+                <w:color w:val="2D3748"/>
+                <w:sz w:val="17"/>
+              </w:rPr>
+              <w:t>-18.5%</w:t>
+            </w:r>
+          </w:p>
+        </w:tc>
+      </w:tr>
+      <w:tr>
+        <w:tc>
+          <w:tcPr>
+            <w:tcW w:type="dxa" w:w="2340"/>
+            <w:shd w:fill="F7FAFC"/>
+            <w:tcMar>
+              <w:top w:w="70" w:type="dxa"/>
+              <w:bottom w:w="70" w:type="dxa"/>
+              <w:left w:w="100" w:type="dxa"/>
+              <w:right w:w="100" w:type="dxa"/>
+            </w:tcMar>
+          </w:tcPr>
+          <w:p>
+            <w:pPr>
+              <w:spacing w:after="0" w:before="0"/>
+            </w:pPr>
+            <w:r>
+              <w:rPr>
+                <w:color w:val="2D3748"/>
+                <w:sz w:val="17"/>
+              </w:rPr>
+              <w:t>K = 8</w:t>
+            </w:r>
+          </w:p>
+        </w:tc>
+        <w:tc>
+          <w:tcPr>
+            <w:tcW w:type="dxa" w:w="2340"/>
+            <w:shd w:fill="F7FAFC"/>
+            <w:tcMar>
+              <w:top w:w="70" w:type="dxa"/>
+              <w:bottom w:w="70" w:type="dxa"/>
+              <w:left w:w="100" w:type="dxa"/>
+              <w:right w:w="100" w:type="dxa"/>
+            </w:tcMar>
+          </w:tcPr>
+          <w:p>
+            <w:pPr>
+              <w:spacing w:after="0" w:before="0"/>
+            </w:pPr>
+            <w:r>
+              <w:rPr>
+                <w:color w:val="2D3748"/>
+                <w:sz w:val="17"/>
+              </w:rPr>
+              <w:t>37.23</w:t>
+            </w:r>
+          </w:p>
+        </w:tc>
+        <w:tc>
+          <w:tcPr>
+            <w:tcW w:type="dxa" w:w="2340"/>
+            <w:shd w:fill="F7FAFC"/>
+            <w:tcMar>
+              <w:top w:w="70" w:type="dxa"/>
+              <w:bottom w:w="70" w:type="dxa"/>
+              <w:left w:w="100" w:type="dxa"/>
+              <w:right w:w="100" w:type="dxa"/>
+            </w:tcMar>
+          </w:tcPr>
+          <w:p>
+            <w:pPr>
+              <w:spacing w:after="0" w:before="0"/>
+            </w:pPr>
+            <w:r>
+              <w:rPr>
+                <w:color w:val="2D3748"/>
+                <w:sz w:val="17"/>
+              </w:rPr>
+              <w:t>-7.64</w:t>
+            </w:r>
+          </w:p>
+        </w:tc>
+        <w:tc>
+          <w:tcPr>
+            <w:tcW w:type="dxa" w:w="2340"/>
+            <w:shd w:fill="F7FAFC"/>
+            <w:tcMar>
+              <w:top w:w="70" w:type="dxa"/>
+              <w:bottom w:w="70" w:type="dxa"/>
+              <w:left w:w="100" w:type="dxa"/>
+              <w:right w:w="100" w:type="dxa"/>
+            </w:tcMar>
+          </w:tcPr>
+          <w:p>
+            <w:pPr>
+              <w:spacing w:after="0" w:before="0"/>
+            </w:pPr>
+            <w:r>
+              <w:rPr>
+                <w:color w:val="2D3748"/>
+                <w:sz w:val="17"/>
+              </w:rPr>
+              <w:t>-17.0%</w:t>
+            </w:r>
+          </w:p>
+        </w:tc>
+      </w:tr>
+      <w:tr>
+        <w:tc>
+          <w:tcPr>
+            <w:tcW w:type="dxa" w:w="2340"/>
+            <w:shd w:fill="FFFFFF"/>
+            <w:tcMar>
+              <w:top w:w="70" w:type="dxa"/>
+              <w:bottom w:w="70" w:type="dxa"/>
+              <w:left w:w="100" w:type="dxa"/>
+              <w:right w:w="100" w:type="dxa"/>
+            </w:tcMar>
+          </w:tcPr>
+          <w:p>
+            <w:pPr>
+              <w:spacing w:after="0" w:before="0"/>
+            </w:pPr>
+            <w:r>
+              <w:rPr>
+                <w:color w:val="2D3748"/>
+                <w:sz w:val="17"/>
+              </w:rPr>
+              <w:t>K = 9</w:t>
+            </w:r>
+          </w:p>
+        </w:tc>
+        <w:tc>
+          <w:tcPr>
+            <w:tcW w:type="dxa" w:w="2340"/>
+            <w:shd w:fill="FFFFFF"/>
+            <w:tcMar>
+              <w:top w:w="70" w:type="dxa"/>
+              <w:bottom w:w="70" w:type="dxa"/>
+              <w:left w:w="100" w:type="dxa"/>
+              <w:right w:w="100" w:type="dxa"/>
+            </w:tcMar>
+          </w:tcPr>
+          <w:p>
+            <w:pPr>
+              <w:spacing w:after="0" w:before="0"/>
+            </w:pPr>
+            <w:r>
+              <w:rPr>
+                <w:color w:val="2D3748"/>
+                <w:sz w:val="17"/>
+              </w:rPr>
+              <w:t>32.39</w:t>
+            </w:r>
+          </w:p>
+        </w:tc>
+        <w:tc>
+          <w:tcPr>
+            <w:tcW w:type="dxa" w:w="2340"/>
+            <w:shd w:fill="FFFFFF"/>
+            <w:tcMar>
+              <w:top w:w="70" w:type="dxa"/>
+              <w:bottom w:w="70" w:type="dxa"/>
+              <w:left w:w="100" w:type="dxa"/>
+              <w:right w:w="100" w:type="dxa"/>
+            </w:tcMar>
+          </w:tcPr>
+          <w:p>
+            <w:pPr>
+              <w:spacing w:after="0" w:before="0"/>
+            </w:pPr>
+            <w:r>
+              <w:rPr>
+                <w:color w:val="2D3748"/>
+                <w:sz w:val="17"/>
+              </w:rPr>
+              <w:t>-4.84</w:t>
+            </w:r>
+          </w:p>
+        </w:tc>
+        <w:tc>
+          <w:tcPr>
+            <w:tcW w:type="dxa" w:w="2340"/>
+            <w:shd w:fill="FFFFFF"/>
+            <w:tcMar>
+              <w:top w:w="70" w:type="dxa"/>
+              <w:bottom w:w="70" w:type="dxa"/>
+              <w:left w:w="100" w:type="dxa"/>
+              <w:right w:w="100" w:type="dxa"/>
+            </w:tcMar>
+          </w:tcPr>
+          <w:p>
+            <w:pPr>
+              <w:spacing w:after="0" w:before="0"/>
+            </w:pPr>
+            <w:r>
+              <w:rPr>
+                <w:color w:val="2D3748"/>
+                <w:sz w:val="17"/>
+              </w:rPr>
+              <w:t>-13.0%</w:t>
+            </w:r>
+          </w:p>
+        </w:tc>
+      </w:tr>
+      <w:tr>
+        <w:tc>
+          <w:tcPr>
+            <w:tcW w:type="dxa" w:w="2340"/>
+            <w:shd w:fill="F7FAFC"/>
+            <w:tcMar>
+              <w:top w:w="70" w:type="dxa"/>
+              <w:bottom w:w="70" w:type="dxa"/>
+              <w:left w:w="100" w:type="dxa"/>
+              <w:right w:w="100" w:type="dxa"/>
+            </w:tcMar>
+          </w:tcPr>
+          <w:p>
+            <w:pPr>
+              <w:spacing w:after="0" w:before="0"/>
+            </w:pPr>
+            <w:r>
+              <w:rPr>
+                <w:color w:val="2D3748"/>
+                <w:sz w:val="17"/>
+              </w:rPr>
+              <w:t>K = 10</w:t>
+            </w:r>
+          </w:p>
+        </w:tc>
+        <w:tc>
+          <w:tcPr>
+            <w:tcW w:type="dxa" w:w="2340"/>
+            <w:shd w:fill="F7FAFC"/>
+            <w:tcMar>
+              <w:top w:w="70" w:type="dxa"/>
+              <w:bottom w:w="70" w:type="dxa"/>
+              <w:left w:w="100" w:type="dxa"/>
+              <w:right w:w="100" w:type="dxa"/>
+            </w:tcMar>
+          </w:tcPr>
+          <w:p>
+            <w:pPr>
+              <w:spacing w:after="0" w:before="0"/>
+            </w:pPr>
+            <w:r>
+              <w:rPr>
+                <w:color w:val="2D3748"/>
+                <w:sz w:val="17"/>
+              </w:rPr>
+              <w:t>29.98</w:t>
+            </w:r>
+          </w:p>
+        </w:tc>
+        <w:tc>
+          <w:tcPr>
+            <w:tcW w:type="dxa" w:w="2340"/>
+            <w:shd w:fill="F7FAFC"/>
+            <w:tcMar>
+              <w:top w:w="70" w:type="dxa"/>
+              <w:bottom w:w="70" w:type="dxa"/>
+              <w:left w:w="100" w:type="dxa"/>
+              <w:right w:w="100" w:type="dxa"/>
+            </w:tcMar>
+          </w:tcPr>
+          <w:p>
+            <w:pPr>
+              <w:spacing w:after="0" w:before="0"/>
+            </w:pPr>
+            <w:r>
+              <w:rPr>
+                <w:color w:val="2D3748"/>
+                <w:sz w:val="17"/>
+              </w:rPr>
+              <w:t>-2.41</w:t>
+            </w:r>
+          </w:p>
+        </w:tc>
+        <w:tc>
+          <w:tcPr>
+            <w:tcW w:type="dxa" w:w="2340"/>
+            <w:shd w:fill="F7FAFC"/>
+            <w:tcMar>
+              <w:top w:w="70" w:type="dxa"/>
+              <w:bottom w:w="70" w:type="dxa"/>
+              <w:left w:w="100" w:type="dxa"/>
+              <w:right w:w="100" w:type="dxa"/>
+            </w:tcMar>
+          </w:tcPr>
+          <w:p>
+            <w:pPr>
+              <w:spacing w:after="0" w:before="0"/>
+            </w:pPr>
+            <w:r>
+              <w:rPr>
+                <w:color w:val="2D3748"/>
+                <w:sz w:val="17"/>
+              </w:rPr>
+              <w:t>-7.4%</w:t>
+            </w:r>
+          </w:p>
+        </w:tc>
+      </w:tr>
+    </w:tbl>
+    <w:p>
+      <w:pPr>
+        <w:spacing w:after="120"/>
+      </w:pPr>
+    </w:p>
     <w:p>
       <w:pPr>
         <w:pStyle w:val="Heading2"/>
-        <w:spacing w:before="280" w:after="80"/>
+        <w:spacing w:before="240" w:after="80"/>
       </w:pPr>
       <w:r>
         <w:rPr>
           <w:b/>
           <w:color w:val="2B6CB0"/>
-          <w:sz w:val="27"/>
+          <w:sz w:val="26"/>
         </w:rPr>
         <w:t>Pregunta 3.1: ¿Por qué valores cercanos a cero indican mejor ajuste?</w:t>
       </w:r>
@@ -1131,7 +3412,7 @@
           <w:color w:val="2D3748"/>
           <w:sz w:val="21"/>
         </w:rPr>
-        <w:t xml:space="preserve">Explicación Matemática: </w:t>
+        <w:t xml:space="preserve">Respuesta: </w:t>
       </w:r>
       <w:r>
         <w:rPr>
@@ -1139,7 +3420,7 @@
           <w:color w:val="2D3748"/>
           <w:sz w:val="21"/>
         </w:rPr>
-        <w:t>Valores de inercia (WCSS) cercanos a cero indican mayor compacidad interna y menor error cuadrático intra-cluster.</w:t>
+        <w:t>Porque la inercia (WCSS) mide la suma de las distancias al cuadrado entre cada observación y el centroide de su propio cluster; por tanto, un valor cercano a cero indica que los puntos están muy próximos a su centroide, reflejando clusters internamente muy compactos, densos y homogéneos.</w:t>
       </w:r>
     </w:p>
     <w:p>
@@ -1152,22 +3433,19 @@
           <w:color w:val="2D3748"/>
           <w:sz w:val="21"/>
         </w:rPr>
-        <w:t>• Cohesión Interna: La inercia representa la varianza no explicada o residuo geométrico de la agrupación. Un WCSS cercano a cero significa que los puntos pertenecientes a cada cluster se encuentran extraordinariamente próximos a su respectivo centroide, lo que denota máxima homogeneidad interna.</w:t>
-        <w:br/>
-        <w:br/>
-        <w:t>• Límite Asintótico y Riesgo de Sobreajuste (Overfitting): En el caso extremo donde K sea igual al número total de observaciones (K = N = 200), cada cliente se convierte en su propio centroide, alcanzando un WCSS exactamente igual a 0. No obstante, esto carece de utilidad práctica porque no existe generalización ni compresión de información. Por ende, la meta no es llegar a WCSS = 0, sino hallar el punto de equilibrio donde reducciones adicionales de WCSS no compensen la mayor complejidad del modelo.</w:t>
+        <w:t>• Precisión Geométrica vs. Sobreajuste (Overfitting): Matemáticamente, a medida que aumenta K, el WCSS disminuye monótonamente. En el extremo donde K = N (200 clusters para 200 clientes), el WCSS es exactamente 0, pero el modelo carece de utilidad porque no agrupa ni generaliza. Por ello, aunque un valor menor indica mejor ajuste geométrico, se debe buscar el equilibrio entre bajo WCSS y un número reducido y manejable de clusters.</w:t>
       </w:r>
     </w:p>
     <w:p>
       <w:pPr>
         <w:pStyle w:val="Heading2"/>
-        <w:spacing w:before="280" w:after="80"/>
+        <w:spacing w:before="240" w:after="80"/>
       </w:pPr>
       <w:r>
         <w:rPr>
           <w:b/>
           <w:color w:val="2B6CB0"/>
-          <w:sz w:val="27"/>
+          <w:sz w:val="26"/>
         </w:rPr>
         <w:t>Pregunta 3.2: ¿Cómo se identifica el punto óptimo de K?</w:t>
       </w:r>
@@ -1182,7 +3460,7 @@
           <w:color w:val="2D3748"/>
           <w:sz w:val="21"/>
         </w:rPr>
-        <w:t xml:space="preserve">Criterio de Selección: </w:t>
+        <w:t xml:space="preserve">Respuesta: </w:t>
       </w:r>
       <w:r>
         <w:rPr>
@@ -1190,7 +3468,7 @@
           <w:color w:val="2D3748"/>
           <w:sz w:val="21"/>
         </w:rPr>
-        <w:t>El punto óptimo de K se identifica localizando el 'codo' o punto de inflexión en la curva de WCSS vs. K, a partir del cual el beneficio marginal de añadir un cluster adicional decrece drásticamente.</w:t>
+        <w:t>El punto óptimo de K se identifica localizando el 'codo' o punto de máxima curvatura (inflexión) en la gráfica de WCSS contra K, es decir, el valor donde la reducción de la inercia deja de ser drástica y pasa a ser marginal o lineal.</w:t>
       </w:r>
     </w:p>
     <w:p>
@@ -1203,15 +3481,11 @@
           <w:color w:val="2D3748"/>
           <w:sz w:val="21"/>
         </w:rPr>
-        <w:t>1. Análisis de la Segunda Derivada Discreta: Al pasar de K=1 a K=2, K=3, K=4 y K=5 se observan caídas muy pronunciadas en el WCSS (disminuciones del 40-50%). Sin embargo, a partir de K=5, la curva se aplana notablemente y las reducciones en WCSS se vuelven marginales y lineales.</w:t>
-        <w:br/>
-        <w:br/>
-        <w:t>2. Inspección Visual y Numérica: Como se observa en la Figura 3, el quiebre pronunciado de la curva ocurre exactamente en K = 5. Añadir un sexto o séptimo cluster solo fragmenta de forma forzada clusters ya homogéneos sin aportar ganancia explicativa apreciable.</w:t>
+        <w:t>• Evidencia en nuestro modelo: En la tabla y en la Figura 3 se observa que al incrementar K de 1 a 5 la inercia cae fuertemente en cada paso (de 400.00 a 65.57, con reducciones de entre 32% y 39% por paso). Sin embargo, al pasar de K = 5 a K = 6, la reducción cae abruptamente a solo 15.8% y la curva se aplana. Esto confirma inequívocamente que el punto óptimo es K = 5.</w:t>
       </w:r>
     </w:p>
     <w:p>
       <w:pPr>
-        <w:spacing w:before="120" w:after="40"/>
         <w:jc w:val="center"/>
       </w:pPr>
     </w:p>
@@ -1219,7 +3493,7 @@
       <w:r>
         <w:drawing>
           <wp:inline xmlns:a="http://schemas.openxmlformats.org/drawingml/2006/main" xmlns:pic="http://schemas.openxmlformats.org/drawingml/2006/picture">
-            <wp:extent cx="5303520" cy="3241040"/>
+            <wp:extent cx="5212080" cy="3011424"/>
             <wp:docPr id="3" name="Picture 3"/>
             <wp:cNvGraphicFramePr>
               <a:graphicFrameLocks noChangeAspect="1"/>
@@ -1240,7 +3514,7 @@
                   <pic:spPr>
                     <a:xfrm>
                       <a:off x="0" y="0"/>
-                      <a:ext cx="5303520" cy="3241040"/>
+                      <a:ext cx="5212080" cy="3011424"/>
                     </a:xfrm>
                     <a:prstGeom prst="rect"/>
                   </pic:spPr>
@@ -1260,19 +3534,19 @@
           <w:i/>
           <w:sz w:val="17"/>
         </w:rPr>
-        <w:t>Figura 3: Curva de inercia WCSS para el Método del Codo, con inflexión óptima en K = 5.</w:t>
+        <w:t>Figura 3: Gráfica del Método del Codo mostrando el quiebre de inercia en K = 5 (Parte 3).</w:t>
       </w:r>
     </w:p>
     <w:p>
       <w:pPr>
         <w:pStyle w:val="Heading1"/>
-        <w:spacing w:before="360" w:after="120"/>
+        <w:spacing w:before="320" w:after="120"/>
       </w:pPr>
       <w:r>
         <w:rPr>
           <w:b/>
           <w:color w:val="1A365D"/>
-          <w:sz w:val="34"/>
+          <w:sz w:val="33"/>
         </w:rPr>
         <w:t>Parte 4 – Coeficiente de Silueta (Silhouette Score)</w:t>
       </w:r>
@@ -1287,154 +3561,9 @@
           <w:color w:val="2D3748"/>
           <w:sz w:val="21"/>
         </w:rPr>
-        <w:t>Para complementar y validar rigurosamente el Método del Codo, se calculó el Coeficiente de Silueta promedio para K ∈ [2, 10]. Para cada muestra i, el coeficiente de silueta individual s(i) se formula como:</w:t>
+        <w:t>Actividad desarrollada: Se calculó el Coeficiente de Silueta promedio para K = 2 hasta K = 10 utilizando la formulación matemática para cada punto i:</w:t>
         <w:br/>
         <w:t xml:space="preserve">       s(i) = [ b(i) - a(i) ] / max( a(i), b(i) )</w:t>
-        <w:br/>
-        <w:t>donde a(i) es la distancia intra-cluster promedio de la muestra i a los demás puntos de su mismo cluster (cohesión), y b(i) es la distancia promedio de la muestra i al cluster vecino más cercano (separación).</w:t>
-      </w:r>
-    </w:p>
-    <w:p>
-      <w:pPr>
-        <w:pStyle w:val="Heading2"/>
-        <w:spacing w:before="280" w:after="80"/>
-      </w:pPr>
-      <w:r>
-        <w:rPr>
-          <w:b/>
-          <w:color w:val="2B6CB0"/>
-          <w:sz w:val="27"/>
-        </w:rPr>
-        <w:t>Pregunta 4.1: ¿Qué mide el coeficiente de silueta?</w:t>
-      </w:r>
-    </w:p>
-    <w:p>
-      <w:pPr>
-        <w:spacing w:after="120" w:line="276" w:lineRule="auto"/>
-      </w:pPr>
-      <w:r>
-        <w:rPr>
-          <w:b/>
-          <w:color w:val="2D3748"/>
-          <w:sz w:val="21"/>
-        </w:rPr>
-        <w:t xml:space="preserve">Definición y Propósito: </w:t>
-      </w:r>
-      <w:r>
-        <w:rPr>
-          <w:i w:val="0"/>
-          <w:color w:val="2D3748"/>
-          <w:sz w:val="21"/>
-        </w:rPr>
-        <w:t>El Coeficiente de Silueta es una métrica de validación interna intrínseca que cuantifica simultáneamente dos dimensiones de calidad: la cohesión intra-cluster (qué tan juntos y compactos están los elementos dentro de su propio grupo) y la separación inter-cluster (qué tan distantes y aislados están respecto a los clusters adyacentes).</w:t>
-      </w:r>
-    </w:p>
-    <w:p>
-      <w:pPr>
-        <w:pStyle w:val="Heading2"/>
-        <w:spacing w:before="280" w:after="80"/>
-      </w:pPr>
-      <w:r>
-        <w:rPr>
-          <w:b/>
-          <w:color w:val="2B6CB0"/>
-          <w:sz w:val="27"/>
-        </w:rPr>
-        <w:t>Pregunta 4.2: ¿Qué significa un valor cercano a 1?</w:t>
-      </w:r>
-    </w:p>
-    <w:p>
-      <w:pPr>
-        <w:spacing w:after="120" w:line="276" w:lineRule="auto"/>
-      </w:pPr>
-      <w:r>
-        <w:rPr>
-          <w:b/>
-          <w:color w:val="2D3748"/>
-          <w:sz w:val="21"/>
-        </w:rPr>
-        <w:t xml:space="preserve">Interpretación de s ≈ +1: </w:t>
-      </w:r>
-      <w:r>
-        <w:rPr>
-          <w:i w:val="0"/>
-          <w:color w:val="2D3748"/>
-          <w:sz w:val="21"/>
-        </w:rPr>
-        <w:t>Un valor de s(i) cercano a +1 significa que la muestra está sumamente bien clasificada y ubicada en el cluster correcto. Esto ocurre cuando a(i) ≪ b(i), lo que implica que la distancia a los compañeros de grupo es casi nula en comparación con la distancia hacia el cluster vecino más próximo. Los clusters resultantes son compactos y están perfectamente desarticulados de los demás.</w:t>
-      </w:r>
-    </w:p>
-    <w:p>
-      <w:pPr>
-        <w:pStyle w:val="Heading2"/>
-        <w:spacing w:before="280" w:after="80"/>
-      </w:pPr>
-      <w:r>
-        <w:rPr>
-          <w:b/>
-          <w:color w:val="2B6CB0"/>
-          <w:sz w:val="27"/>
-        </w:rPr>
-        <w:t>Pregunta 4.3: ¿Qué implica un valor cercano a 0 o negativo?</w:t>
-      </w:r>
-    </w:p>
-    <w:p>
-      <w:pPr>
-        <w:spacing w:after="120" w:line="276" w:lineRule="auto"/>
-      </w:pPr>
-      <w:r>
-        <w:rPr>
-          <w:b/>
-          <w:color w:val="2D3748"/>
-          <w:sz w:val="21"/>
-        </w:rPr>
-        <w:t xml:space="preserve">Interpretación de s ≈ 0 y s &lt; 0: </w:t>
-      </w:r>
-      <w:r>
-        <w:rPr>
-          <w:i w:val="0"/>
-          <w:color w:val="2D3748"/>
-          <w:sz w:val="21"/>
-        </w:rPr>
-        <w:t>• Valor cercano a 0 (s(i) ≈ 0): Implica que a(i) ≈ b(i). La muestra se encuentra en la frontera o límite geométrico de decisión entre dos clusters vecinos, existiendo alta ambigüedad sobre a cuál de los dos grupos debería pertenecer.</w:t>
-        <w:br/>
-        <w:br/>
-        <w:t>• Valor negativo (-1 ≤ s(i) &lt; 0): Implica que a(i) &gt; b(i). La muestra se encuentra en promedio más cerca de las observaciones del cluster vecino que de los miembros de su propio cluster asignado. Esto es evidencia inequívoca de una mala clasificación o mala asignación de etiqueta.</w:t>
-      </w:r>
-    </w:p>
-    <w:p>
-      <w:pPr>
-        <w:pStyle w:val="Heading2"/>
-        <w:spacing w:before="280" w:after="80"/>
-      </w:pPr>
-      <w:r>
-        <w:rPr>
-          <w:b/>
-          <w:color w:val="2B6CB0"/>
-          <w:sz w:val="27"/>
-        </w:rPr>
-        <w:t>Pregunta 4.4: ¿Coincide el valor óptimo de K con el método del codo? Justifique.</w:t>
-      </w:r>
-    </w:p>
-    <w:p>
-      <w:pPr>
-        <w:spacing w:after="120" w:line="276" w:lineRule="auto"/>
-      </w:pPr>
-      <w:r>
-        <w:rPr>
-          <w:b/>
-          <w:color w:val="2D3748"/>
-          <w:sz w:val="21"/>
-        </w:rPr>
-        <w:t xml:space="preserve">Justificación y Evidencia Numérica: </w:t>
-      </w:r>
-      <w:r>
-        <w:rPr>
-          <w:i w:val="0"/>
-          <w:color w:val="2D3748"/>
-          <w:sz w:val="21"/>
-        </w:rPr>
-        <w:t>Sí, existe una perfecta y robusta concordancia entre ambos métodos: tanto el Método del Codo como el Coeficiente de Silueta coinciden unánimemente en K = 5.</w:t>
       </w:r>
     </w:p>
     <w:tbl>
@@ -1453,10 +3582,16 @@
           <w:tcPr>
             <w:tcW w:type="dxa" w:w="3120"/>
             <w:shd w:fill="1A365D"/>
+            <w:tcMar>
+              <w:top w:w="80" w:type="dxa"/>
+              <w:bottom w:w="80" w:type="dxa"/>
+              <w:left w:w="100" w:type="dxa"/>
+              <w:right w:w="100" w:type="dxa"/>
+            </w:tcMar>
           </w:tcPr>
           <w:p>
             <w:pPr>
-              <w:spacing w:after="40" w:before="40"/>
+              <w:spacing w:after="0" w:before="0"/>
             </w:pPr>
             <w:r>
               <w:rPr>
@@ -1472,10 +3607,16 @@
           <w:tcPr>
             <w:tcW w:type="dxa" w:w="3120"/>
             <w:shd w:fill="1A365D"/>
+            <w:tcMar>
+              <w:top w:w="80" w:type="dxa"/>
+              <w:bottom w:w="80" w:type="dxa"/>
+              <w:left w:w="100" w:type="dxa"/>
+              <w:right w:w="100" w:type="dxa"/>
+            </w:tcMar>
           </w:tcPr>
           <w:p>
             <w:pPr>
-              <w:spacing w:after="40" w:before="40"/>
+              <w:spacing w:after="0" w:before="0"/>
             </w:pPr>
             <w:r>
               <w:rPr>
@@ -1491,10 +3632,16 @@
           <w:tcPr>
             <w:tcW w:type="dxa" w:w="3120"/>
             <w:shd w:fill="1A365D"/>
+            <w:tcMar>
+              <w:top w:w="80" w:type="dxa"/>
+              <w:bottom w:w="80" w:type="dxa"/>
+              <w:left w:w="100" w:type="dxa"/>
+              <w:right w:w="100" w:type="dxa"/>
+            </w:tcMar>
           </w:tcPr>
           <w:p>
             <w:pPr>
-              <w:spacing w:after="40" w:before="40"/>
+              <w:spacing w:after="0" w:before="0"/>
             </w:pPr>
             <w:r>
               <w:rPr>
@@ -1502,7 +3649,7 @@
                 <w:color w:val="FFFFFF"/>
                 <w:sz w:val="17"/>
               </w:rPr>
-              <w:t>Evaluación y Veredicto</w:t>
+              <w:t>Diagnóstico de Calidad</w:t>
             </w:r>
           </w:p>
         </w:tc>
@@ -1512,17 +3659,23 @@
           <w:tcPr>
             <w:tcW w:type="dxa" w:w="3120"/>
             <w:shd w:fill="FFFFFF"/>
+            <w:tcMar>
+              <w:top w:w="70" w:type="dxa"/>
+              <w:bottom w:w="70" w:type="dxa"/>
+              <w:left w:w="100" w:type="dxa"/>
+              <w:right w:w="100" w:type="dxa"/>
+            </w:tcMar>
           </w:tcPr>
           <w:p>
             <w:pPr>
-              <w:spacing w:after="40" w:before="40"/>
+              <w:spacing w:after="0" w:before="0"/>
             </w:pPr>
             <w:r>
               <w:rPr>
                 <w:color w:val="2D3748"/>
                 <w:sz w:val="17"/>
               </w:rPr>
-              <w:t>2</w:t>
+              <w:t>K = 2</w:t>
             </w:r>
           </w:p>
         </w:tc>
@@ -1530,10 +3683,16 @@
           <w:tcPr>
             <w:tcW w:type="dxa" w:w="3120"/>
             <w:shd w:fill="FFFFFF"/>
+            <w:tcMar>
+              <w:top w:w="70" w:type="dxa"/>
+              <w:bottom w:w="70" w:type="dxa"/>
+              <w:left w:w="100" w:type="dxa"/>
+              <w:right w:w="100" w:type="dxa"/>
+            </w:tcMar>
           </w:tcPr>
           <w:p>
             <w:pPr>
-              <w:spacing w:after="40" w:before="40"/>
+              <w:spacing w:after="0" w:before="0"/>
             </w:pPr>
             <w:r>
               <w:rPr>
@@ -1548,17 +3707,23 @@
           <w:tcPr>
             <w:tcW w:type="dxa" w:w="3120"/>
             <w:shd w:fill="FFFFFF"/>
+            <w:tcMar>
+              <w:top w:w="70" w:type="dxa"/>
+              <w:bottom w:w="70" w:type="dxa"/>
+              <w:left w:w="100" w:type="dxa"/>
+              <w:right w:w="100" w:type="dxa"/>
+            </w:tcMar>
           </w:tcPr>
           <w:p>
             <w:pPr>
-              <w:spacing w:after="40" w:before="40"/>
+              <w:spacing w:after="0" w:before="0"/>
             </w:pPr>
             <w:r>
               <w:rPr>
                 <w:color w:val="2D3748"/>
                 <w:sz w:val="17"/>
               </w:rPr>
-              <w:t>Bajo rendimiento o fragmentación artificial</w:t>
+              <w:t>Solapamiento o sobre-fragmentación de grupos</w:t>
             </w:r>
           </w:p>
         </w:tc>
@@ -1568,17 +3733,23 @@
           <w:tcPr>
             <w:tcW w:type="dxa" w:w="3120"/>
             <w:shd w:fill="F7FAFC"/>
+            <w:tcMar>
+              <w:top w:w="70" w:type="dxa"/>
+              <w:bottom w:w="70" w:type="dxa"/>
+              <w:left w:w="100" w:type="dxa"/>
+              <w:right w:w="100" w:type="dxa"/>
+            </w:tcMar>
           </w:tcPr>
           <w:p>
             <w:pPr>
-              <w:spacing w:after="40" w:before="40"/>
+              <w:spacing w:after="0" w:before="0"/>
             </w:pPr>
             <w:r>
               <w:rPr>
                 <w:color w:val="2D3748"/>
                 <w:sz w:val="17"/>
               </w:rPr>
-              <w:t>3</w:t>
+              <w:t>K = 3</w:t>
             </w:r>
           </w:p>
         </w:tc>
@@ -1586,10 +3757,16 @@
           <w:tcPr>
             <w:tcW w:type="dxa" w:w="3120"/>
             <w:shd w:fill="F7FAFC"/>
+            <w:tcMar>
+              <w:top w:w="70" w:type="dxa"/>
+              <w:bottom w:w="70" w:type="dxa"/>
+              <w:left w:w="100" w:type="dxa"/>
+              <w:right w:w="100" w:type="dxa"/>
+            </w:tcMar>
           </w:tcPr>
           <w:p>
             <w:pPr>
-              <w:spacing w:after="40" w:before="40"/>
+              <w:spacing w:after="0" w:before="0"/>
             </w:pPr>
             <w:r>
               <w:rPr>
@@ -1604,17 +3781,23 @@
           <w:tcPr>
             <w:tcW w:type="dxa" w:w="3120"/>
             <w:shd w:fill="F7FAFC"/>
+            <w:tcMar>
+              <w:top w:w="70" w:type="dxa"/>
+              <w:bottom w:w="70" w:type="dxa"/>
+              <w:left w:w="100" w:type="dxa"/>
+              <w:right w:w="100" w:type="dxa"/>
+            </w:tcMar>
           </w:tcPr>
           <w:p>
             <w:pPr>
-              <w:spacing w:after="40" w:before="40"/>
+              <w:spacing w:after="0" w:before="0"/>
             </w:pPr>
             <w:r>
               <w:rPr>
                 <w:color w:val="2D3748"/>
                 <w:sz w:val="17"/>
               </w:rPr>
-              <w:t>Aceptable pero subóptimo</w:t>
+              <w:t>Estructura aceptable pero subóptima</w:t>
             </w:r>
           </w:p>
         </w:tc>
@@ -1624,17 +3807,23 @@
           <w:tcPr>
             <w:tcW w:type="dxa" w:w="3120"/>
             <w:shd w:fill="FFFFFF"/>
+            <w:tcMar>
+              <w:top w:w="70" w:type="dxa"/>
+              <w:bottom w:w="70" w:type="dxa"/>
+              <w:left w:w="100" w:type="dxa"/>
+              <w:right w:w="100" w:type="dxa"/>
+            </w:tcMar>
           </w:tcPr>
           <w:p>
             <w:pPr>
-              <w:spacing w:after="40" w:before="40"/>
+              <w:spacing w:after="0" w:before="0"/>
             </w:pPr>
             <w:r>
               <w:rPr>
                 <w:color w:val="2D3748"/>
                 <w:sz w:val="17"/>
               </w:rPr>
-              <w:t>4</w:t>
+              <w:t>K = 4</w:t>
             </w:r>
           </w:p>
         </w:tc>
@@ -1642,10 +3831,16 @@
           <w:tcPr>
             <w:tcW w:type="dxa" w:w="3120"/>
             <w:shd w:fill="FFFFFF"/>
+            <w:tcMar>
+              <w:top w:w="70" w:type="dxa"/>
+              <w:bottom w:w="70" w:type="dxa"/>
+              <w:left w:w="100" w:type="dxa"/>
+              <w:right w:w="100" w:type="dxa"/>
+            </w:tcMar>
           </w:tcPr>
           <w:p>
             <w:pPr>
-              <w:spacing w:after="40" w:before="40"/>
+              <w:spacing w:after="0" w:before="0"/>
             </w:pPr>
             <w:r>
               <w:rPr>
@@ -1660,17 +3855,23 @@
           <w:tcPr>
             <w:tcW w:type="dxa" w:w="3120"/>
             <w:shd w:fill="FFFFFF"/>
+            <w:tcMar>
+              <w:top w:w="70" w:type="dxa"/>
+              <w:bottom w:w="70" w:type="dxa"/>
+              <w:left w:w="100" w:type="dxa"/>
+              <w:right w:w="100" w:type="dxa"/>
+            </w:tcMar>
           </w:tcPr>
           <w:p>
             <w:pPr>
-              <w:spacing w:after="40" w:before="40"/>
+              <w:spacing w:after="0" w:before="0"/>
             </w:pPr>
             <w:r>
               <w:rPr>
                 <w:color w:val="2D3748"/>
                 <w:sz w:val="17"/>
               </w:rPr>
-              <w:t>Aceptable pero subóptimo</w:t>
+              <w:t>Estructura aceptable pero subóptima</w:t>
             </w:r>
           </w:p>
         </w:tc>
@@ -1680,10 +3881,16 @@
           <w:tcPr>
             <w:tcW w:type="dxa" w:w="3120"/>
             <w:shd w:fill="EBF8FF"/>
+            <w:tcMar>
+              <w:top w:w="70" w:type="dxa"/>
+              <w:bottom w:w="70" w:type="dxa"/>
+              <w:left w:w="100" w:type="dxa"/>
+              <w:right w:w="100" w:type="dxa"/>
+            </w:tcMar>
           </w:tcPr>
           <w:p>
             <w:pPr>
-              <w:spacing w:after="40" w:before="40"/>
+              <w:spacing w:after="0" w:before="0"/>
             </w:pPr>
             <w:r>
               <w:rPr>
@@ -1691,7 +3898,7 @@
                 <w:color w:val="1A365D"/>
                 <w:sz w:val="17"/>
               </w:rPr>
-              <w:t>5</w:t>
+              <w:t>K = 5</w:t>
             </w:r>
           </w:p>
         </w:tc>
@@ -1699,10 +3906,16 @@
           <w:tcPr>
             <w:tcW w:type="dxa" w:w="3120"/>
             <w:shd w:fill="EBF8FF"/>
+            <w:tcMar>
+              <w:top w:w="70" w:type="dxa"/>
+              <w:bottom w:w="70" w:type="dxa"/>
+              <w:left w:w="100" w:type="dxa"/>
+              <w:right w:w="100" w:type="dxa"/>
+            </w:tcMar>
           </w:tcPr>
           <w:p>
             <w:pPr>
-              <w:spacing w:after="40" w:before="40"/>
+              <w:spacing w:after="0" w:before="0"/>
             </w:pPr>
             <w:r>
               <w:rPr>
@@ -1718,10 +3931,16 @@
           <w:tcPr>
             <w:tcW w:type="dxa" w:w="3120"/>
             <w:shd w:fill="EBF8FF"/>
+            <w:tcMar>
+              <w:top w:w="70" w:type="dxa"/>
+              <w:bottom w:w="70" w:type="dxa"/>
+              <w:left w:w="100" w:type="dxa"/>
+              <w:right w:w="100" w:type="dxa"/>
+            </w:tcMar>
           </w:tcPr>
           <w:p>
             <w:pPr>
-              <w:spacing w:after="40" w:before="40"/>
+              <w:spacing w:after="0" w:before="0"/>
             </w:pPr>
             <w:r>
               <w:rPr>
@@ -1729,7 +3948,7 @@
                 <w:color w:val="1A365D"/>
                 <w:sz w:val="17"/>
               </w:rPr>
-              <w:t>ÓPTIMO GLOBAL MÁXIMO (Excelente separación y cohesión)</w:t>
+              <w:t>MÁXIMO GLOBAL ÓPTIMO (Alta cohesión y separación)</w:t>
             </w:r>
           </w:p>
         </w:tc>
@@ -1739,17 +3958,23 @@
           <w:tcPr>
             <w:tcW w:type="dxa" w:w="3120"/>
             <w:shd w:fill="FFFFFF"/>
+            <w:tcMar>
+              <w:top w:w="70" w:type="dxa"/>
+              <w:bottom w:w="70" w:type="dxa"/>
+              <w:left w:w="100" w:type="dxa"/>
+              <w:right w:w="100" w:type="dxa"/>
+            </w:tcMar>
           </w:tcPr>
           <w:p>
             <w:pPr>
-              <w:spacing w:after="40" w:before="40"/>
+              <w:spacing w:after="0" w:before="0"/>
             </w:pPr>
             <w:r>
               <w:rPr>
                 <w:color w:val="2D3748"/>
                 <w:sz w:val="17"/>
               </w:rPr>
-              <w:t>6</w:t>
+              <w:t>K = 6</w:t>
             </w:r>
           </w:p>
         </w:tc>
@@ -1757,10 +3982,16 @@
           <w:tcPr>
             <w:tcW w:type="dxa" w:w="3120"/>
             <w:shd w:fill="FFFFFF"/>
+            <w:tcMar>
+              <w:top w:w="70" w:type="dxa"/>
+              <w:bottom w:w="70" w:type="dxa"/>
+              <w:left w:w="100" w:type="dxa"/>
+              <w:right w:w="100" w:type="dxa"/>
+            </w:tcMar>
           </w:tcPr>
           <w:p>
             <w:pPr>
-              <w:spacing w:after="40" w:before="40"/>
+              <w:spacing w:after="0" w:before="0"/>
             </w:pPr>
             <w:r>
               <w:rPr>
@@ -1775,17 +4006,23 @@
           <w:tcPr>
             <w:tcW w:type="dxa" w:w="3120"/>
             <w:shd w:fill="FFFFFF"/>
+            <w:tcMar>
+              <w:top w:w="70" w:type="dxa"/>
+              <w:bottom w:w="70" w:type="dxa"/>
+              <w:left w:w="100" w:type="dxa"/>
+              <w:right w:w="100" w:type="dxa"/>
+            </w:tcMar>
           </w:tcPr>
           <w:p>
             <w:pPr>
-              <w:spacing w:after="40" w:before="40"/>
+              <w:spacing w:after="0" w:before="0"/>
             </w:pPr>
             <w:r>
               <w:rPr>
                 <w:color w:val="2D3748"/>
                 <w:sz w:val="17"/>
               </w:rPr>
-              <w:t>Aceptable pero subóptimo</w:t>
+              <w:t>Estructura aceptable pero subóptima</w:t>
             </w:r>
           </w:p>
         </w:tc>
@@ -1795,17 +4032,23 @@
           <w:tcPr>
             <w:tcW w:type="dxa" w:w="3120"/>
             <w:shd w:fill="F7FAFC"/>
+            <w:tcMar>
+              <w:top w:w="70" w:type="dxa"/>
+              <w:bottom w:w="70" w:type="dxa"/>
+              <w:left w:w="100" w:type="dxa"/>
+              <w:right w:w="100" w:type="dxa"/>
+            </w:tcMar>
           </w:tcPr>
           <w:p>
             <w:pPr>
-              <w:spacing w:after="40" w:before="40"/>
+              <w:spacing w:after="0" w:before="0"/>
             </w:pPr>
             <w:r>
               <w:rPr>
                 <w:color w:val="2D3748"/>
                 <w:sz w:val="17"/>
               </w:rPr>
-              <w:t>7</w:t>
+              <w:t>K = 7</w:t>
             </w:r>
           </w:p>
         </w:tc>
@@ -1813,10 +4056,16 @@
           <w:tcPr>
             <w:tcW w:type="dxa" w:w="3120"/>
             <w:shd w:fill="F7FAFC"/>
+            <w:tcMar>
+              <w:top w:w="70" w:type="dxa"/>
+              <w:bottom w:w="70" w:type="dxa"/>
+              <w:left w:w="100" w:type="dxa"/>
+              <w:right w:w="100" w:type="dxa"/>
+            </w:tcMar>
           </w:tcPr>
           <w:p>
             <w:pPr>
-              <w:spacing w:after="40" w:before="40"/>
+              <w:spacing w:after="0" w:before="0"/>
             </w:pPr>
             <w:r>
               <w:rPr>
@@ -1831,17 +4080,23 @@
           <w:tcPr>
             <w:tcW w:type="dxa" w:w="3120"/>
             <w:shd w:fill="F7FAFC"/>
+            <w:tcMar>
+              <w:top w:w="70" w:type="dxa"/>
+              <w:bottom w:w="70" w:type="dxa"/>
+              <w:left w:w="100" w:type="dxa"/>
+              <w:right w:w="100" w:type="dxa"/>
+            </w:tcMar>
           </w:tcPr>
           <w:p>
             <w:pPr>
-              <w:spacing w:after="40" w:before="40"/>
+              <w:spacing w:after="0" w:before="0"/>
             </w:pPr>
             <w:r>
               <w:rPr>
                 <w:color w:val="2D3748"/>
                 <w:sz w:val="17"/>
               </w:rPr>
-              <w:t>Aceptable pero subóptimo</w:t>
+              <w:t>Estructura aceptable pero subóptima</w:t>
             </w:r>
           </w:p>
         </w:tc>
@@ -1851,17 +4106,23 @@
           <w:tcPr>
             <w:tcW w:type="dxa" w:w="3120"/>
             <w:shd w:fill="FFFFFF"/>
+            <w:tcMar>
+              <w:top w:w="70" w:type="dxa"/>
+              <w:bottom w:w="70" w:type="dxa"/>
+              <w:left w:w="100" w:type="dxa"/>
+              <w:right w:w="100" w:type="dxa"/>
+            </w:tcMar>
           </w:tcPr>
           <w:p>
             <w:pPr>
-              <w:spacing w:after="40" w:before="40"/>
+              <w:spacing w:after="0" w:before="0"/>
             </w:pPr>
             <w:r>
               <w:rPr>
                 <w:color w:val="2D3748"/>
                 <w:sz w:val="17"/>
               </w:rPr>
-              <w:t>8</w:t>
+              <w:t>K = 8</w:t>
             </w:r>
           </w:p>
         </w:tc>
@@ -1869,10 +4130,16 @@
           <w:tcPr>
             <w:tcW w:type="dxa" w:w="3120"/>
             <w:shd w:fill="FFFFFF"/>
+            <w:tcMar>
+              <w:top w:w="70" w:type="dxa"/>
+              <w:bottom w:w="70" w:type="dxa"/>
+              <w:left w:w="100" w:type="dxa"/>
+              <w:right w:w="100" w:type="dxa"/>
+            </w:tcMar>
           </w:tcPr>
           <w:p>
             <w:pPr>
-              <w:spacing w:after="40" w:before="40"/>
+              <w:spacing w:after="0" w:before="0"/>
             </w:pPr>
             <w:r>
               <w:rPr>
@@ -1887,17 +4154,23 @@
           <w:tcPr>
             <w:tcW w:type="dxa" w:w="3120"/>
             <w:shd w:fill="FFFFFF"/>
+            <w:tcMar>
+              <w:top w:w="70" w:type="dxa"/>
+              <w:bottom w:w="70" w:type="dxa"/>
+              <w:left w:w="100" w:type="dxa"/>
+              <w:right w:w="100" w:type="dxa"/>
+            </w:tcMar>
           </w:tcPr>
           <w:p>
             <w:pPr>
-              <w:spacing w:after="40" w:before="40"/>
+              <w:spacing w:after="0" w:before="0"/>
             </w:pPr>
             <w:r>
               <w:rPr>
                 <w:color w:val="2D3748"/>
                 <w:sz w:val="17"/>
               </w:rPr>
-              <w:t>Aceptable pero subóptimo</w:t>
+              <w:t>Estructura aceptable pero subóptima</w:t>
             </w:r>
           </w:p>
         </w:tc>
@@ -1907,17 +4180,23 @@
           <w:tcPr>
             <w:tcW w:type="dxa" w:w="3120"/>
             <w:shd w:fill="F7FAFC"/>
+            <w:tcMar>
+              <w:top w:w="70" w:type="dxa"/>
+              <w:bottom w:w="70" w:type="dxa"/>
+              <w:left w:w="100" w:type="dxa"/>
+              <w:right w:w="100" w:type="dxa"/>
+            </w:tcMar>
           </w:tcPr>
           <w:p>
             <w:pPr>
-              <w:spacing w:after="40" w:before="40"/>
+              <w:spacing w:after="0" w:before="0"/>
             </w:pPr>
             <w:r>
               <w:rPr>
                 <w:color w:val="2D3748"/>
                 <w:sz w:val="17"/>
               </w:rPr>
-              <w:t>9</w:t>
+              <w:t>K = 9</w:t>
             </w:r>
           </w:p>
         </w:tc>
@@ -1925,10 +4204,16 @@
           <w:tcPr>
             <w:tcW w:type="dxa" w:w="3120"/>
             <w:shd w:fill="F7FAFC"/>
+            <w:tcMar>
+              <w:top w:w="70" w:type="dxa"/>
+              <w:bottom w:w="70" w:type="dxa"/>
+              <w:left w:w="100" w:type="dxa"/>
+              <w:right w:w="100" w:type="dxa"/>
+            </w:tcMar>
           </w:tcPr>
           <w:p>
             <w:pPr>
-              <w:spacing w:after="40" w:before="40"/>
+              <w:spacing w:after="0" w:before="0"/>
             </w:pPr>
             <w:r>
               <w:rPr>
@@ -1943,17 +4228,23 @@
           <w:tcPr>
             <w:tcW w:type="dxa" w:w="3120"/>
             <w:shd w:fill="F7FAFC"/>
+            <w:tcMar>
+              <w:top w:w="70" w:type="dxa"/>
+              <w:bottom w:w="70" w:type="dxa"/>
+              <w:left w:w="100" w:type="dxa"/>
+              <w:right w:w="100" w:type="dxa"/>
+            </w:tcMar>
           </w:tcPr>
           <w:p>
             <w:pPr>
-              <w:spacing w:after="40" w:before="40"/>
+              <w:spacing w:after="0" w:before="0"/>
             </w:pPr>
             <w:r>
               <w:rPr>
                 <w:color w:val="2D3748"/>
                 <w:sz w:val="17"/>
               </w:rPr>
-              <w:t>Aceptable pero subóptimo</w:t>
+              <w:t>Estructura aceptable pero subóptima</w:t>
             </w:r>
           </w:p>
         </w:tc>
@@ -1963,17 +4254,23 @@
           <w:tcPr>
             <w:tcW w:type="dxa" w:w="3120"/>
             <w:shd w:fill="FFFFFF"/>
+            <w:tcMar>
+              <w:top w:w="70" w:type="dxa"/>
+              <w:bottom w:w="70" w:type="dxa"/>
+              <w:left w:w="100" w:type="dxa"/>
+              <w:right w:w="100" w:type="dxa"/>
+            </w:tcMar>
           </w:tcPr>
           <w:p>
             <w:pPr>
-              <w:spacing w:after="40" w:before="40"/>
+              <w:spacing w:after="0" w:before="0"/>
             </w:pPr>
             <w:r>
               <w:rPr>
                 <w:color w:val="2D3748"/>
                 <w:sz w:val="17"/>
               </w:rPr>
-              <w:t>10</w:t>
+              <w:t>K = 10</w:t>
             </w:r>
           </w:p>
         </w:tc>
@@ -1981,10 +4278,16 @@
           <w:tcPr>
             <w:tcW w:type="dxa" w:w="3120"/>
             <w:shd w:fill="FFFFFF"/>
+            <w:tcMar>
+              <w:top w:w="70" w:type="dxa"/>
+              <w:bottom w:w="70" w:type="dxa"/>
+              <w:left w:w="100" w:type="dxa"/>
+              <w:right w:w="100" w:type="dxa"/>
+            </w:tcMar>
           </w:tcPr>
           <w:p>
             <w:pPr>
-              <w:spacing w:after="40" w:before="40"/>
+              <w:spacing w:after="0" w:before="0"/>
             </w:pPr>
             <w:r>
               <w:rPr>
@@ -1999,17 +4302,23 @@
           <w:tcPr>
             <w:tcW w:type="dxa" w:w="3120"/>
             <w:shd w:fill="FFFFFF"/>
+            <w:tcMar>
+              <w:top w:w="70" w:type="dxa"/>
+              <w:bottom w:w="70" w:type="dxa"/>
+              <w:left w:w="100" w:type="dxa"/>
+              <w:right w:w="100" w:type="dxa"/>
+            </w:tcMar>
           </w:tcPr>
           <w:p>
             <w:pPr>
-              <w:spacing w:after="40" w:before="40"/>
+              <w:spacing w:after="0" w:before="0"/>
             </w:pPr>
             <w:r>
               <w:rPr>
                 <w:color w:val="2D3748"/>
                 <w:sz w:val="17"/>
               </w:rPr>
-              <w:t>Bajo rendimiento o fragmentación artificial</w:t>
+              <w:t>Solapamiento o sobre-fragmentación de grupos</w:t>
             </w:r>
           </w:p>
         </w:tc>
@@ -2022,6 +4331,148 @@
     </w:p>
     <w:p>
       <w:pPr>
+        <w:pStyle w:val="Heading2"/>
+        <w:spacing w:before="240" w:after="80"/>
+      </w:pPr>
+      <w:r>
+        <w:rPr>
+          <w:b/>
+          <w:color w:val="2B6CB0"/>
+          <w:sz w:val="26"/>
+        </w:rPr>
+        <w:t>Pregunta 4.1: ¿Qué mide el coeficiente de silueta?</w:t>
+      </w:r>
+    </w:p>
+    <w:p>
+      <w:pPr>
+        <w:spacing w:after="120" w:line="276" w:lineRule="auto"/>
+      </w:pPr>
+      <w:r>
+        <w:rPr>
+          <w:b/>
+          <w:color w:val="2D3748"/>
+          <w:sz w:val="21"/>
+        </w:rPr>
+        <w:t xml:space="preserve">Respuesta: </w:t>
+      </w:r>
+      <w:r>
+        <w:rPr>
+          <w:i w:val="0"/>
+          <w:color w:val="2D3748"/>
+          <w:sz w:val="21"/>
+        </w:rPr>
+        <w:t>El coeficiente de silueta mide la calidad interna del agrupamiento combinando simultáneamente dos criterios: la cohesión intra-cluster a(i) (distancia promedio del punto i a los demás puntos de su mismo cluster) y la separación inter-cluster b(i) (distancia promedio del punto i a todos los puntos del cluster vecino más cercano).</w:t>
+      </w:r>
+    </w:p>
+    <w:p>
+      <w:pPr>
+        <w:pStyle w:val="Heading2"/>
+        <w:spacing w:before="240" w:after="80"/>
+      </w:pPr>
+      <w:r>
+        <w:rPr>
+          <w:b/>
+          <w:color w:val="2B6CB0"/>
+          <w:sz w:val="26"/>
+        </w:rPr>
+        <w:t>Pregunta 4.2: ¿Qué significa un valor cercano a 1?</w:t>
+      </w:r>
+    </w:p>
+    <w:p>
+      <w:pPr>
+        <w:spacing w:after="120" w:line="276" w:lineRule="auto"/>
+      </w:pPr>
+      <w:r>
+        <w:rPr>
+          <w:b/>
+          <w:color w:val="2D3748"/>
+          <w:sz w:val="21"/>
+        </w:rPr>
+        <w:t xml:space="preserve">Respuesta: </w:t>
+      </w:r>
+      <w:r>
+        <w:rPr>
+          <w:i w:val="0"/>
+          <w:color w:val="2D3748"/>
+          <w:sz w:val="21"/>
+        </w:rPr>
+        <w:t>Un valor cercano a +1 significa que la observación está óptimamente agrupada: su distancia interna a(i) es muy pequeña en comparación con la distancia al cluster vecino más cercano b(i) (a(i) ≪ b(i)). Indica clusters compactos y claramente separados entre sí.</w:t>
+      </w:r>
+    </w:p>
+    <w:p>
+      <w:pPr>
+        <w:pStyle w:val="Heading2"/>
+        <w:spacing w:before="240" w:after="80"/>
+      </w:pPr>
+      <w:r>
+        <w:rPr>
+          <w:b/>
+          <w:color w:val="2B6CB0"/>
+          <w:sz w:val="26"/>
+        </w:rPr>
+        <w:t>Pregunta 4.3: ¿Qué implica un valor cercano a 0 o negativo?</w:t>
+      </w:r>
+    </w:p>
+    <w:p>
+      <w:pPr>
+        <w:spacing w:after="120" w:line="276" w:lineRule="auto"/>
+      </w:pPr>
+      <w:r>
+        <w:rPr>
+          <w:b/>
+          <w:color w:val="2D3748"/>
+          <w:sz w:val="21"/>
+        </w:rPr>
+        <w:t xml:space="preserve">Respuesta: </w:t>
+      </w:r>
+      <w:r>
+        <w:rPr>
+          <w:i w:val="0"/>
+          <w:color w:val="2D3748"/>
+          <w:sz w:val="21"/>
+        </w:rPr>
+        <w:t>• Valor cercano a 0 (s(i) ≈ 0): Implica que a(i) ≈ b(i), es decir, la observación se encuentra justo en la frontera de decisión o zona de solapamiento entre dos clusters adyacentes.</w:t>
+        <w:br/>
+        <w:t>• Valor negativo (s(i) &lt; 0): Implica que a(i) &gt; b(i), lo que significa que la observación fue asignada erróneamente a un cluster cuando en realidad está más cerca de los puntos de un cluster vecino.</w:t>
+      </w:r>
+    </w:p>
+    <w:p>
+      <w:pPr>
+        <w:pStyle w:val="Heading2"/>
+        <w:spacing w:before="240" w:after="80"/>
+      </w:pPr>
+      <w:r>
+        <w:rPr>
+          <w:b/>
+          <w:color w:val="2B6CB0"/>
+          <w:sz w:val="26"/>
+        </w:rPr>
+        <w:t>Pregunta 4.4: ¿Coincide el valor óptimo de K con el método del codo? Justifique.</w:t>
+      </w:r>
+    </w:p>
+    <w:p>
+      <w:pPr>
+        <w:spacing w:after="120" w:line="276" w:lineRule="auto"/>
+      </w:pPr>
+      <w:r>
+        <w:rPr>
+          <w:b/>
+          <w:color w:val="2D3748"/>
+          <w:sz w:val="21"/>
+        </w:rPr>
+        <w:t xml:space="preserve">Respuesta y Justificación: </w:t>
+      </w:r>
+      <w:r>
+        <w:rPr>
+          <w:i w:val="0"/>
+          <w:color w:val="2D3748"/>
+          <w:sz w:val="21"/>
+        </w:rPr>
+        <w:t>Sí, coincide con exactitud absoluta en K = 5.</w:t>
+      </w:r>
+    </w:p>
+    <w:p>
+      <w:pPr>
         <w:spacing w:after="120" w:line="276" w:lineRule="auto"/>
       </w:pPr>
       <w:r>
@@ -2030,12 +4481,13 @@
           <w:color w:val="2D3748"/>
           <w:sz w:val="21"/>
         </w:rPr>
-        <w:t>Como se demuestra cuantitativamente en la tabla anterior y en la Figura 4, el valor K = 5 alcanza el pico máximo absoluto de silueta (score = 0.5547). Cualquier otro valor de K degrada la calidad: K=4 obtiene 0.4932 y K=6 desciende a 0.4523. Por ende, la evidencia estadística es irrefutable: K = 5 es la partición óptima del espacio de datos.</w:t>
+        <w:t>• Justificación Cuantitativa: Mientras el método del codo identificó en K = 5 el punto de inflexión donde se estabiliza la varianza intra-cluster (WCSS = 65.57), el coeficiente de silueta alcanza su valor máximo global exactamente en K = 5 con un puntaje de 0.5547 (superando notablemente a K=4 con 0.4939 y a K=6 con 0.5399).</w:t>
+        <w:br/>
+        <w:t>• Conclusión de Validación Cruzada: Al converger tanto una métrica de compacidad pura (Codo) como una métrica de relación cohesión/separación (Silueta) en K = 5, se confirma matemáticamente que la estructura real subyacente del dataset consta de 5 segmentos naturales.</w:t>
       </w:r>
     </w:p>
     <w:p>
       <w:pPr>
-        <w:spacing w:before="120" w:after="40"/>
         <w:jc w:val="center"/>
       </w:pPr>
     </w:p>
@@ -2043,7 +4495,7 @@
       <w:r>
         <w:drawing>
           <wp:inline xmlns:a="http://schemas.openxmlformats.org/drawingml/2006/main" xmlns:pic="http://schemas.openxmlformats.org/drawingml/2006/picture">
-            <wp:extent cx="5303520" cy="3241040"/>
+            <wp:extent cx="5669280" cy="2227217"/>
             <wp:docPr id="4" name="Picture 4"/>
             <wp:cNvGraphicFramePr>
               <a:graphicFrameLocks noChangeAspect="1"/>
@@ -2064,7 +4516,7 @@
                   <pic:spPr>
                     <a:xfrm>
                       <a:off x="0" y="0"/>
-                      <a:ext cx="5303520" cy="3241040"/>
+                      <a:ext cx="5669280" cy="2227217"/>
                     </a:xfrm>
                     <a:prstGeom prst="rect"/>
                   </pic:spPr>
@@ -2084,21 +4536,21 @@
           <w:i/>
           <w:sz w:val="17"/>
         </w:rPr>
-        <w:t>Figura 4: Coeficiente de Silueta promedio confirmando el óptimo global en K = 5.</w:t>
+        <w:t>Figura 4: Curva de Coeficiente de Silueta vs K y diagrama de silueta por cluster para K = 5 (Parte 4).</w:t>
       </w:r>
     </w:p>
     <w:p>
       <w:pPr>
         <w:pStyle w:val="Heading1"/>
-        <w:spacing w:before="360" w:after="120"/>
+        <w:spacing w:before="320" w:after="120"/>
       </w:pPr>
       <w:r>
         <w:rPr>
           <w:b/>
           <w:color w:val="1A365D"/>
-          <w:sz w:val="34"/>
+          <w:sz w:val="33"/>
         </w:rPr>
-        <w:t>Parte 5 – Modelo K-Means Definitivo (K = 5)</w:t>
+        <w:t>Parte 5 – Modelo K-Means (Entrenamiento y Centroides)</w:t>
       </w:r>
     </w:p>
     <w:p>
@@ -2111,7 +4563,2248 @@
           <w:color w:val="2D3748"/>
           <w:sz w:val="21"/>
         </w:rPr>
-        <w:t>Habiendo demostrado formalmente que K = 5 es el hiperparámetro óptimo, se entrenó el modelo final K-Means (algoritmo k-means++, n_init=20, random_state=42). A continuación se presentan los centroides calculados, re-escalados a su magnitud física original para análisis directo.</w:t>
+        <w:t>Actividades desarrolladas:</w:t>
+        <w:br/>
+        <w:t>1. Se entrenó el modelo K-Means definitivo con K = 5 clusters (init='k-means++', n_init=20, random_state=42).</w:t>
+        <w:br/>
+        <w:t>2. Se asignó la etiqueta de cluster (0 a 4) a cada una de las 200 observaciones del dataset.</w:t>
+        <w:br/>
+        <w:t>3. Se extrajeron las coordenadas de los 5 centroides tanto en la escala estandarizada (Z-Score) como en su escala original desescalada (miles de USD y puntaje 1-100).</w:t>
+      </w:r>
+    </w:p>
+    <w:tbl>
+      <w:tblPr>
+        <w:tblW w:type="auto" w:w="0"/>
+        <w:jc w:val="center"/>
+        <w:tblLook w:firstColumn="1" w:firstRow="1" w:lastColumn="0" w:lastRow="0" w:noHBand="0" w:noVBand="1" w:val="04A0"/>
+      </w:tblPr>
+      <w:tblGrid>
+        <w:gridCol w:w="1560"/>
+        <w:gridCol w:w="1560"/>
+        <w:gridCol w:w="1560"/>
+        <w:gridCol w:w="1560"/>
+        <w:gridCol w:w="1560"/>
+        <w:gridCol w:w="1560"/>
+      </w:tblGrid>
+      <w:tr>
+        <w:tc>
+          <w:tcPr>
+            <w:tcW w:type="dxa" w:w="1560"/>
+            <w:shd w:fill="1A365D"/>
+            <w:tcMar>
+              <w:top w:w="80" w:type="dxa"/>
+              <w:bottom w:w="80" w:type="dxa"/>
+              <w:left w:w="100" w:type="dxa"/>
+              <w:right w:w="100" w:type="dxa"/>
+            </w:tcMar>
+          </w:tcPr>
+          <w:p>
+            <w:pPr>
+              <w:spacing w:after="0" w:before="0"/>
+            </w:pPr>
+            <w:r>
+              <w:rPr>
+                <w:b/>
+                <w:color w:val="FFFFFF"/>
+                <w:sz w:val="17"/>
+              </w:rPr>
+              <w:t>Cluster</w:t>
+            </w:r>
+          </w:p>
+        </w:tc>
+        <w:tc>
+          <w:tcPr>
+            <w:tcW w:type="dxa" w:w="1560"/>
+            <w:shd w:fill="1A365D"/>
+            <w:tcMar>
+              <w:top w:w="80" w:type="dxa"/>
+              <w:bottom w:w="80" w:type="dxa"/>
+              <w:left w:w="100" w:type="dxa"/>
+              <w:right w:w="100" w:type="dxa"/>
+            </w:tcMar>
+          </w:tcPr>
+          <w:p>
+            <w:pPr>
+              <w:spacing w:after="0" w:before="0"/>
+            </w:pPr>
+            <w:r>
+              <w:rPr>
+                <w:b/>
+                <w:color w:val="FFFFFF"/>
+                <w:sz w:val="17"/>
+              </w:rPr>
+              <w:t>Centroide Z-Score (Ingreso, Gasto)</w:t>
+            </w:r>
+          </w:p>
+        </w:tc>
+        <w:tc>
+          <w:tcPr>
+            <w:tcW w:type="dxa" w:w="1560"/>
+            <w:shd w:fill="1A365D"/>
+            <w:tcMar>
+              <w:top w:w="80" w:type="dxa"/>
+              <w:bottom w:w="80" w:type="dxa"/>
+              <w:left w:w="100" w:type="dxa"/>
+              <w:right w:w="100" w:type="dxa"/>
+            </w:tcMar>
+          </w:tcPr>
+          <w:p>
+            <w:pPr>
+              <w:spacing w:after="0" w:before="0"/>
+            </w:pPr>
+            <w:r>
+              <w:rPr>
+                <w:b/>
+                <w:color w:val="FFFFFF"/>
+                <w:sz w:val="17"/>
+              </w:rPr>
+              <w:t>Ingreso Promedio (k$)</w:t>
+            </w:r>
+          </w:p>
+        </w:tc>
+        <w:tc>
+          <w:tcPr>
+            <w:tcW w:type="dxa" w:w="1560"/>
+            <w:shd w:fill="1A365D"/>
+            <w:tcMar>
+              <w:top w:w="80" w:type="dxa"/>
+              <w:bottom w:w="80" w:type="dxa"/>
+              <w:left w:w="100" w:type="dxa"/>
+              <w:right w:w="100" w:type="dxa"/>
+            </w:tcMar>
+          </w:tcPr>
+          <w:p>
+            <w:pPr>
+              <w:spacing w:after="0" w:before="0"/>
+            </w:pPr>
+            <w:r>
+              <w:rPr>
+                <w:b/>
+                <w:color w:val="FFFFFF"/>
+                <w:sz w:val="17"/>
+              </w:rPr>
+              <w:t>Gasto Promedio (1-100)</w:t>
+            </w:r>
+          </w:p>
+        </w:tc>
+        <w:tc>
+          <w:tcPr>
+            <w:tcW w:type="dxa" w:w="1560"/>
+            <w:shd w:fill="1A365D"/>
+            <w:tcMar>
+              <w:top w:w="80" w:type="dxa"/>
+              <w:bottom w:w="80" w:type="dxa"/>
+              <w:left w:w="100" w:type="dxa"/>
+              <w:right w:w="100" w:type="dxa"/>
+            </w:tcMar>
+          </w:tcPr>
+          <w:p>
+            <w:pPr>
+              <w:spacing w:after="0" w:before="0"/>
+            </w:pPr>
+            <w:r>
+              <w:rPr>
+                <w:b/>
+                <w:color w:val="FFFFFF"/>
+                <w:sz w:val="17"/>
+              </w:rPr>
+              <w:t>N° Clientes</w:t>
+            </w:r>
+          </w:p>
+        </w:tc>
+        <w:tc>
+          <w:tcPr>
+            <w:tcW w:type="dxa" w:w="1560"/>
+            <w:shd w:fill="1A365D"/>
+            <w:tcMar>
+              <w:top w:w="80" w:type="dxa"/>
+              <w:bottom w:w="80" w:type="dxa"/>
+              <w:left w:w="100" w:type="dxa"/>
+              <w:right w:w="100" w:type="dxa"/>
+            </w:tcMar>
+          </w:tcPr>
+          <w:p>
+            <w:pPr>
+              <w:spacing w:after="0" w:before="0"/>
+            </w:pPr>
+            <w:r>
+              <w:rPr>
+                <w:b/>
+                <w:color w:val="FFFFFF"/>
+                <w:sz w:val="17"/>
+              </w:rPr>
+              <w:t>% Total</w:t>
+            </w:r>
+          </w:p>
+        </w:tc>
+      </w:tr>
+      <w:tr>
+        <w:tc>
+          <w:tcPr>
+            <w:tcW w:type="dxa" w:w="1560"/>
+            <w:shd w:fill="FFFFFF"/>
+            <w:tcMar>
+              <w:top w:w="70" w:type="dxa"/>
+              <w:bottom w:w="70" w:type="dxa"/>
+              <w:left w:w="100" w:type="dxa"/>
+              <w:right w:w="100" w:type="dxa"/>
+            </w:tcMar>
+          </w:tcPr>
+          <w:p>
+            <w:pPr>
+              <w:spacing w:after="0" w:before="0"/>
+            </w:pPr>
+            <w:r>
+              <w:rPr>
+                <w:color w:val="2D3748"/>
+                <w:sz w:val="17"/>
+              </w:rPr>
+              <w:t>Cluster 0</w:t>
+            </w:r>
+          </w:p>
+        </w:tc>
+        <w:tc>
+          <w:tcPr>
+            <w:tcW w:type="dxa" w:w="1560"/>
+            <w:shd w:fill="FFFFFF"/>
+            <w:tcMar>
+              <w:top w:w="70" w:type="dxa"/>
+              <w:bottom w:w="70" w:type="dxa"/>
+              <w:left w:w="100" w:type="dxa"/>
+              <w:right w:w="100" w:type="dxa"/>
+            </w:tcMar>
+          </w:tcPr>
+          <w:p>
+            <w:pPr>
+              <w:spacing w:after="0" w:before="0"/>
+            </w:pPr>
+            <w:r>
+              <w:rPr>
+                <w:color w:val="2D3748"/>
+                <w:sz w:val="17"/>
+              </w:rPr>
+              <w:t>(-0.20, -0.03)</w:t>
+            </w:r>
+          </w:p>
+        </w:tc>
+        <w:tc>
+          <w:tcPr>
+            <w:tcW w:type="dxa" w:w="1560"/>
+            <w:shd w:fill="FFFFFF"/>
+            <w:tcMar>
+              <w:top w:w="70" w:type="dxa"/>
+              <w:bottom w:w="70" w:type="dxa"/>
+              <w:left w:w="100" w:type="dxa"/>
+              <w:right w:w="100" w:type="dxa"/>
+            </w:tcMar>
+          </w:tcPr>
+          <w:p>
+            <w:pPr>
+              <w:spacing w:after="0" w:before="0"/>
+            </w:pPr>
+            <w:r>
+              <w:rPr>
+                <w:color w:val="2D3748"/>
+                <w:sz w:val="17"/>
+              </w:rPr>
+              <w:t>$55.30 k$</w:t>
+            </w:r>
+          </w:p>
+        </w:tc>
+        <w:tc>
+          <w:tcPr>
+            <w:tcW w:type="dxa" w:w="1560"/>
+            <w:shd w:fill="FFFFFF"/>
+            <w:tcMar>
+              <w:top w:w="70" w:type="dxa"/>
+              <w:bottom w:w="70" w:type="dxa"/>
+              <w:left w:w="100" w:type="dxa"/>
+              <w:right w:w="100" w:type="dxa"/>
+            </w:tcMar>
+          </w:tcPr>
+          <w:p>
+            <w:pPr>
+              <w:spacing w:after="0" w:before="0"/>
+            </w:pPr>
+            <w:r>
+              <w:rPr>
+                <w:color w:val="2D3748"/>
+                <w:sz w:val="17"/>
+              </w:rPr>
+              <w:t>49.52 pts</w:t>
+            </w:r>
+          </w:p>
+        </w:tc>
+        <w:tc>
+          <w:tcPr>
+            <w:tcW w:type="dxa" w:w="1560"/>
+            <w:shd w:fill="FFFFFF"/>
+            <w:tcMar>
+              <w:top w:w="70" w:type="dxa"/>
+              <w:bottom w:w="70" w:type="dxa"/>
+              <w:left w:w="100" w:type="dxa"/>
+              <w:right w:w="100" w:type="dxa"/>
+            </w:tcMar>
+          </w:tcPr>
+          <w:p>
+            <w:pPr>
+              <w:spacing w:after="0" w:before="0"/>
+            </w:pPr>
+            <w:r>
+              <w:rPr>
+                <w:color w:val="2D3748"/>
+                <w:sz w:val="17"/>
+              </w:rPr>
+              <w:t>81 clientes</w:t>
+            </w:r>
+          </w:p>
+        </w:tc>
+        <w:tc>
+          <w:tcPr>
+            <w:tcW w:type="dxa" w:w="1560"/>
+            <w:shd w:fill="FFFFFF"/>
+            <w:tcMar>
+              <w:top w:w="70" w:type="dxa"/>
+              <w:bottom w:w="70" w:type="dxa"/>
+              <w:left w:w="100" w:type="dxa"/>
+              <w:right w:w="100" w:type="dxa"/>
+            </w:tcMar>
+          </w:tcPr>
+          <w:p>
+            <w:pPr>
+              <w:spacing w:after="0" w:before="0"/>
+            </w:pPr>
+            <w:r>
+              <w:rPr>
+                <w:color w:val="2D3748"/>
+                <w:sz w:val="17"/>
+              </w:rPr>
+              <w:t>40.5%</w:t>
+            </w:r>
+          </w:p>
+        </w:tc>
+      </w:tr>
+      <w:tr>
+        <w:tc>
+          <w:tcPr>
+            <w:tcW w:type="dxa" w:w="1560"/>
+            <w:shd w:fill="F7FAFC"/>
+            <w:tcMar>
+              <w:top w:w="70" w:type="dxa"/>
+              <w:bottom w:w="70" w:type="dxa"/>
+              <w:left w:w="100" w:type="dxa"/>
+              <w:right w:w="100" w:type="dxa"/>
+            </w:tcMar>
+          </w:tcPr>
+          <w:p>
+            <w:pPr>
+              <w:spacing w:after="0" w:before="0"/>
+            </w:pPr>
+            <w:r>
+              <w:rPr>
+                <w:color w:val="2D3748"/>
+                <w:sz w:val="17"/>
+              </w:rPr>
+              <w:t>Cluster 1</w:t>
+            </w:r>
+          </w:p>
+        </w:tc>
+        <w:tc>
+          <w:tcPr>
+            <w:tcW w:type="dxa" w:w="1560"/>
+            <w:shd w:fill="F7FAFC"/>
+            <w:tcMar>
+              <w:top w:w="70" w:type="dxa"/>
+              <w:bottom w:w="70" w:type="dxa"/>
+              <w:left w:w="100" w:type="dxa"/>
+              <w:right w:w="100" w:type="dxa"/>
+            </w:tcMar>
+          </w:tcPr>
+          <w:p>
+            <w:pPr>
+              <w:spacing w:after="0" w:before="0"/>
+            </w:pPr>
+            <w:r>
+              <w:rPr>
+                <w:color w:val="2D3748"/>
+                <w:sz w:val="17"/>
+              </w:rPr>
+              <w:t>(+0.99, +1.24)</w:t>
+            </w:r>
+          </w:p>
+        </w:tc>
+        <w:tc>
+          <w:tcPr>
+            <w:tcW w:type="dxa" w:w="1560"/>
+            <w:shd w:fill="F7FAFC"/>
+            <w:tcMar>
+              <w:top w:w="70" w:type="dxa"/>
+              <w:bottom w:w="70" w:type="dxa"/>
+              <w:left w:w="100" w:type="dxa"/>
+              <w:right w:w="100" w:type="dxa"/>
+            </w:tcMar>
+          </w:tcPr>
+          <w:p>
+            <w:pPr>
+              <w:spacing w:after="0" w:before="0"/>
+            </w:pPr>
+            <w:r>
+              <w:rPr>
+                <w:color w:val="2D3748"/>
+                <w:sz w:val="17"/>
+              </w:rPr>
+              <w:t>$86.54 k$</w:t>
+            </w:r>
+          </w:p>
+        </w:tc>
+        <w:tc>
+          <w:tcPr>
+            <w:tcW w:type="dxa" w:w="1560"/>
+            <w:shd w:fill="F7FAFC"/>
+            <w:tcMar>
+              <w:top w:w="70" w:type="dxa"/>
+              <w:bottom w:w="70" w:type="dxa"/>
+              <w:left w:w="100" w:type="dxa"/>
+              <w:right w:w="100" w:type="dxa"/>
+            </w:tcMar>
+          </w:tcPr>
+          <w:p>
+            <w:pPr>
+              <w:spacing w:after="0" w:before="0"/>
+            </w:pPr>
+            <w:r>
+              <w:rPr>
+                <w:color w:val="2D3748"/>
+                <w:sz w:val="17"/>
+              </w:rPr>
+              <w:t>82.13 pts</w:t>
+            </w:r>
+          </w:p>
+        </w:tc>
+        <w:tc>
+          <w:tcPr>
+            <w:tcW w:type="dxa" w:w="1560"/>
+            <w:shd w:fill="F7FAFC"/>
+            <w:tcMar>
+              <w:top w:w="70" w:type="dxa"/>
+              <w:bottom w:w="70" w:type="dxa"/>
+              <w:left w:w="100" w:type="dxa"/>
+              <w:right w:w="100" w:type="dxa"/>
+            </w:tcMar>
+          </w:tcPr>
+          <w:p>
+            <w:pPr>
+              <w:spacing w:after="0" w:before="0"/>
+            </w:pPr>
+            <w:r>
+              <w:rPr>
+                <w:color w:val="2D3748"/>
+                <w:sz w:val="17"/>
+              </w:rPr>
+              <w:t>39 clientes</w:t>
+            </w:r>
+          </w:p>
+        </w:tc>
+        <w:tc>
+          <w:tcPr>
+            <w:tcW w:type="dxa" w:w="1560"/>
+            <w:shd w:fill="F7FAFC"/>
+            <w:tcMar>
+              <w:top w:w="70" w:type="dxa"/>
+              <w:bottom w:w="70" w:type="dxa"/>
+              <w:left w:w="100" w:type="dxa"/>
+              <w:right w:w="100" w:type="dxa"/>
+            </w:tcMar>
+          </w:tcPr>
+          <w:p>
+            <w:pPr>
+              <w:spacing w:after="0" w:before="0"/>
+            </w:pPr>
+            <w:r>
+              <w:rPr>
+                <w:color w:val="2D3748"/>
+                <w:sz w:val="17"/>
+              </w:rPr>
+              <w:t>19.5%</w:t>
+            </w:r>
+          </w:p>
+        </w:tc>
+      </w:tr>
+      <w:tr>
+        <w:tc>
+          <w:tcPr>
+            <w:tcW w:type="dxa" w:w="1560"/>
+            <w:shd w:fill="FFFFFF"/>
+            <w:tcMar>
+              <w:top w:w="70" w:type="dxa"/>
+              <w:bottom w:w="70" w:type="dxa"/>
+              <w:left w:w="100" w:type="dxa"/>
+              <w:right w:w="100" w:type="dxa"/>
+            </w:tcMar>
+          </w:tcPr>
+          <w:p>
+            <w:pPr>
+              <w:spacing w:after="0" w:before="0"/>
+            </w:pPr>
+            <w:r>
+              <w:rPr>
+                <w:color w:val="2D3748"/>
+                <w:sz w:val="17"/>
+              </w:rPr>
+              <w:t>Cluster 2</w:t>
+            </w:r>
+          </w:p>
+        </w:tc>
+        <w:tc>
+          <w:tcPr>
+            <w:tcW w:type="dxa" w:w="1560"/>
+            <w:shd w:fill="FFFFFF"/>
+            <w:tcMar>
+              <w:top w:w="70" w:type="dxa"/>
+              <w:bottom w:w="70" w:type="dxa"/>
+              <w:left w:w="100" w:type="dxa"/>
+              <w:right w:w="100" w:type="dxa"/>
+            </w:tcMar>
+          </w:tcPr>
+          <w:p>
+            <w:pPr>
+              <w:spacing w:after="0" w:before="0"/>
+            </w:pPr>
+            <w:r>
+              <w:rPr>
+                <w:color w:val="2D3748"/>
+                <w:sz w:val="17"/>
+              </w:rPr>
+              <w:t>(-1.33, +1.13)</w:t>
+            </w:r>
+          </w:p>
+        </w:tc>
+        <w:tc>
+          <w:tcPr>
+            <w:tcW w:type="dxa" w:w="1560"/>
+            <w:shd w:fill="FFFFFF"/>
+            <w:tcMar>
+              <w:top w:w="70" w:type="dxa"/>
+              <w:bottom w:w="70" w:type="dxa"/>
+              <w:left w:w="100" w:type="dxa"/>
+              <w:right w:w="100" w:type="dxa"/>
+            </w:tcMar>
+          </w:tcPr>
+          <w:p>
+            <w:pPr>
+              <w:spacing w:after="0" w:before="0"/>
+            </w:pPr>
+            <w:r>
+              <w:rPr>
+                <w:color w:val="2D3748"/>
+                <w:sz w:val="17"/>
+              </w:rPr>
+              <w:t>$25.73 k$</w:t>
+            </w:r>
+          </w:p>
+        </w:tc>
+        <w:tc>
+          <w:tcPr>
+            <w:tcW w:type="dxa" w:w="1560"/>
+            <w:shd w:fill="FFFFFF"/>
+            <w:tcMar>
+              <w:top w:w="70" w:type="dxa"/>
+              <w:bottom w:w="70" w:type="dxa"/>
+              <w:left w:w="100" w:type="dxa"/>
+              <w:right w:w="100" w:type="dxa"/>
+            </w:tcMar>
+          </w:tcPr>
+          <w:p>
+            <w:pPr>
+              <w:spacing w:after="0" w:before="0"/>
+            </w:pPr>
+            <w:r>
+              <w:rPr>
+                <w:color w:val="2D3748"/>
+                <w:sz w:val="17"/>
+              </w:rPr>
+              <w:t>79.36 pts</w:t>
+            </w:r>
+          </w:p>
+        </w:tc>
+        <w:tc>
+          <w:tcPr>
+            <w:tcW w:type="dxa" w:w="1560"/>
+            <w:shd w:fill="FFFFFF"/>
+            <w:tcMar>
+              <w:top w:w="70" w:type="dxa"/>
+              <w:bottom w:w="70" w:type="dxa"/>
+              <w:left w:w="100" w:type="dxa"/>
+              <w:right w:w="100" w:type="dxa"/>
+            </w:tcMar>
+          </w:tcPr>
+          <w:p>
+            <w:pPr>
+              <w:spacing w:after="0" w:before="0"/>
+            </w:pPr>
+            <w:r>
+              <w:rPr>
+                <w:color w:val="2D3748"/>
+                <w:sz w:val="17"/>
+              </w:rPr>
+              <w:t>22 clientes</w:t>
+            </w:r>
+          </w:p>
+        </w:tc>
+        <w:tc>
+          <w:tcPr>
+            <w:tcW w:type="dxa" w:w="1560"/>
+            <w:shd w:fill="FFFFFF"/>
+            <w:tcMar>
+              <w:top w:w="70" w:type="dxa"/>
+              <w:bottom w:w="70" w:type="dxa"/>
+              <w:left w:w="100" w:type="dxa"/>
+              <w:right w:w="100" w:type="dxa"/>
+            </w:tcMar>
+          </w:tcPr>
+          <w:p>
+            <w:pPr>
+              <w:spacing w:after="0" w:before="0"/>
+            </w:pPr>
+            <w:r>
+              <w:rPr>
+                <w:color w:val="2D3748"/>
+                <w:sz w:val="17"/>
+              </w:rPr>
+              <w:t>11.0%</w:t>
+            </w:r>
+          </w:p>
+        </w:tc>
+      </w:tr>
+      <w:tr>
+        <w:tc>
+          <w:tcPr>
+            <w:tcW w:type="dxa" w:w="1560"/>
+            <w:shd w:fill="F7FAFC"/>
+            <w:tcMar>
+              <w:top w:w="70" w:type="dxa"/>
+              <w:bottom w:w="70" w:type="dxa"/>
+              <w:left w:w="100" w:type="dxa"/>
+              <w:right w:w="100" w:type="dxa"/>
+            </w:tcMar>
+          </w:tcPr>
+          <w:p>
+            <w:pPr>
+              <w:spacing w:after="0" w:before="0"/>
+            </w:pPr>
+            <w:r>
+              <w:rPr>
+                <w:color w:val="2D3748"/>
+                <w:sz w:val="17"/>
+              </w:rPr>
+              <w:t>Cluster 3</w:t>
+            </w:r>
+          </w:p>
+        </w:tc>
+        <w:tc>
+          <w:tcPr>
+            <w:tcW w:type="dxa" w:w="1560"/>
+            <w:shd w:fill="F7FAFC"/>
+            <w:tcMar>
+              <w:top w:w="70" w:type="dxa"/>
+              <w:bottom w:w="70" w:type="dxa"/>
+              <w:left w:w="100" w:type="dxa"/>
+              <w:right w:w="100" w:type="dxa"/>
+            </w:tcMar>
+          </w:tcPr>
+          <w:p>
+            <w:pPr>
+              <w:spacing w:after="0" w:before="0"/>
+            </w:pPr>
+            <w:r>
+              <w:rPr>
+                <w:color w:val="2D3748"/>
+                <w:sz w:val="17"/>
+              </w:rPr>
+              <w:t>(+1.06, -1.28)</w:t>
+            </w:r>
+          </w:p>
+        </w:tc>
+        <w:tc>
+          <w:tcPr>
+            <w:tcW w:type="dxa" w:w="1560"/>
+            <w:shd w:fill="F7FAFC"/>
+            <w:tcMar>
+              <w:top w:w="70" w:type="dxa"/>
+              <w:bottom w:w="70" w:type="dxa"/>
+              <w:left w:w="100" w:type="dxa"/>
+              <w:right w:w="100" w:type="dxa"/>
+            </w:tcMar>
+          </w:tcPr>
+          <w:p>
+            <w:pPr>
+              <w:spacing w:after="0" w:before="0"/>
+            </w:pPr>
+            <w:r>
+              <w:rPr>
+                <w:color w:val="2D3748"/>
+                <w:sz w:val="17"/>
+              </w:rPr>
+              <w:t>$88.20 k$</w:t>
+            </w:r>
+          </w:p>
+        </w:tc>
+        <w:tc>
+          <w:tcPr>
+            <w:tcW w:type="dxa" w:w="1560"/>
+            <w:shd w:fill="F7FAFC"/>
+            <w:tcMar>
+              <w:top w:w="70" w:type="dxa"/>
+              <w:bottom w:w="70" w:type="dxa"/>
+              <w:left w:w="100" w:type="dxa"/>
+              <w:right w:w="100" w:type="dxa"/>
+            </w:tcMar>
+          </w:tcPr>
+          <w:p>
+            <w:pPr>
+              <w:spacing w:after="0" w:before="0"/>
+            </w:pPr>
+            <w:r>
+              <w:rPr>
+                <w:color w:val="2D3748"/>
+                <w:sz w:val="17"/>
+              </w:rPr>
+              <w:t>17.11 pts</w:t>
+            </w:r>
+          </w:p>
+        </w:tc>
+        <w:tc>
+          <w:tcPr>
+            <w:tcW w:type="dxa" w:w="1560"/>
+            <w:shd w:fill="F7FAFC"/>
+            <w:tcMar>
+              <w:top w:w="70" w:type="dxa"/>
+              <w:bottom w:w="70" w:type="dxa"/>
+              <w:left w:w="100" w:type="dxa"/>
+              <w:right w:w="100" w:type="dxa"/>
+            </w:tcMar>
+          </w:tcPr>
+          <w:p>
+            <w:pPr>
+              <w:spacing w:after="0" w:before="0"/>
+            </w:pPr>
+            <w:r>
+              <w:rPr>
+                <w:color w:val="2D3748"/>
+                <w:sz w:val="17"/>
+              </w:rPr>
+              <w:t>35 clientes</w:t>
+            </w:r>
+          </w:p>
+        </w:tc>
+        <w:tc>
+          <w:tcPr>
+            <w:tcW w:type="dxa" w:w="1560"/>
+            <w:shd w:fill="F7FAFC"/>
+            <w:tcMar>
+              <w:top w:w="70" w:type="dxa"/>
+              <w:bottom w:w="70" w:type="dxa"/>
+              <w:left w:w="100" w:type="dxa"/>
+              <w:right w:w="100" w:type="dxa"/>
+            </w:tcMar>
+          </w:tcPr>
+          <w:p>
+            <w:pPr>
+              <w:spacing w:after="0" w:before="0"/>
+            </w:pPr>
+            <w:r>
+              <w:rPr>
+                <w:color w:val="2D3748"/>
+                <w:sz w:val="17"/>
+              </w:rPr>
+              <w:t>17.5%</w:t>
+            </w:r>
+          </w:p>
+        </w:tc>
+      </w:tr>
+      <w:tr>
+        <w:tc>
+          <w:tcPr>
+            <w:tcW w:type="dxa" w:w="1560"/>
+            <w:shd w:fill="FFFFFF"/>
+            <w:tcMar>
+              <w:top w:w="70" w:type="dxa"/>
+              <w:bottom w:w="70" w:type="dxa"/>
+              <w:left w:w="100" w:type="dxa"/>
+              <w:right w:w="100" w:type="dxa"/>
+            </w:tcMar>
+          </w:tcPr>
+          <w:p>
+            <w:pPr>
+              <w:spacing w:after="0" w:before="0"/>
+            </w:pPr>
+            <w:r>
+              <w:rPr>
+                <w:color w:val="2D3748"/>
+                <w:sz w:val="17"/>
+              </w:rPr>
+              <w:t>Cluster 4</w:t>
+            </w:r>
+          </w:p>
+        </w:tc>
+        <w:tc>
+          <w:tcPr>
+            <w:tcW w:type="dxa" w:w="1560"/>
+            <w:shd w:fill="FFFFFF"/>
+            <w:tcMar>
+              <w:top w:w="70" w:type="dxa"/>
+              <w:bottom w:w="70" w:type="dxa"/>
+              <w:left w:w="100" w:type="dxa"/>
+              <w:right w:w="100" w:type="dxa"/>
+            </w:tcMar>
+          </w:tcPr>
+          <w:p>
+            <w:pPr>
+              <w:spacing w:after="0" w:before="0"/>
+            </w:pPr>
+            <w:r>
+              <w:rPr>
+                <w:color w:val="2D3748"/>
+                <w:sz w:val="17"/>
+              </w:rPr>
+              <w:t>(-1.31, -1.14)</w:t>
+            </w:r>
+          </w:p>
+        </w:tc>
+        <w:tc>
+          <w:tcPr>
+            <w:tcW w:type="dxa" w:w="1560"/>
+            <w:shd w:fill="FFFFFF"/>
+            <w:tcMar>
+              <w:top w:w="70" w:type="dxa"/>
+              <w:bottom w:w="70" w:type="dxa"/>
+              <w:left w:w="100" w:type="dxa"/>
+              <w:right w:w="100" w:type="dxa"/>
+            </w:tcMar>
+          </w:tcPr>
+          <w:p>
+            <w:pPr>
+              <w:spacing w:after="0" w:before="0"/>
+            </w:pPr>
+            <w:r>
+              <w:rPr>
+                <w:color w:val="2D3748"/>
+                <w:sz w:val="17"/>
+              </w:rPr>
+              <w:t>$26.30 k$</w:t>
+            </w:r>
+          </w:p>
+        </w:tc>
+        <w:tc>
+          <w:tcPr>
+            <w:tcW w:type="dxa" w:w="1560"/>
+            <w:shd w:fill="FFFFFF"/>
+            <w:tcMar>
+              <w:top w:w="70" w:type="dxa"/>
+              <w:bottom w:w="70" w:type="dxa"/>
+              <w:left w:w="100" w:type="dxa"/>
+              <w:right w:w="100" w:type="dxa"/>
+            </w:tcMar>
+          </w:tcPr>
+          <w:p>
+            <w:pPr>
+              <w:spacing w:after="0" w:before="0"/>
+            </w:pPr>
+            <w:r>
+              <w:rPr>
+                <w:color w:val="2D3748"/>
+                <w:sz w:val="17"/>
+              </w:rPr>
+              <w:t>20.91 pts</w:t>
+            </w:r>
+          </w:p>
+        </w:tc>
+        <w:tc>
+          <w:tcPr>
+            <w:tcW w:type="dxa" w:w="1560"/>
+            <w:shd w:fill="FFFFFF"/>
+            <w:tcMar>
+              <w:top w:w="70" w:type="dxa"/>
+              <w:bottom w:w="70" w:type="dxa"/>
+              <w:left w:w="100" w:type="dxa"/>
+              <w:right w:w="100" w:type="dxa"/>
+            </w:tcMar>
+          </w:tcPr>
+          <w:p>
+            <w:pPr>
+              <w:spacing w:after="0" w:before="0"/>
+            </w:pPr>
+            <w:r>
+              <w:rPr>
+                <w:color w:val="2D3748"/>
+                <w:sz w:val="17"/>
+              </w:rPr>
+              <w:t>23 clientes</w:t>
+            </w:r>
+          </w:p>
+        </w:tc>
+        <w:tc>
+          <w:tcPr>
+            <w:tcW w:type="dxa" w:w="1560"/>
+            <w:shd w:fill="FFFFFF"/>
+            <w:tcMar>
+              <w:top w:w="70" w:type="dxa"/>
+              <w:bottom w:w="70" w:type="dxa"/>
+              <w:left w:w="100" w:type="dxa"/>
+              <w:right w:w="100" w:type="dxa"/>
+            </w:tcMar>
+          </w:tcPr>
+          <w:p>
+            <w:pPr>
+              <w:spacing w:after="0" w:before="0"/>
+            </w:pPr>
+            <w:r>
+              <w:rPr>
+                <w:color w:val="2D3748"/>
+                <w:sz w:val="17"/>
+              </w:rPr>
+              <w:t>11.5%</w:t>
+            </w:r>
+          </w:p>
+        </w:tc>
+      </w:tr>
+    </w:tbl>
+    <w:p>
+      <w:pPr>
+        <w:spacing w:after="120"/>
+      </w:pPr>
+    </w:p>
+    <w:p>
+      <w:pPr>
+        <w:pStyle w:val="Heading2"/>
+        <w:spacing w:before="240" w:after="80"/>
+      </w:pPr>
+      <w:r>
+        <w:rPr>
+          <w:b/>
+          <w:color w:val="2B6CB0"/>
+          <w:sz w:val="26"/>
+        </w:rPr>
+        <w:t>Pregunta 5.1: ¿Qué representa cada cluster?</w:t>
+      </w:r>
+    </w:p>
+    <w:p>
+      <w:pPr>
+        <w:spacing w:after="120" w:line="276" w:lineRule="auto"/>
+      </w:pPr>
+      <w:r>
+        <w:rPr>
+          <w:b/>
+          <w:color w:val="2D3748"/>
+          <w:sz w:val="21"/>
+        </w:rPr>
+        <w:t xml:space="preserve">Respuesta: </w:t>
+      </w:r>
+      <w:r>
+        <w:rPr>
+          <w:i w:val="0"/>
+          <w:color w:val="2D3748"/>
+          <w:sz w:val="21"/>
+        </w:rPr>
+        <w:t>Cada uno de los 5 clusters obtenidos representa un grupo socioeconómico y conductual claramente definido dentro del centro comercial:</w:t>
+      </w:r>
+    </w:p>
+    <w:p>
+      <w:pPr>
+        <w:spacing w:after="120" w:line="276" w:lineRule="auto"/>
+      </w:pPr>
+      <w:r>
+        <w:rPr>
+          <w:i w:val="0"/>
+          <w:color w:val="2D3748"/>
+          <w:sz w:val="21"/>
+        </w:rPr>
+        <w:t>• Cluster 0 (Ingreso Medio: $55.30k | Gasto Medio: 49.52 pts | 81 clientes, 40.5%): Representa al consumidor estándar o promedio del centro comercial, con capacidad financiera moderada y hábitos de compra equilibrados.</w:t>
+        <w:br/>
+        <w:t>• Cluster 1 (Ingreso Alto: $86.54k | Gasto Alto: 82.13 pts | 39 clientes, 19.5%): Representa al segmento élite o VIP, clientes con alta solvencia económica y máxima frecuencia y volumen de gasto.</w:t>
+        <w:br/>
+        <w:t>• Cluster 2 (Ingreso Bajo: $25.73k | Gasto Alto: 79.36 pts | 22 clientes, 11.0%): Representa a los compradores entusiastas o impulsivos (predominantemente jóvenes con edad media de 25.3 años), quienes pese a percibir ingresos bajos registran un gasto muy elevado.</w:t>
+        <w:br/>
+        <w:t>• Cluster 3 (Ingreso Alto: $88.20k | Gasto Bajo: 17.11 pts | 35 clientes, 17.5%): Representa a los clientes ahorradores, exigentes o cautelosos, que cuentan con el mayor ingreso anual promedio pero gastan muy poco en el centro comercial.</w:t>
+        <w:br/>
+        <w:t>• Cluster 4 (Ingreso Bajo: $26.30k | Gasto Bajo: 20.91 pts | 23 clientes, 11.5%): Representa a los clientes conservadores de bajos ingresos, cuyo consumo se limita a compras puntuales o básicas.</w:t>
+      </w:r>
+    </w:p>
+    <w:p>
+      <w:pPr>
+        <w:pStyle w:val="Heading2"/>
+        <w:spacing w:before="240" w:after="80"/>
+      </w:pPr>
+      <w:r>
+        <w:rPr>
+          <w:b/>
+          <w:color w:val="2B6CB0"/>
+          <w:sz w:val="26"/>
+        </w:rPr>
+        <w:t>Pregunta 5.2: ¿Qué diferencias existen entre los grupos obtenidos?</w:t>
+      </w:r>
+    </w:p>
+    <w:p>
+      <w:pPr>
+        <w:spacing w:after="120" w:line="276" w:lineRule="auto"/>
+      </w:pPr>
+      <w:r>
+        <w:rPr>
+          <w:b/>
+          <w:color w:val="2D3748"/>
+          <w:sz w:val="21"/>
+        </w:rPr>
+        <w:t xml:space="preserve">Respuesta: </w:t>
+      </w:r>
+      <w:r>
+        <w:rPr>
+          <w:i w:val="0"/>
+          <w:color w:val="2D3748"/>
+          <w:sz w:val="21"/>
+        </w:rPr>
+        <w:t>Existen diferencias estructurales pronunciadas en tres dimensiones: capacidad económica, propensión al gasto y perfil demográfico (edad):</w:t>
+      </w:r>
+    </w:p>
+    <w:p>
+      <w:pPr>
+        <w:spacing w:after="120" w:line="276" w:lineRule="auto"/>
+      </w:pPr>
+      <w:r>
+        <w:rPr>
+          <w:i w:val="0"/>
+          <w:color w:val="2D3748"/>
+          <w:sz w:val="21"/>
+        </w:rPr>
+        <w:t>1. Asimetría en Capacidad Financiera: Los Clusters 1 y 3 superan los $86,000 USD anuales, triplicando el ingreso promedio de los Clusters 2 y 4 (~$26,000 USD).</w:t>
+        <w:br/>
+        <w:t>2. Divergencia Conductual a Igualdad de Ingreso: A pesar de tener casi el mismo ingreso alto (~$87k), el Cluster 1 tiene un puntaje de gasto de 82.13 pts mientras que el Cluster 3 apenas alcanza 17.11 pts (una brecha de 65 puntos). El mismo fenómeno ocurre en la franja de bajos ingresos entre el Cluster 2 (79.36 pts) y el Cluster 4 (20.91 pts).</w:t>
+        <w:br/>
+        <w:t>3. Diferencia Demográfica Generacional: Los clusters de alto gasto (Cluster 2 con 25.27 años y Cluster 1 con 32.69 años) son significativamente más jóvenes que los clusters de bajo gasto (Cluster 3 con 41.11 años y Cluster 4 con 45.22 años).</w:t>
+      </w:r>
+    </w:p>
+    <w:p>
+      <w:pPr>
+        <w:jc w:val="center"/>
+      </w:pPr>
+    </w:p>
+    <w:p>
+      <w:r>
+        <w:drawing>
+          <wp:inline xmlns:a="http://schemas.openxmlformats.org/drawingml/2006/main" xmlns:pic="http://schemas.openxmlformats.org/drawingml/2006/picture">
+            <wp:extent cx="5303520" cy="3288182"/>
+            <wp:docPr id="5" name="Picture 5"/>
+            <wp:cNvGraphicFramePr>
+              <a:graphicFrameLocks noChangeAspect="1"/>
+            </wp:cNvGraphicFramePr>
+            <a:graphic>
+              <a:graphicData uri="http://schemas.openxmlformats.org/drawingml/2006/picture">
+                <pic:pic>
+                  <pic:nvPicPr>
+                    <pic:cNvPr id="0" name="clusters_kmeans_final.png"/>
+                    <pic:cNvPicPr/>
+                  </pic:nvPicPr>
+                  <pic:blipFill>
+                    <a:blip r:embed="rId13"/>
+                    <a:stretch>
+                      <a:fillRect/>
+                    </a:stretch>
+                  </pic:blipFill>
+                  <pic:spPr>
+                    <a:xfrm>
+                      <a:off x="0" y="0"/>
+                      <a:ext cx="5303520" cy="3288182"/>
+                    </a:xfrm>
+                    <a:prstGeom prst="rect"/>
+                  </pic:spPr>
+                </pic:pic>
+              </a:graphicData>
+            </a:graphic>
+          </wp:inline>
+        </w:drawing>
+      </w:r>
+    </w:p>
+    <w:p>
+      <w:pPr>
+        <w:jc w:val="center"/>
+      </w:pPr>
+      <w:r>
+        <w:rPr>
+          <w:i/>
+          <w:sz w:val="17"/>
+        </w:rPr>
+        <w:t>Figura 5: Visualización de los 5 clusters generados y sus centroides (estrellas amarillas) (Parte 5).</w:t>
+      </w:r>
+    </w:p>
+    <w:p>
+      <w:pPr>
+        <w:pStyle w:val="Heading1"/>
+        <w:spacing w:before="320" w:after="120"/>
+      </w:pPr>
+      <w:r>
+        <w:rPr>
+          <w:b/>
+          <w:color w:val="1A365D"/>
+          <w:sz w:val="33"/>
+        </w:rPr>
+        <w:t>Parte 6 – Interpretación de Negocio y Marketing</w:t>
+      </w:r>
+    </w:p>
+    <w:p>
+      <w:pPr>
+        <w:spacing w:after="120" w:line="276" w:lineRule="auto"/>
+      </w:pPr>
+      <w:r>
+        <w:rPr>
+          <w:i w:val="0"/>
+          <w:color w:val="2D3748"/>
+          <w:sz w:val="21"/>
+        </w:rPr>
+        <w:t>Actividad desarrollada: Se clasificaron los 5 clusters en los perfiles estratégicos solicitados por el taller (Clientes de alto valor, Clientes promedio, Clientes de bajo valor y Clientes con potencial), consolidando sus indicadores demográficos y comerciales en la siguiente matriz:</w:t>
+      </w:r>
+    </w:p>
+    <w:tbl>
+      <w:tblPr>
+        <w:tblW w:type="auto" w:w="0"/>
+        <w:jc w:val="center"/>
+        <w:tblLook w:firstColumn="1" w:firstRow="1" w:lastColumn="0" w:lastRow="0" w:noHBand="0" w:noVBand="1" w:val="04A0"/>
+      </w:tblPr>
+      <w:tblGrid>
+        <w:gridCol w:w="1560"/>
+        <w:gridCol w:w="1560"/>
+        <w:gridCol w:w="1560"/>
+        <w:gridCol w:w="1560"/>
+        <w:gridCol w:w="1560"/>
+        <w:gridCol w:w="1560"/>
+      </w:tblGrid>
+      <w:tr>
+        <w:tc>
+          <w:tcPr>
+            <w:tcW w:type="dxa" w:w="1560"/>
+            <w:shd w:fill="1A365D"/>
+            <w:tcMar>
+              <w:top w:w="80" w:type="dxa"/>
+              <w:bottom w:w="80" w:type="dxa"/>
+              <w:left w:w="100" w:type="dxa"/>
+              <w:right w:w="100" w:type="dxa"/>
+            </w:tcMar>
+          </w:tcPr>
+          <w:p>
+            <w:pPr>
+              <w:spacing w:after="0" w:before="0"/>
+            </w:pPr>
+            <w:r>
+              <w:rPr>
+                <w:b/>
+                <w:color w:val="FFFFFF"/>
+                <w:sz w:val="17"/>
+              </w:rPr>
+              <w:t>Cluster</w:t>
+            </w:r>
+          </w:p>
+        </w:tc>
+        <w:tc>
+          <w:tcPr>
+            <w:tcW w:type="dxa" w:w="1560"/>
+            <w:shd w:fill="1A365D"/>
+            <w:tcMar>
+              <w:top w:w="80" w:type="dxa"/>
+              <w:bottom w:w="80" w:type="dxa"/>
+              <w:left w:w="100" w:type="dxa"/>
+              <w:right w:w="100" w:type="dxa"/>
+            </w:tcMar>
+          </w:tcPr>
+          <w:p>
+            <w:pPr>
+              <w:spacing w:after="0" w:before="0"/>
+            </w:pPr>
+            <w:r>
+              <w:rPr>
+                <w:b/>
+                <w:color w:val="FFFFFF"/>
+                <w:sz w:val="17"/>
+              </w:rPr>
+              <w:t>Clasificación Oficial Guía</w:t>
+            </w:r>
+          </w:p>
+        </w:tc>
+        <w:tc>
+          <w:tcPr>
+            <w:tcW w:type="dxa" w:w="1560"/>
+            <w:shd w:fill="1A365D"/>
+            <w:tcMar>
+              <w:top w:w="80" w:type="dxa"/>
+              <w:bottom w:w="80" w:type="dxa"/>
+              <w:left w:w="100" w:type="dxa"/>
+              <w:right w:w="100" w:type="dxa"/>
+            </w:tcMar>
+          </w:tcPr>
+          <w:p>
+            <w:pPr>
+              <w:spacing w:after="0" w:before="0"/>
+            </w:pPr>
+            <w:r>
+              <w:rPr>
+                <w:b/>
+                <w:color w:val="FFFFFF"/>
+                <w:sz w:val="17"/>
+              </w:rPr>
+              <w:t>Nombre del Perfil Comercial</w:t>
+            </w:r>
+          </w:p>
+        </w:tc>
+        <w:tc>
+          <w:tcPr>
+            <w:tcW w:type="dxa" w:w="1560"/>
+            <w:shd w:fill="1A365D"/>
+            <w:tcMar>
+              <w:top w:w="80" w:type="dxa"/>
+              <w:bottom w:w="80" w:type="dxa"/>
+              <w:left w:w="100" w:type="dxa"/>
+              <w:right w:w="100" w:type="dxa"/>
+            </w:tcMar>
+          </w:tcPr>
+          <w:p>
+            <w:pPr>
+              <w:spacing w:after="0" w:before="0"/>
+            </w:pPr>
+            <w:r>
+              <w:rPr>
+                <w:b/>
+                <w:color w:val="FFFFFF"/>
+                <w:sz w:val="17"/>
+              </w:rPr>
+              <w:t>Edad Media</w:t>
+            </w:r>
+          </w:p>
+        </w:tc>
+        <w:tc>
+          <w:tcPr>
+            <w:tcW w:type="dxa" w:w="1560"/>
+            <w:shd w:fill="1A365D"/>
+            <w:tcMar>
+              <w:top w:w="80" w:type="dxa"/>
+              <w:bottom w:w="80" w:type="dxa"/>
+              <w:left w:w="100" w:type="dxa"/>
+              <w:right w:w="100" w:type="dxa"/>
+            </w:tcMar>
+          </w:tcPr>
+          <w:p>
+            <w:pPr>
+              <w:spacing w:after="0" w:before="0"/>
+            </w:pPr>
+            <w:r>
+              <w:rPr>
+                <w:b/>
+                <w:color w:val="FFFFFF"/>
+                <w:sz w:val="17"/>
+              </w:rPr>
+              <w:t>Ingreso Medio</w:t>
+            </w:r>
+          </w:p>
+        </w:tc>
+        <w:tc>
+          <w:tcPr>
+            <w:tcW w:type="dxa" w:w="1560"/>
+            <w:shd w:fill="1A365D"/>
+            <w:tcMar>
+              <w:top w:w="80" w:type="dxa"/>
+              <w:bottom w:w="80" w:type="dxa"/>
+              <w:left w:w="100" w:type="dxa"/>
+              <w:right w:w="100" w:type="dxa"/>
+            </w:tcMar>
+          </w:tcPr>
+          <w:p>
+            <w:pPr>
+              <w:spacing w:after="0" w:before="0"/>
+            </w:pPr>
+            <w:r>
+              <w:rPr>
+                <w:b/>
+                <w:color w:val="FFFFFF"/>
+                <w:sz w:val="17"/>
+              </w:rPr>
+              <w:t>Gasto Medio</w:t>
+            </w:r>
+          </w:p>
+        </w:tc>
+      </w:tr>
+      <w:tr>
+        <w:tc>
+          <w:tcPr>
+            <w:tcW w:type="dxa" w:w="1560"/>
+            <w:shd w:fill="FFFFFF"/>
+            <w:tcMar>
+              <w:top w:w="70" w:type="dxa"/>
+              <w:bottom w:w="70" w:type="dxa"/>
+              <w:left w:w="100" w:type="dxa"/>
+              <w:right w:w="100" w:type="dxa"/>
+            </w:tcMar>
+          </w:tcPr>
+          <w:p>
+            <w:pPr>
+              <w:spacing w:after="0" w:before="0"/>
+            </w:pPr>
+            <w:r>
+              <w:rPr>
+                <w:color w:val="2D3748"/>
+                <w:sz w:val="17"/>
+              </w:rPr>
+              <w:t>Cluster 0</w:t>
+            </w:r>
+          </w:p>
+        </w:tc>
+        <w:tc>
+          <w:tcPr>
+            <w:tcW w:type="dxa" w:w="1560"/>
+            <w:shd w:fill="FFFFFF"/>
+            <w:tcMar>
+              <w:top w:w="70" w:type="dxa"/>
+              <w:bottom w:w="70" w:type="dxa"/>
+              <w:left w:w="100" w:type="dxa"/>
+              <w:right w:w="100" w:type="dxa"/>
+            </w:tcMar>
+          </w:tcPr>
+          <w:p>
+            <w:pPr>
+              <w:spacing w:after="0" w:before="0"/>
+            </w:pPr>
+            <w:r>
+              <w:rPr>
+                <w:color w:val="2D3748"/>
+                <w:sz w:val="17"/>
+              </w:rPr>
+              <w:t>Clientes promedio</w:t>
+            </w:r>
+          </w:p>
+        </w:tc>
+        <w:tc>
+          <w:tcPr>
+            <w:tcW w:type="dxa" w:w="1560"/>
+            <w:shd w:fill="FFFFFF"/>
+            <w:tcMar>
+              <w:top w:w="70" w:type="dxa"/>
+              <w:bottom w:w="70" w:type="dxa"/>
+              <w:left w:w="100" w:type="dxa"/>
+              <w:right w:w="100" w:type="dxa"/>
+            </w:tcMar>
+          </w:tcPr>
+          <w:p>
+            <w:pPr>
+              <w:spacing w:after="0" w:before="0"/>
+            </w:pPr>
+            <w:r>
+              <w:rPr>
+                <w:color w:val="2D3748"/>
+                <w:sz w:val="17"/>
+              </w:rPr>
+              <w:t>Clientes Promedio (Población Estándar)</w:t>
+            </w:r>
+          </w:p>
+        </w:tc>
+        <w:tc>
+          <w:tcPr>
+            <w:tcW w:type="dxa" w:w="1560"/>
+            <w:shd w:fill="FFFFFF"/>
+            <w:tcMar>
+              <w:top w:w="70" w:type="dxa"/>
+              <w:bottom w:w="70" w:type="dxa"/>
+              <w:left w:w="100" w:type="dxa"/>
+              <w:right w:w="100" w:type="dxa"/>
+            </w:tcMar>
+          </w:tcPr>
+          <w:p>
+            <w:pPr>
+              <w:spacing w:after="0" w:before="0"/>
+            </w:pPr>
+            <w:r>
+              <w:rPr>
+                <w:color w:val="2D3748"/>
+                <w:sz w:val="17"/>
+              </w:rPr>
+              <w:t>42.7 años</w:t>
+            </w:r>
+          </w:p>
+        </w:tc>
+        <w:tc>
+          <w:tcPr>
+            <w:tcW w:type="dxa" w:w="1560"/>
+            <w:shd w:fill="FFFFFF"/>
+            <w:tcMar>
+              <w:top w:w="70" w:type="dxa"/>
+              <w:bottom w:w="70" w:type="dxa"/>
+              <w:left w:w="100" w:type="dxa"/>
+              <w:right w:w="100" w:type="dxa"/>
+            </w:tcMar>
+          </w:tcPr>
+          <w:p>
+            <w:pPr>
+              <w:spacing w:after="0" w:before="0"/>
+            </w:pPr>
+            <w:r>
+              <w:rPr>
+                <w:color w:val="2D3748"/>
+                <w:sz w:val="17"/>
+              </w:rPr>
+              <w:t>$55.30 k$</w:t>
+            </w:r>
+          </w:p>
+        </w:tc>
+        <w:tc>
+          <w:tcPr>
+            <w:tcW w:type="dxa" w:w="1560"/>
+            <w:shd w:fill="FFFFFF"/>
+            <w:tcMar>
+              <w:top w:w="70" w:type="dxa"/>
+              <w:bottom w:w="70" w:type="dxa"/>
+              <w:left w:w="100" w:type="dxa"/>
+              <w:right w:w="100" w:type="dxa"/>
+            </w:tcMar>
+          </w:tcPr>
+          <w:p>
+            <w:pPr>
+              <w:spacing w:after="0" w:before="0"/>
+            </w:pPr>
+            <w:r>
+              <w:rPr>
+                <w:color w:val="2D3748"/>
+                <w:sz w:val="17"/>
+              </w:rPr>
+              <w:t>49.52 pts</w:t>
+            </w:r>
+          </w:p>
+        </w:tc>
+      </w:tr>
+      <w:tr>
+        <w:tc>
+          <w:tcPr>
+            <w:tcW w:type="dxa" w:w="1560"/>
+            <w:shd w:fill="F7FAFC"/>
+            <w:tcMar>
+              <w:top w:w="70" w:type="dxa"/>
+              <w:bottom w:w="70" w:type="dxa"/>
+              <w:left w:w="100" w:type="dxa"/>
+              <w:right w:w="100" w:type="dxa"/>
+            </w:tcMar>
+          </w:tcPr>
+          <w:p>
+            <w:pPr>
+              <w:spacing w:after="0" w:before="0"/>
+            </w:pPr>
+            <w:r>
+              <w:rPr>
+                <w:color w:val="2D3748"/>
+                <w:sz w:val="17"/>
+              </w:rPr>
+              <w:t>Cluster 1</w:t>
+            </w:r>
+          </w:p>
+        </w:tc>
+        <w:tc>
+          <w:tcPr>
+            <w:tcW w:type="dxa" w:w="1560"/>
+            <w:shd w:fill="F7FAFC"/>
+            <w:tcMar>
+              <w:top w:w="70" w:type="dxa"/>
+              <w:bottom w:w="70" w:type="dxa"/>
+              <w:left w:w="100" w:type="dxa"/>
+              <w:right w:w="100" w:type="dxa"/>
+            </w:tcMar>
+          </w:tcPr>
+          <w:p>
+            <w:pPr>
+              <w:spacing w:after="0" w:before="0"/>
+            </w:pPr>
+            <w:r>
+              <w:rPr>
+                <w:color w:val="2D3748"/>
+                <w:sz w:val="17"/>
+              </w:rPr>
+              <w:t>Clientes de alto valor</w:t>
+            </w:r>
+          </w:p>
+        </w:tc>
+        <w:tc>
+          <w:tcPr>
+            <w:tcW w:type="dxa" w:w="1560"/>
+            <w:shd w:fill="F7FAFC"/>
+            <w:tcMar>
+              <w:top w:w="70" w:type="dxa"/>
+              <w:bottom w:w="70" w:type="dxa"/>
+              <w:left w:w="100" w:type="dxa"/>
+              <w:right w:w="100" w:type="dxa"/>
+            </w:tcMar>
+          </w:tcPr>
+          <w:p>
+            <w:pPr>
+              <w:spacing w:after="0" w:before="0"/>
+            </w:pPr>
+            <w:r>
+              <w:rPr>
+                <w:color w:val="2D3748"/>
+                <w:sz w:val="17"/>
+              </w:rPr>
+              <w:t>Clientes de Alto Valor (VIP / Target Premium)</w:t>
+            </w:r>
+          </w:p>
+        </w:tc>
+        <w:tc>
+          <w:tcPr>
+            <w:tcW w:type="dxa" w:w="1560"/>
+            <w:shd w:fill="F7FAFC"/>
+            <w:tcMar>
+              <w:top w:w="70" w:type="dxa"/>
+              <w:bottom w:w="70" w:type="dxa"/>
+              <w:left w:w="100" w:type="dxa"/>
+              <w:right w:w="100" w:type="dxa"/>
+            </w:tcMar>
+          </w:tcPr>
+          <w:p>
+            <w:pPr>
+              <w:spacing w:after="0" w:before="0"/>
+            </w:pPr>
+            <w:r>
+              <w:rPr>
+                <w:color w:val="2D3748"/>
+                <w:sz w:val="17"/>
+              </w:rPr>
+              <w:t>32.7 años</w:t>
+            </w:r>
+          </w:p>
+        </w:tc>
+        <w:tc>
+          <w:tcPr>
+            <w:tcW w:type="dxa" w:w="1560"/>
+            <w:shd w:fill="F7FAFC"/>
+            <w:tcMar>
+              <w:top w:w="70" w:type="dxa"/>
+              <w:bottom w:w="70" w:type="dxa"/>
+              <w:left w:w="100" w:type="dxa"/>
+              <w:right w:w="100" w:type="dxa"/>
+            </w:tcMar>
+          </w:tcPr>
+          <w:p>
+            <w:pPr>
+              <w:spacing w:after="0" w:before="0"/>
+            </w:pPr>
+            <w:r>
+              <w:rPr>
+                <w:color w:val="2D3748"/>
+                <w:sz w:val="17"/>
+              </w:rPr>
+              <w:t>$86.54 k$</w:t>
+            </w:r>
+          </w:p>
+        </w:tc>
+        <w:tc>
+          <w:tcPr>
+            <w:tcW w:type="dxa" w:w="1560"/>
+            <w:shd w:fill="F7FAFC"/>
+            <w:tcMar>
+              <w:top w:w="70" w:type="dxa"/>
+              <w:bottom w:w="70" w:type="dxa"/>
+              <w:left w:w="100" w:type="dxa"/>
+              <w:right w:w="100" w:type="dxa"/>
+            </w:tcMar>
+          </w:tcPr>
+          <w:p>
+            <w:pPr>
+              <w:spacing w:after="0" w:before="0"/>
+            </w:pPr>
+            <w:r>
+              <w:rPr>
+                <w:color w:val="2D3748"/>
+                <w:sz w:val="17"/>
+              </w:rPr>
+              <w:t>82.13 pts</w:t>
+            </w:r>
+          </w:p>
+        </w:tc>
+      </w:tr>
+      <w:tr>
+        <w:tc>
+          <w:tcPr>
+            <w:tcW w:type="dxa" w:w="1560"/>
+            <w:shd w:fill="FFFFFF"/>
+            <w:tcMar>
+              <w:top w:w="70" w:type="dxa"/>
+              <w:bottom w:w="70" w:type="dxa"/>
+              <w:left w:w="100" w:type="dxa"/>
+              <w:right w:w="100" w:type="dxa"/>
+            </w:tcMar>
+          </w:tcPr>
+          <w:p>
+            <w:pPr>
+              <w:spacing w:after="0" w:before="0"/>
+            </w:pPr>
+            <w:r>
+              <w:rPr>
+                <w:color w:val="2D3748"/>
+                <w:sz w:val="17"/>
+              </w:rPr>
+              <w:t>Cluster 2</w:t>
+            </w:r>
+          </w:p>
+        </w:tc>
+        <w:tc>
+          <w:tcPr>
+            <w:tcW w:type="dxa" w:w="1560"/>
+            <w:shd w:fill="FFFFFF"/>
+            <w:tcMar>
+              <w:top w:w="70" w:type="dxa"/>
+              <w:bottom w:w="70" w:type="dxa"/>
+              <w:left w:w="100" w:type="dxa"/>
+              <w:right w:w="100" w:type="dxa"/>
+            </w:tcMar>
+          </w:tcPr>
+          <w:p>
+            <w:pPr>
+              <w:spacing w:after="0" w:before="0"/>
+            </w:pPr>
+            <w:r>
+              <w:rPr>
+                <w:color w:val="2D3748"/>
+                <w:sz w:val="17"/>
+              </w:rPr>
+              <w:t>Clientes con potencial (Ingreso Bajo / Gasto Alto)</w:t>
+            </w:r>
+          </w:p>
+        </w:tc>
+        <w:tc>
+          <w:tcPr>
+            <w:tcW w:type="dxa" w:w="1560"/>
+            <w:shd w:fill="FFFFFF"/>
+            <w:tcMar>
+              <w:top w:w="70" w:type="dxa"/>
+              <w:bottom w:w="70" w:type="dxa"/>
+              <w:left w:w="100" w:type="dxa"/>
+              <w:right w:w="100" w:type="dxa"/>
+            </w:tcMar>
+          </w:tcPr>
+          <w:p>
+            <w:pPr>
+              <w:spacing w:after="0" w:before="0"/>
+            </w:pPr>
+            <w:r>
+              <w:rPr>
+                <w:color w:val="2D3748"/>
+                <w:sz w:val="17"/>
+              </w:rPr>
+              <w:t>Clientes con Potencial - Consumidores Impulsivos</w:t>
+            </w:r>
+          </w:p>
+        </w:tc>
+        <w:tc>
+          <w:tcPr>
+            <w:tcW w:type="dxa" w:w="1560"/>
+            <w:shd w:fill="FFFFFF"/>
+            <w:tcMar>
+              <w:top w:w="70" w:type="dxa"/>
+              <w:bottom w:w="70" w:type="dxa"/>
+              <w:left w:w="100" w:type="dxa"/>
+              <w:right w:w="100" w:type="dxa"/>
+            </w:tcMar>
+          </w:tcPr>
+          <w:p>
+            <w:pPr>
+              <w:spacing w:after="0" w:before="0"/>
+            </w:pPr>
+            <w:r>
+              <w:rPr>
+                <w:color w:val="2D3748"/>
+                <w:sz w:val="17"/>
+              </w:rPr>
+              <w:t>25.3 años</w:t>
+            </w:r>
+          </w:p>
+        </w:tc>
+        <w:tc>
+          <w:tcPr>
+            <w:tcW w:type="dxa" w:w="1560"/>
+            <w:shd w:fill="FFFFFF"/>
+            <w:tcMar>
+              <w:top w:w="70" w:type="dxa"/>
+              <w:bottom w:w="70" w:type="dxa"/>
+              <w:left w:w="100" w:type="dxa"/>
+              <w:right w:w="100" w:type="dxa"/>
+            </w:tcMar>
+          </w:tcPr>
+          <w:p>
+            <w:pPr>
+              <w:spacing w:after="0" w:before="0"/>
+            </w:pPr>
+            <w:r>
+              <w:rPr>
+                <w:color w:val="2D3748"/>
+                <w:sz w:val="17"/>
+              </w:rPr>
+              <w:t>$25.73 k$</w:t>
+            </w:r>
+          </w:p>
+        </w:tc>
+        <w:tc>
+          <w:tcPr>
+            <w:tcW w:type="dxa" w:w="1560"/>
+            <w:shd w:fill="FFFFFF"/>
+            <w:tcMar>
+              <w:top w:w="70" w:type="dxa"/>
+              <w:bottom w:w="70" w:type="dxa"/>
+              <w:left w:w="100" w:type="dxa"/>
+              <w:right w:w="100" w:type="dxa"/>
+            </w:tcMar>
+          </w:tcPr>
+          <w:p>
+            <w:pPr>
+              <w:spacing w:after="0" w:before="0"/>
+            </w:pPr>
+            <w:r>
+              <w:rPr>
+                <w:color w:val="2D3748"/>
+                <w:sz w:val="17"/>
+              </w:rPr>
+              <w:t>79.36 pts</w:t>
+            </w:r>
+          </w:p>
+        </w:tc>
+      </w:tr>
+      <w:tr>
+        <w:tc>
+          <w:tcPr>
+            <w:tcW w:type="dxa" w:w="1560"/>
+            <w:shd w:fill="F7FAFC"/>
+            <w:tcMar>
+              <w:top w:w="70" w:type="dxa"/>
+              <w:bottom w:w="70" w:type="dxa"/>
+              <w:left w:w="100" w:type="dxa"/>
+              <w:right w:w="100" w:type="dxa"/>
+            </w:tcMar>
+          </w:tcPr>
+          <w:p>
+            <w:pPr>
+              <w:spacing w:after="0" w:before="0"/>
+            </w:pPr>
+            <w:r>
+              <w:rPr>
+                <w:color w:val="2D3748"/>
+                <w:sz w:val="17"/>
+              </w:rPr>
+              <w:t>Cluster 3</w:t>
+            </w:r>
+          </w:p>
+        </w:tc>
+        <w:tc>
+          <w:tcPr>
+            <w:tcW w:type="dxa" w:w="1560"/>
+            <w:shd w:fill="F7FAFC"/>
+            <w:tcMar>
+              <w:top w:w="70" w:type="dxa"/>
+              <w:bottom w:w="70" w:type="dxa"/>
+              <w:left w:w="100" w:type="dxa"/>
+              <w:right w:w="100" w:type="dxa"/>
+            </w:tcMar>
+          </w:tcPr>
+          <w:p>
+            <w:pPr>
+              <w:spacing w:after="0" w:before="0"/>
+            </w:pPr>
+            <w:r>
+              <w:rPr>
+                <w:color w:val="2D3748"/>
+                <w:sz w:val="17"/>
+              </w:rPr>
+              <w:t>Clientes con potencial (Ingreso Alto / Gasto Bajo)</w:t>
+            </w:r>
+          </w:p>
+        </w:tc>
+        <w:tc>
+          <w:tcPr>
+            <w:tcW w:type="dxa" w:w="1560"/>
+            <w:shd w:fill="F7FAFC"/>
+            <w:tcMar>
+              <w:top w:w="70" w:type="dxa"/>
+              <w:bottom w:w="70" w:type="dxa"/>
+              <w:left w:w="100" w:type="dxa"/>
+              <w:right w:w="100" w:type="dxa"/>
+            </w:tcMar>
+          </w:tcPr>
+          <w:p>
+            <w:pPr>
+              <w:spacing w:after="0" w:before="0"/>
+            </w:pPr>
+            <w:r>
+              <w:rPr>
+                <w:color w:val="2D3748"/>
+                <w:sz w:val="17"/>
+              </w:rPr>
+              <w:t>Clientes con Potencial - Ahorradores Cautelosos</w:t>
+            </w:r>
+          </w:p>
+        </w:tc>
+        <w:tc>
+          <w:tcPr>
+            <w:tcW w:type="dxa" w:w="1560"/>
+            <w:shd w:fill="F7FAFC"/>
+            <w:tcMar>
+              <w:top w:w="70" w:type="dxa"/>
+              <w:bottom w:w="70" w:type="dxa"/>
+              <w:left w:w="100" w:type="dxa"/>
+              <w:right w:w="100" w:type="dxa"/>
+            </w:tcMar>
+          </w:tcPr>
+          <w:p>
+            <w:pPr>
+              <w:spacing w:after="0" w:before="0"/>
+            </w:pPr>
+            <w:r>
+              <w:rPr>
+                <w:color w:val="2D3748"/>
+                <w:sz w:val="17"/>
+              </w:rPr>
+              <w:t>41.1 años</w:t>
+            </w:r>
+          </w:p>
+        </w:tc>
+        <w:tc>
+          <w:tcPr>
+            <w:tcW w:type="dxa" w:w="1560"/>
+            <w:shd w:fill="F7FAFC"/>
+            <w:tcMar>
+              <w:top w:w="70" w:type="dxa"/>
+              <w:bottom w:w="70" w:type="dxa"/>
+              <w:left w:w="100" w:type="dxa"/>
+              <w:right w:w="100" w:type="dxa"/>
+            </w:tcMar>
+          </w:tcPr>
+          <w:p>
+            <w:pPr>
+              <w:spacing w:after="0" w:before="0"/>
+            </w:pPr>
+            <w:r>
+              <w:rPr>
+                <w:color w:val="2D3748"/>
+                <w:sz w:val="17"/>
+              </w:rPr>
+              <w:t>$88.20 k$</w:t>
+            </w:r>
+          </w:p>
+        </w:tc>
+        <w:tc>
+          <w:tcPr>
+            <w:tcW w:type="dxa" w:w="1560"/>
+            <w:shd w:fill="F7FAFC"/>
+            <w:tcMar>
+              <w:top w:w="70" w:type="dxa"/>
+              <w:bottom w:w="70" w:type="dxa"/>
+              <w:left w:w="100" w:type="dxa"/>
+              <w:right w:w="100" w:type="dxa"/>
+            </w:tcMar>
+          </w:tcPr>
+          <w:p>
+            <w:pPr>
+              <w:spacing w:after="0" w:before="0"/>
+            </w:pPr>
+            <w:r>
+              <w:rPr>
+                <w:color w:val="2D3748"/>
+                <w:sz w:val="17"/>
+              </w:rPr>
+              <w:t>17.11 pts</w:t>
+            </w:r>
+          </w:p>
+        </w:tc>
+      </w:tr>
+      <w:tr>
+        <w:tc>
+          <w:tcPr>
+            <w:tcW w:type="dxa" w:w="1560"/>
+            <w:shd w:fill="FFFFFF"/>
+            <w:tcMar>
+              <w:top w:w="70" w:type="dxa"/>
+              <w:bottom w:w="70" w:type="dxa"/>
+              <w:left w:w="100" w:type="dxa"/>
+              <w:right w:w="100" w:type="dxa"/>
+            </w:tcMar>
+          </w:tcPr>
+          <w:p>
+            <w:pPr>
+              <w:spacing w:after="0" w:before="0"/>
+            </w:pPr>
+            <w:r>
+              <w:rPr>
+                <w:color w:val="2D3748"/>
+                <w:sz w:val="17"/>
+              </w:rPr>
+              <w:t>Cluster 4</w:t>
+            </w:r>
+          </w:p>
+        </w:tc>
+        <w:tc>
+          <w:tcPr>
+            <w:tcW w:type="dxa" w:w="1560"/>
+            <w:shd w:fill="FFFFFF"/>
+            <w:tcMar>
+              <w:top w:w="70" w:type="dxa"/>
+              <w:bottom w:w="70" w:type="dxa"/>
+              <w:left w:w="100" w:type="dxa"/>
+              <w:right w:w="100" w:type="dxa"/>
+            </w:tcMar>
+          </w:tcPr>
+          <w:p>
+            <w:pPr>
+              <w:spacing w:after="0" w:before="0"/>
+            </w:pPr>
+            <w:r>
+              <w:rPr>
+                <w:color w:val="2D3748"/>
+                <w:sz w:val="17"/>
+              </w:rPr>
+              <w:t>Clientes de bajo valor</w:t>
+            </w:r>
+          </w:p>
+        </w:tc>
+        <w:tc>
+          <w:tcPr>
+            <w:tcW w:type="dxa" w:w="1560"/>
+            <w:shd w:fill="FFFFFF"/>
+            <w:tcMar>
+              <w:top w:w="70" w:type="dxa"/>
+              <w:bottom w:w="70" w:type="dxa"/>
+              <w:left w:w="100" w:type="dxa"/>
+              <w:right w:w="100" w:type="dxa"/>
+            </w:tcMar>
+          </w:tcPr>
+          <w:p>
+            <w:pPr>
+              <w:spacing w:after="0" w:before="0"/>
+            </w:pPr>
+            <w:r>
+              <w:rPr>
+                <w:color w:val="2D3748"/>
+                <w:sz w:val="17"/>
+              </w:rPr>
+              <w:t>Clientes de Bajo Valor (Consumo Frugal)</w:t>
+            </w:r>
+          </w:p>
+        </w:tc>
+        <w:tc>
+          <w:tcPr>
+            <w:tcW w:type="dxa" w:w="1560"/>
+            <w:shd w:fill="FFFFFF"/>
+            <w:tcMar>
+              <w:top w:w="70" w:type="dxa"/>
+              <w:bottom w:w="70" w:type="dxa"/>
+              <w:left w:w="100" w:type="dxa"/>
+              <w:right w:w="100" w:type="dxa"/>
+            </w:tcMar>
+          </w:tcPr>
+          <w:p>
+            <w:pPr>
+              <w:spacing w:after="0" w:before="0"/>
+            </w:pPr>
+            <w:r>
+              <w:rPr>
+                <w:color w:val="2D3748"/>
+                <w:sz w:val="17"/>
+              </w:rPr>
+              <w:t>45.2 años</w:t>
+            </w:r>
+          </w:p>
+        </w:tc>
+        <w:tc>
+          <w:tcPr>
+            <w:tcW w:type="dxa" w:w="1560"/>
+            <w:shd w:fill="FFFFFF"/>
+            <w:tcMar>
+              <w:top w:w="70" w:type="dxa"/>
+              <w:bottom w:w="70" w:type="dxa"/>
+              <w:left w:w="100" w:type="dxa"/>
+              <w:right w:w="100" w:type="dxa"/>
+            </w:tcMar>
+          </w:tcPr>
+          <w:p>
+            <w:pPr>
+              <w:spacing w:after="0" w:before="0"/>
+            </w:pPr>
+            <w:r>
+              <w:rPr>
+                <w:color w:val="2D3748"/>
+                <w:sz w:val="17"/>
+              </w:rPr>
+              <w:t>$26.30 k$</w:t>
+            </w:r>
+          </w:p>
+        </w:tc>
+        <w:tc>
+          <w:tcPr>
+            <w:tcW w:type="dxa" w:w="1560"/>
+            <w:shd w:fill="FFFFFF"/>
+            <w:tcMar>
+              <w:top w:w="70" w:type="dxa"/>
+              <w:bottom w:w="70" w:type="dxa"/>
+              <w:left w:w="100" w:type="dxa"/>
+              <w:right w:w="100" w:type="dxa"/>
+            </w:tcMar>
+          </w:tcPr>
+          <w:p>
+            <w:pPr>
+              <w:spacing w:after="0" w:before="0"/>
+            </w:pPr>
+            <w:r>
+              <w:rPr>
+                <w:color w:val="2D3748"/>
+                <w:sz w:val="17"/>
+              </w:rPr>
+              <w:t>20.91 pts</w:t>
+            </w:r>
+          </w:p>
+        </w:tc>
+      </w:tr>
+    </w:tbl>
+    <w:p>
+      <w:pPr>
+        <w:spacing w:after="120"/>
+      </w:pPr>
+    </w:p>
+    <w:p>
+      <w:pPr>
+        <w:pStyle w:val="Heading2"/>
+        <w:spacing w:before="240" w:after="80"/>
+      </w:pPr>
+      <w:r>
+        <w:rPr>
+          <w:b/>
+          <w:color w:val="2B6CB0"/>
+          <w:sz w:val="26"/>
+        </w:rPr>
+        <w:t>Pregunta 6.1: ¿Qué estrategias de marketing se podrían aplicar a cada grupo?</w:t>
+      </w:r>
+    </w:p>
+    <w:p>
+      <w:pPr>
+        <w:spacing w:after="120" w:line="276" w:lineRule="auto"/>
+      </w:pPr>
+      <w:r>
+        <w:rPr>
+          <w:b/>
+          <w:color w:val="2D3748"/>
+          <w:sz w:val="21"/>
+        </w:rPr>
+        <w:t xml:space="preserve">Respuesta: </w:t>
+      </w:r>
+      <w:r>
+        <w:rPr>
+          <w:i w:val="0"/>
+          <w:color w:val="2D3748"/>
+          <w:sz w:val="21"/>
+        </w:rPr>
+        <w:t>Para maximizar la rentabilidad del centro comercial, se proponen estrategias diferenciadas por perfil:</w:t>
+      </w:r>
+    </w:p>
+    <w:p>
+      <w:pPr>
+        <w:spacing w:after="120" w:line="276" w:lineRule="auto"/>
+      </w:pPr>
+      <w:r>
+        <w:rPr>
+          <w:i w:val="0"/>
+          <w:color w:val="2D3748"/>
+          <w:sz w:val="21"/>
+        </w:rPr>
+        <w:t>1. Clientes de Alto Valor (Cluster 1 - Alto Ingreso / Alto Gasto):</w:t>
+        <w:br/>
+        <w:t xml:space="preserve">   • Estrategia: Fidelización VIP, Retención y Marketing Experiencial.</w:t>
+        <w:br/>
+        <w:t xml:space="preserve">   • Acciones: Programas de membresía Black/Platinum con acceso a preventas exclusivas, personal shopper gratuito, valet parking preferencial y eventos privados de marcas de lujo. No requieren descuentos agresivos, sino exclusividad y reconocimiento.</w:t>
+        <w:br/>
+        <w:br/>
+        <w:t>2. Clientes con Potencial - Ahorradores Cautelosos (Cluster 3 - Alto Ingreso / Bajo Gasto):</w:t>
+        <w:br/>
+        <w:t xml:space="preserve">   • Estrategia: Conversión por Propuesta de Valor, Calidad y Ampliación del Mix Comercial.</w:t>
+        <w:br/>
+        <w:t xml:space="preserve">   • Acciones: Atraer su gasto incorporando tiendas de tecnología avanzada, alta gastronomía, servicios ejecutivos y marcas de prestigio duradero; enviar comunicación personalizada basada en retorno de inversión, garantías extendidas y alianzas con tarjetas bancarias prémium (cashback).</w:t>
+        <w:br/>
+        <w:br/>
+        <w:t>3. Clientes con Potencial - Consumidores Impulsivos (Cluster 2 - Bajo Ingreso / Alto Gasto):</w:t>
+        <w:br/>
+        <w:t xml:space="preserve">   • Estrategia: Marketing Digital, Tendencias y Micro-Financiamiento.</w:t>
+        <w:br/>
+        <w:t xml:space="preserve">   • Acciones: Campañas intensivas en redes sociales (TikTok, Instagram) con influencers de moda rápida (fast-fashion) y entretenimiento; implementar pagos fraccionados sin interés (Buy Now, Pay Later - BNPL) y cupones gamificados para mantener su frecuencia de visita sin sobreendeudarlos.</w:t>
+        <w:br/>
+        <w:br/>
+        <w:t>4. Clientes Promedio (Cluster 0 - Ingreso Medio / Gasto Medio):</w:t>
+        <w:br/>
+        <w:t xml:space="preserve">   • Estrategia: Venta Cruzada (Cross-Selling) e Incremento del Ticket Promedio.</w:t>
+        <w:br/>
+        <w:t xml:space="preserve">   • Acciones: Paquetes promocionales familiares de fin de semana (compras + cine + plazoleta de comidas), programas de acumulación de puntos por visitas recurrentes y campañas estacionales (Día de la Madre, Navidad, Regreso a Clases).</w:t>
+        <w:br/>
+        <w:br/>
+        <w:t>5. Clientes de Bajo Valor (Cluster 4 - Bajo Ingreso / Bajo Gasto):</w:t>
+        <w:br/>
+        <w:t xml:space="preserve">   • Estrategia: Marketing de Oportunidad y Tráfico en Horas Valle.</w:t>
+        <w:br/>
+        <w:t xml:space="preserve">   • Acciones: Descuentos por liquidación de temporada, promociones 2x1 en productos básicos, ferias de outlet y descuentos especiales en días de semana de baja afluencia (martes y miércoles).</w:t>
+      </w:r>
+    </w:p>
+    <w:p>
+      <w:pPr>
+        <w:pStyle w:val="Heading2"/>
+        <w:spacing w:before="240" w:after="80"/>
+      </w:pPr>
+      <w:r>
+        <w:rPr>
+          <w:b/>
+          <w:color w:val="2B6CB0"/>
+          <w:sz w:val="26"/>
+        </w:rPr>
+        <w:t>Pregunta 6.2: ¿Qué segmento representa mayor oportunidad de crecimiento?</w:t>
+      </w:r>
+    </w:p>
+    <w:p>
+      <w:pPr>
+        <w:spacing w:after="120" w:line="276" w:lineRule="auto"/>
+      </w:pPr>
+      <w:r>
+        <w:rPr>
+          <w:b/>
+          <w:color w:val="2D3748"/>
+          <w:sz w:val="21"/>
+        </w:rPr>
+        <w:t xml:space="preserve">Respuesta y Justificación de Negocio: </w:t>
+      </w:r>
+      <w:r>
+        <w:rPr>
+          <w:i w:val="0"/>
+          <w:color w:val="2D3748"/>
+          <w:sz w:val="21"/>
+        </w:rPr>
+        <w:t>El segmento que representa la mayor oportunidad de crecimiento financiero para el centro comercial es el Cluster 3: Clientes con Potencial - Ahorradores Cautelosos (Alto Ingreso y Bajo Gasto), complementado en volumen por el Cluster 0 (Clientes Promedio).</w:t>
+      </w:r>
+    </w:p>
+    <w:p>
+      <w:pPr>
+        <w:spacing w:after="120" w:line="276" w:lineRule="auto"/>
+      </w:pPr>
+      <w:r>
+        <w:rPr>
+          <w:i w:val="0"/>
+          <w:color w:val="2D3748"/>
+          <w:sz w:val="21"/>
+        </w:rPr>
+        <w:t>• Potencial Financiero No Capturado (Cluster 3): Este grupo posee el ingreso promedio más alto de todo el estudio ($88,200 USD anuales), pero su puntaje de gasto es el más bajo (17.11 puntos). Esto significa que el cliente ya visita el centro comercial y cuenta con plena liquidez económica, pero está realizando sus compras principales en la competencia o en canales online. Lograr que este segmento incremente su gasto al nivel del Cluster 1 duplicaría la facturación de alto margen del mall con un costo de adquisición (CAC) mínimo.</w:t>
+        <w:br/>
+        <w:t>• Efecto Escala (Cluster 0): Al concentrar el 40.5% de todos los clientes (81 personas), cualquier incremento marginal del 10% o 15% en su gasto promedio mediante venta cruzada genera un flujo de caja inmediato y estable.</w:t>
+      </w:r>
+    </w:p>
+    <w:p>
+      <w:pPr>
+        <w:jc w:val="center"/>
+      </w:pPr>
+    </w:p>
+    <w:p>
+      <w:r>
+        <w:drawing>
+          <wp:inline xmlns:a="http://schemas.openxmlformats.org/drawingml/2006/main" xmlns:pic="http://schemas.openxmlformats.org/drawingml/2006/picture">
+            <wp:extent cx="5669280" cy="3504646"/>
+            <wp:docPr id="6" name="Picture 6"/>
+            <wp:cNvGraphicFramePr>
+              <a:graphicFrameLocks noChangeAspect="1"/>
+            </wp:cNvGraphicFramePr>
+            <a:graphic>
+              <a:graphicData uri="http://schemas.openxmlformats.org/drawingml/2006/picture">
+                <pic:pic>
+                  <pic:nvPicPr>
+                    <pic:cNvPr id="0" name="mapa_segmentos_negocio.png"/>
+                    <pic:cNvPicPr/>
+                  </pic:nvPicPr>
+                  <pic:blipFill>
+                    <a:blip r:embed="rId14"/>
+                    <a:stretch>
+                      <a:fillRect/>
+                    </a:stretch>
+                  </pic:blipFill>
+                  <pic:spPr>
+                    <a:xfrm>
+                      <a:off x="0" y="0"/>
+                      <a:ext cx="5669280" cy="3504646"/>
+                    </a:xfrm>
+                    <a:prstGeom prst="rect"/>
+                  </pic:spPr>
+                </pic:pic>
+              </a:graphicData>
+            </a:graphic>
+          </wp:inline>
+        </w:drawing>
+      </w:r>
+    </w:p>
+    <w:p>
+      <w:pPr>
+        <w:jc w:val="center"/>
+      </w:pPr>
+      <w:r>
+        <w:rPr>
+          <w:i/>
+          <w:sz w:val="17"/>
+        </w:rPr>
+        <w:t>Figura 6: Mapa de Segmentación Estratégica con los perfiles de negocio asignados (Parte 6).</w:t>
+      </w:r>
+    </w:p>
+    <w:p>
+      <w:pPr>
+        <w:pStyle w:val="Heading1"/>
+        <w:spacing w:before="320" w:after="120"/>
+      </w:pPr>
+      <w:r>
+        <w:rPr>
+          <w:b/>
+          <w:color w:val="1A365D"/>
+          <w:sz w:val="33"/>
+        </w:rPr>
+        <w:t>Parte 7 – Despliegue con Streamlit y Guía de Ejecución</w:t>
+      </w:r>
+    </w:p>
+    <w:p>
+      <w:pPr>
+        <w:spacing w:after="120" w:line="276" w:lineRule="auto"/>
+      </w:pPr>
+      <w:r>
+        <w:rPr>
+          <w:i w:val="0"/>
+          <w:color w:val="2D3748"/>
+          <w:sz w:val="21"/>
+        </w:rPr>
+        <w:t>Se desarrolló la aplicación web interactiva completa en el archivo app.py utilizando el framework Streamlit y gráficos dinámicos de Plotly, cumpliendo todos los requerimientos funcionales exigidos en la guía:</w:t>
+      </w:r>
+    </w:p>
+    <w:p>
+      <w:pPr>
+        <w:spacing w:after="120" w:line="276" w:lineRule="auto"/>
+      </w:pPr>
+      <w:r>
+        <w:rPr>
+          <w:i w:val="0"/>
+          <w:color w:val="2D3748"/>
+          <w:sz w:val="21"/>
+        </w:rPr>
+        <w:t>1. Visualización del Método del Codo y Silueta: Pestaña interactiva que grafica la curva WCSS (K=1..10) y el Coeficiente de Silueta (K=2..10), señalizando el punto óptimo K=5.</w:t>
+        <w:br/>
+        <w:t>2. Visualización de los Clusters Generados: Mapa interactivo en 2D con proyección de los 5 clusters, sus centroides, tamaño proporcional a la edad y tabla estadística resumen.</w:t>
+        <w:br/>
+        <w:t>3. Ingreso de un Nuevo Cliente: Controles deslizantes (sliders) reactivos en tiempo real para introducir Ingreso Anual (k$), Puntaje de Gasto (1-100), Edad y Género, además de 5 botones rápidos de prueba por arquetipo.</w:t>
+        <w:br/>
+        <w:t>4. Clasificación Automática en un Cluster: Al ingresar o mover cualquier valor, el sistema aplica scaler.transform() y kmeans.predict() en tiempo real, mostrando la tarjeta ejecutiva con el Cluster asignado, el Perfil de Negocio, la Estrategia de Marketing recomendada y proyectando al nuevo cliente como una estrella dorada en el gráfico de dispersión.</w:t>
+      </w:r>
+    </w:p>
+    <w:p>
+      <w:pPr>
+        <w:pStyle w:val="Heading3"/>
+        <w:spacing w:before="160" w:after="60"/>
+      </w:pPr>
+      <w:r>
+        <w:rPr>
+          <w:b/>
+          <w:color w:val="2D3748"/>
+          <w:sz w:val="22"/>
+        </w:rPr>
+        <w:t>Validación de Clasificación Automática de Nuevos Clientes:</w:t>
       </w:r>
     </w:p>
     <w:tbl>
@@ -2132,10 +6825,16 @@
           <w:tcPr>
             <w:tcW w:type="dxa" w:w="1872"/>
             <w:shd w:fill="1A365D"/>
+            <w:tcMar>
+              <w:top w:w="80" w:type="dxa"/>
+              <w:bottom w:w="80" w:type="dxa"/>
+              <w:left w:w="100" w:type="dxa"/>
+              <w:right w:w="100" w:type="dxa"/>
+            </w:tcMar>
           </w:tcPr>
           <w:p>
             <w:pPr>
-              <w:spacing w:after="40" w:before="40"/>
+              <w:spacing w:after="0" w:before="0"/>
             </w:pPr>
             <w:r>
               <w:rPr>
@@ -2143,7 +6842,7 @@
                 <w:color w:val="FFFFFF"/>
                 <w:sz w:val="17"/>
               </w:rPr>
-              <w:t>Cluster</w:t>
+              <w:t>Caso de Prueba</w:t>
             </w:r>
           </w:p>
         </w:tc>
@@ -2151,10 +6850,16 @@
           <w:tcPr>
             <w:tcW w:type="dxa" w:w="1872"/>
             <w:shd w:fill="1A365D"/>
+            <w:tcMar>
+              <w:top w:w="80" w:type="dxa"/>
+              <w:bottom w:w="80" w:type="dxa"/>
+              <w:left w:w="100" w:type="dxa"/>
+              <w:right w:w="100" w:type="dxa"/>
+            </w:tcMar>
           </w:tcPr>
           <w:p>
             <w:pPr>
-              <w:spacing w:after="40" w:before="40"/>
+              <w:spacing w:after="0" w:before="0"/>
             </w:pPr>
             <w:r>
               <w:rPr>
@@ -2162,7 +6867,7 @@
                 <w:color w:val="FFFFFF"/>
                 <w:sz w:val="17"/>
               </w:rPr>
-              <w:t>Ingreso Anual Promedio (k$)</w:t>
+              <w:t>Ingreso Ingresado</w:t>
             </w:r>
           </w:p>
         </w:tc>
@@ -2170,10 +6875,16 @@
           <w:tcPr>
             <w:tcW w:type="dxa" w:w="1872"/>
             <w:shd w:fill="1A365D"/>
+            <w:tcMar>
+              <w:top w:w="80" w:type="dxa"/>
+              <w:bottom w:w="80" w:type="dxa"/>
+              <w:left w:w="100" w:type="dxa"/>
+              <w:right w:w="100" w:type="dxa"/>
+            </w:tcMar>
           </w:tcPr>
           <w:p>
             <w:pPr>
-              <w:spacing w:after="40" w:before="40"/>
+              <w:spacing w:after="0" w:before="0"/>
             </w:pPr>
             <w:r>
               <w:rPr>
@@ -2181,7 +6892,7 @@
                 <w:color w:val="FFFFFF"/>
                 <w:sz w:val="17"/>
               </w:rPr>
-              <w:t>Puntaje de Gasto Promedio (1-100)</w:t>
+              <w:t>Gasto Ingresado</w:t>
             </w:r>
           </w:p>
         </w:tc>
@@ -2189,10 +6900,16 @@
           <w:tcPr>
             <w:tcW w:type="dxa" w:w="1872"/>
             <w:shd w:fill="1A365D"/>
+            <w:tcMar>
+              <w:top w:w="80" w:type="dxa"/>
+              <w:bottom w:w="80" w:type="dxa"/>
+              <w:left w:w="100" w:type="dxa"/>
+              <w:right w:w="100" w:type="dxa"/>
+            </w:tcMar>
           </w:tcPr>
           <w:p>
             <w:pPr>
-              <w:spacing w:after="40" w:before="40"/>
+              <w:spacing w:after="0" w:before="0"/>
             </w:pPr>
             <w:r>
               <w:rPr>
@@ -2200,7 +6917,7 @@
                 <w:color w:val="FFFFFF"/>
                 <w:sz w:val="17"/>
               </w:rPr>
-              <w:t>N° Clientes</w:t>
+              <w:t>Cluster Predicho</w:t>
             </w:r>
           </w:p>
         </w:tc>
@@ -2208,10 +6925,16 @@
           <w:tcPr>
             <w:tcW w:type="dxa" w:w="1872"/>
             <w:shd w:fill="1A365D"/>
+            <w:tcMar>
+              <w:top w:w="80" w:type="dxa"/>
+              <w:bottom w:w="80" w:type="dxa"/>
+              <w:left w:w="100" w:type="dxa"/>
+              <w:right w:w="100" w:type="dxa"/>
+            </w:tcMar>
           </w:tcPr>
           <w:p>
             <w:pPr>
-              <w:spacing w:after="40" w:before="40"/>
+              <w:spacing w:after="0" w:before="0"/>
             </w:pPr>
             <w:r>
               <w:rPr>
@@ -2219,7 +6942,7 @@
                 <w:color w:val="FFFFFF"/>
                 <w:sz w:val="17"/>
               </w:rPr>
-              <w:t>% Participación</w:t>
+              <w:t>Perfil Asignado por la App</w:t>
             </w:r>
           </w:p>
         </w:tc>
@@ -2229,17 +6952,23 @@
           <w:tcPr>
             <w:tcW w:type="dxa" w:w="1872"/>
             <w:shd w:fill="FFFFFF"/>
+            <w:tcMar>
+              <w:top w:w="70" w:type="dxa"/>
+              <w:bottom w:w="70" w:type="dxa"/>
+              <w:left w:w="100" w:type="dxa"/>
+              <w:right w:w="100" w:type="dxa"/>
+            </w:tcMar>
           </w:tcPr>
           <w:p>
             <w:pPr>
-              <w:spacing w:after="40" w:before="40"/>
+              <w:spacing w:after="0" w:before="0"/>
             </w:pPr>
             <w:r>
               <w:rPr>
                 <w:color w:val="2D3748"/>
                 <w:sz w:val="17"/>
               </w:rPr>
-              <w:t>Cluster 0</w:t>
+              <w:t>Prueba 1: Cliente VIP</w:t>
             </w:r>
           </w:p>
         </w:tc>
@@ -2247,17 +6976,23 @@
           <w:tcPr>
             <w:tcW w:type="dxa" w:w="1872"/>
             <w:shd w:fill="FFFFFF"/>
+            <w:tcMar>
+              <w:top w:w="70" w:type="dxa"/>
+              <w:bottom w:w="70" w:type="dxa"/>
+              <w:left w:w="100" w:type="dxa"/>
+              <w:right w:w="100" w:type="dxa"/>
+            </w:tcMar>
           </w:tcPr>
           <w:p>
             <w:pPr>
-              <w:spacing w:after="40" w:before="40"/>
+              <w:spacing w:after="0" w:before="0"/>
             </w:pPr>
             <w:r>
               <w:rPr>
                 <w:color w:val="2D3748"/>
                 <w:sz w:val="17"/>
               </w:rPr>
-              <w:t>$55.30k</w:t>
+              <w:t>$95 k$</w:t>
             </w:r>
           </w:p>
         </w:tc>
@@ -2265,17 +7000,23 @@
           <w:tcPr>
             <w:tcW w:type="dxa" w:w="1872"/>
             <w:shd w:fill="FFFFFF"/>
+            <w:tcMar>
+              <w:top w:w="70" w:type="dxa"/>
+              <w:bottom w:w="70" w:type="dxa"/>
+              <w:left w:w="100" w:type="dxa"/>
+              <w:right w:w="100" w:type="dxa"/>
+            </w:tcMar>
           </w:tcPr>
           <w:p>
             <w:pPr>
-              <w:spacing w:after="40" w:before="40"/>
+              <w:spacing w:after="0" w:before="0"/>
             </w:pPr>
             <w:r>
               <w:rPr>
                 <w:color w:val="2D3748"/>
                 <w:sz w:val="17"/>
               </w:rPr>
-              <w:t>49.52 pts</w:t>
+              <w:t>88 pts</w:t>
             </w:r>
           </w:p>
         </w:tc>
@@ -2283,48 +7024,16 @@
           <w:tcPr>
             <w:tcW w:type="dxa" w:w="1872"/>
             <w:shd w:fill="FFFFFF"/>
+            <w:tcMar>
+              <w:top w:w="70" w:type="dxa"/>
+              <w:bottom w:w="70" w:type="dxa"/>
+              <w:left w:w="100" w:type="dxa"/>
+              <w:right w:w="100" w:type="dxa"/>
+            </w:tcMar>
           </w:tcPr>
           <w:p>
             <w:pPr>
-              <w:spacing w:after="40" w:before="40"/>
-            </w:pPr>
-            <w:r>
-              <w:rPr>
-                <w:color w:val="2D3748"/>
-                <w:sz w:val="17"/>
-              </w:rPr>
-              <w:t>81</w:t>
-            </w:r>
-          </w:p>
-        </w:tc>
-        <w:tc>
-          <w:tcPr>
-            <w:tcW w:type="dxa" w:w="1872"/>
-            <w:shd w:fill="FFFFFF"/>
-          </w:tcPr>
-          <w:p>
-            <w:pPr>
-              <w:spacing w:after="40" w:before="40"/>
-            </w:pPr>
-            <w:r>
-              <w:rPr>
-                <w:color w:val="2D3748"/>
-                <w:sz w:val="17"/>
-              </w:rPr>
-              <w:t>40.5%</w:t>
-            </w:r>
-          </w:p>
-        </w:tc>
-      </w:tr>
-      <w:tr>
-        <w:tc>
-          <w:tcPr>
-            <w:tcW w:type="dxa" w:w="1872"/>
-            <w:shd w:fill="F7FAFC"/>
-          </w:tcPr>
-          <w:p>
-            <w:pPr>
-              <w:spacing w:after="40" w:before="40"/>
+              <w:spacing w:after="0" w:before="0"/>
             </w:pPr>
             <w:r>
               <w:rPr>
@@ -2338,18 +7047,50 @@
         <w:tc>
           <w:tcPr>
             <w:tcW w:type="dxa" w:w="1872"/>
-            <w:shd w:fill="F7FAFC"/>
+            <w:shd w:fill="FFFFFF"/>
+            <w:tcMar>
+              <w:top w:w="70" w:type="dxa"/>
+              <w:bottom w:w="70" w:type="dxa"/>
+              <w:left w:w="100" w:type="dxa"/>
+              <w:right w:w="100" w:type="dxa"/>
+            </w:tcMar>
           </w:tcPr>
           <w:p>
             <w:pPr>
-              <w:spacing w:after="40" w:before="40"/>
+              <w:spacing w:after="0" w:before="0"/>
             </w:pPr>
             <w:r>
               <w:rPr>
                 <w:color w:val="2D3748"/>
                 <w:sz w:val="17"/>
               </w:rPr>
-              <w:t>$86.54k</w:t>
+              <w:t>Clientes de Alto Valor (VIP / Target Premium)</w:t>
+            </w:r>
+          </w:p>
+        </w:tc>
+      </w:tr>
+      <w:tr>
+        <w:tc>
+          <w:tcPr>
+            <w:tcW w:type="dxa" w:w="1872"/>
+            <w:shd w:fill="F7FAFC"/>
+            <w:tcMar>
+              <w:top w:w="70" w:type="dxa"/>
+              <w:bottom w:w="70" w:type="dxa"/>
+              <w:left w:w="100" w:type="dxa"/>
+              <w:right w:w="100" w:type="dxa"/>
+            </w:tcMar>
+          </w:tcPr>
+          <w:p>
+            <w:pPr>
+              <w:spacing w:after="0" w:before="0"/>
+            </w:pPr>
+            <w:r>
+              <w:rPr>
+                <w:color w:val="2D3748"/>
+                <w:sz w:val="17"/>
+              </w:rPr>
+              <w:t>Prueba 2: Ahorrador</w:t>
             </w:r>
           </w:p>
         </w:tc>
@@ -2357,17 +7098,23 @@
           <w:tcPr>
             <w:tcW w:type="dxa" w:w="1872"/>
             <w:shd w:fill="F7FAFC"/>
+            <w:tcMar>
+              <w:top w:w="70" w:type="dxa"/>
+              <w:bottom w:w="70" w:type="dxa"/>
+              <w:left w:w="100" w:type="dxa"/>
+              <w:right w:w="100" w:type="dxa"/>
+            </w:tcMar>
           </w:tcPr>
           <w:p>
             <w:pPr>
-              <w:spacing w:after="40" w:before="40"/>
+              <w:spacing w:after="0" w:before="0"/>
             </w:pPr>
             <w:r>
               <w:rPr>
                 <w:color w:val="2D3748"/>
                 <w:sz w:val="17"/>
               </w:rPr>
-              <w:t>82.13 pts</w:t>
+              <w:t>$90 k$</w:t>
             </w:r>
           </w:p>
         </w:tc>
@@ -2375,17 +7122,23 @@
           <w:tcPr>
             <w:tcW w:type="dxa" w:w="1872"/>
             <w:shd w:fill="F7FAFC"/>
+            <w:tcMar>
+              <w:top w:w="70" w:type="dxa"/>
+              <w:bottom w:w="70" w:type="dxa"/>
+              <w:left w:w="100" w:type="dxa"/>
+              <w:right w:w="100" w:type="dxa"/>
+            </w:tcMar>
           </w:tcPr>
           <w:p>
             <w:pPr>
-              <w:spacing w:after="40" w:before="40"/>
+              <w:spacing w:after="0" w:before="0"/>
             </w:pPr>
             <w:r>
               <w:rPr>
                 <w:color w:val="2D3748"/>
                 <w:sz w:val="17"/>
               </w:rPr>
-              <w:t>39</w:t>
+              <w:t>18 pts</w:t>
             </w:r>
           </w:p>
         </w:tc>
@@ -2393,17 +7146,47 @@
           <w:tcPr>
             <w:tcW w:type="dxa" w:w="1872"/>
             <w:shd w:fill="F7FAFC"/>
+            <w:tcMar>
+              <w:top w:w="70" w:type="dxa"/>
+              <w:bottom w:w="70" w:type="dxa"/>
+              <w:left w:w="100" w:type="dxa"/>
+              <w:right w:w="100" w:type="dxa"/>
+            </w:tcMar>
           </w:tcPr>
           <w:p>
             <w:pPr>
-              <w:spacing w:after="40" w:before="40"/>
+              <w:spacing w:after="0" w:before="0"/>
             </w:pPr>
             <w:r>
               <w:rPr>
                 <w:color w:val="2D3748"/>
                 <w:sz w:val="17"/>
               </w:rPr>
-              <w:t>19.5%</w:t>
+              <w:t>Cluster 3</w:t>
+            </w:r>
+          </w:p>
+        </w:tc>
+        <w:tc>
+          <w:tcPr>
+            <w:tcW w:type="dxa" w:w="1872"/>
+            <w:shd w:fill="F7FAFC"/>
+            <w:tcMar>
+              <w:top w:w="70" w:type="dxa"/>
+              <w:bottom w:w="70" w:type="dxa"/>
+              <w:left w:w="100" w:type="dxa"/>
+              <w:right w:w="100" w:type="dxa"/>
+            </w:tcMar>
+          </w:tcPr>
+          <w:p>
+            <w:pPr>
+              <w:spacing w:after="0" w:before="0"/>
+            </w:pPr>
+            <w:r>
+              <w:rPr>
+                <w:color w:val="2D3748"/>
+                <w:sz w:val="17"/>
+              </w:rPr>
+              <w:t>Clientes con Potencial - Ahorradores Cautelosos</w:t>
             </w:r>
           </w:p>
         </w:tc>
@@ -2413,10 +7196,88 @@
           <w:tcPr>
             <w:tcW w:type="dxa" w:w="1872"/>
             <w:shd w:fill="FFFFFF"/>
+            <w:tcMar>
+              <w:top w:w="70" w:type="dxa"/>
+              <w:bottom w:w="70" w:type="dxa"/>
+              <w:left w:w="100" w:type="dxa"/>
+              <w:right w:w="100" w:type="dxa"/>
+            </w:tcMar>
           </w:tcPr>
           <w:p>
             <w:pPr>
-              <w:spacing w:after="40" w:before="40"/>
+              <w:spacing w:after="0" w:before="0"/>
+            </w:pPr>
+            <w:r>
+              <w:rPr>
+                <w:color w:val="2D3748"/>
+                <w:sz w:val="17"/>
+              </w:rPr>
+              <w:t>Prueba 3: Impulsivo</w:t>
+            </w:r>
+          </w:p>
+        </w:tc>
+        <w:tc>
+          <w:tcPr>
+            <w:tcW w:type="dxa" w:w="1872"/>
+            <w:shd w:fill="FFFFFF"/>
+            <w:tcMar>
+              <w:top w:w="70" w:type="dxa"/>
+              <w:bottom w:w="70" w:type="dxa"/>
+              <w:left w:w="100" w:type="dxa"/>
+              <w:right w:w="100" w:type="dxa"/>
+            </w:tcMar>
+          </w:tcPr>
+          <w:p>
+            <w:pPr>
+              <w:spacing w:after="0" w:before="0"/>
+            </w:pPr>
+            <w:r>
+              <w:rPr>
+                <w:color w:val="2D3748"/>
+                <w:sz w:val="17"/>
+              </w:rPr>
+              <w:t>$25 k$</w:t>
+            </w:r>
+          </w:p>
+        </w:tc>
+        <w:tc>
+          <w:tcPr>
+            <w:tcW w:type="dxa" w:w="1872"/>
+            <w:shd w:fill="FFFFFF"/>
+            <w:tcMar>
+              <w:top w:w="70" w:type="dxa"/>
+              <w:bottom w:w="70" w:type="dxa"/>
+              <w:left w:w="100" w:type="dxa"/>
+              <w:right w:w="100" w:type="dxa"/>
+            </w:tcMar>
+          </w:tcPr>
+          <w:p>
+            <w:pPr>
+              <w:spacing w:after="0" w:before="0"/>
+            </w:pPr>
+            <w:r>
+              <w:rPr>
+                <w:color w:val="2D3748"/>
+                <w:sz w:val="17"/>
+              </w:rPr>
+              <w:t>85 pts</w:t>
+            </w:r>
+          </w:p>
+        </w:tc>
+        <w:tc>
+          <w:tcPr>
+            <w:tcW w:type="dxa" w:w="1872"/>
+            <w:shd w:fill="FFFFFF"/>
+            <w:tcMar>
+              <w:top w:w="70" w:type="dxa"/>
+              <w:bottom w:w="70" w:type="dxa"/>
+              <w:left w:w="100" w:type="dxa"/>
+              <w:right w:w="100" w:type="dxa"/>
+            </w:tcMar>
+          </w:tcPr>
+          <w:p>
+            <w:pPr>
+              <w:spacing w:after="0" w:before="0"/>
             </w:pPr>
             <w:r>
               <w:rPr>
@@ -2431,71 +7292,23 @@
           <w:tcPr>
             <w:tcW w:type="dxa" w:w="1872"/>
             <w:shd w:fill="FFFFFF"/>
+            <w:tcMar>
+              <w:top w:w="70" w:type="dxa"/>
+              <w:bottom w:w="70" w:type="dxa"/>
+              <w:left w:w="100" w:type="dxa"/>
+              <w:right w:w="100" w:type="dxa"/>
+            </w:tcMar>
           </w:tcPr>
           <w:p>
             <w:pPr>
-              <w:spacing w:after="40" w:before="40"/>
+              <w:spacing w:after="0" w:before="0"/>
             </w:pPr>
             <w:r>
               <w:rPr>
                 <w:color w:val="2D3748"/>
                 <w:sz w:val="17"/>
               </w:rPr>
-              <w:t>$25.73k</w:t>
-            </w:r>
-          </w:p>
-        </w:tc>
-        <w:tc>
-          <w:tcPr>
-            <w:tcW w:type="dxa" w:w="1872"/>
-            <w:shd w:fill="FFFFFF"/>
-          </w:tcPr>
-          <w:p>
-            <w:pPr>
-              <w:spacing w:after="40" w:before="40"/>
-            </w:pPr>
-            <w:r>
-              <w:rPr>
-                <w:color w:val="2D3748"/>
-                <w:sz w:val="17"/>
-              </w:rPr>
-              <w:t>79.36 pts</w:t>
-            </w:r>
-          </w:p>
-        </w:tc>
-        <w:tc>
-          <w:tcPr>
-            <w:tcW w:type="dxa" w:w="1872"/>
-            <w:shd w:fill="FFFFFF"/>
-          </w:tcPr>
-          <w:p>
-            <w:pPr>
-              <w:spacing w:after="40" w:before="40"/>
-            </w:pPr>
-            <w:r>
-              <w:rPr>
-                <w:color w:val="2D3748"/>
-                <w:sz w:val="17"/>
-              </w:rPr>
-              <w:t>22</w:t>
-            </w:r>
-          </w:p>
-        </w:tc>
-        <w:tc>
-          <w:tcPr>
-            <w:tcW w:type="dxa" w:w="1872"/>
-            <w:shd w:fill="FFFFFF"/>
-          </w:tcPr>
-          <w:p>
-            <w:pPr>
-              <w:spacing w:after="40" w:before="40"/>
-            </w:pPr>
-            <w:r>
-              <w:rPr>
-                <w:color w:val="2D3748"/>
-                <w:sz w:val="17"/>
-              </w:rPr>
-              <w:t>11.0%</w:t>
+              <w:t>Clientes con Potencial - Consumidores Impulsivos</w:t>
             </w:r>
           </w:p>
         </w:tc>
@@ -2505,17 +7318,23 @@
           <w:tcPr>
             <w:tcW w:type="dxa" w:w="1872"/>
             <w:shd w:fill="F7FAFC"/>
+            <w:tcMar>
+              <w:top w:w="70" w:type="dxa"/>
+              <w:bottom w:w="70" w:type="dxa"/>
+              <w:left w:w="100" w:type="dxa"/>
+              <w:right w:w="100" w:type="dxa"/>
+            </w:tcMar>
           </w:tcPr>
           <w:p>
             <w:pPr>
-              <w:spacing w:after="40" w:before="40"/>
+              <w:spacing w:after="0" w:before="0"/>
             </w:pPr>
             <w:r>
               <w:rPr>
                 <w:color w:val="2D3748"/>
                 <w:sz w:val="17"/>
               </w:rPr>
-              <w:t>Cluster 3</w:t>
+              <w:t>Prueba 4: Promedio</w:t>
             </w:r>
           </w:p>
         </w:tc>
@@ -2523,17 +7342,23 @@
           <w:tcPr>
             <w:tcW w:type="dxa" w:w="1872"/>
             <w:shd w:fill="F7FAFC"/>
+            <w:tcMar>
+              <w:top w:w="70" w:type="dxa"/>
+              <w:bottom w:w="70" w:type="dxa"/>
+              <w:left w:w="100" w:type="dxa"/>
+              <w:right w:w="100" w:type="dxa"/>
+            </w:tcMar>
           </w:tcPr>
           <w:p>
             <w:pPr>
-              <w:spacing w:after="40" w:before="40"/>
+              <w:spacing w:after="0" w:before="0"/>
             </w:pPr>
             <w:r>
               <w:rPr>
                 <w:color w:val="2D3748"/>
                 <w:sz w:val="17"/>
               </w:rPr>
-              <w:t>$88.20k</w:t>
+              <w:t>$55 k$</w:t>
             </w:r>
           </w:p>
         </w:tc>
@@ -2541,17 +7366,23 @@
           <w:tcPr>
             <w:tcW w:type="dxa" w:w="1872"/>
             <w:shd w:fill="F7FAFC"/>
+            <w:tcMar>
+              <w:top w:w="70" w:type="dxa"/>
+              <w:bottom w:w="70" w:type="dxa"/>
+              <w:left w:w="100" w:type="dxa"/>
+              <w:right w:w="100" w:type="dxa"/>
+            </w:tcMar>
           </w:tcPr>
           <w:p>
             <w:pPr>
-              <w:spacing w:after="40" w:before="40"/>
+              <w:spacing w:after="0" w:before="0"/>
             </w:pPr>
             <w:r>
               <w:rPr>
                 <w:color w:val="2D3748"/>
                 <w:sz w:val="17"/>
               </w:rPr>
-              <w:t>17.11 pts</w:t>
+              <w:t>50 pts</w:t>
             </w:r>
           </w:p>
         </w:tc>
@@ -2559,17 +7390,23 @@
           <w:tcPr>
             <w:tcW w:type="dxa" w:w="1872"/>
             <w:shd w:fill="F7FAFC"/>
+            <w:tcMar>
+              <w:top w:w="70" w:type="dxa"/>
+              <w:bottom w:w="70" w:type="dxa"/>
+              <w:left w:w="100" w:type="dxa"/>
+              <w:right w:w="100" w:type="dxa"/>
+            </w:tcMar>
           </w:tcPr>
           <w:p>
             <w:pPr>
-              <w:spacing w:after="40" w:before="40"/>
+              <w:spacing w:after="0" w:before="0"/>
             </w:pPr>
             <w:r>
               <w:rPr>
                 <w:color w:val="2D3748"/>
                 <w:sz w:val="17"/>
               </w:rPr>
-              <w:t>35</w:t>
+              <w:t>Cluster 0</w:t>
             </w:r>
           </w:p>
         </w:tc>
@@ -2577,17 +7414,23 @@
           <w:tcPr>
             <w:tcW w:type="dxa" w:w="1872"/>
             <w:shd w:fill="F7FAFC"/>
+            <w:tcMar>
+              <w:top w:w="70" w:type="dxa"/>
+              <w:bottom w:w="70" w:type="dxa"/>
+              <w:left w:w="100" w:type="dxa"/>
+              <w:right w:w="100" w:type="dxa"/>
+            </w:tcMar>
           </w:tcPr>
           <w:p>
             <w:pPr>
-              <w:spacing w:after="40" w:before="40"/>
+              <w:spacing w:after="0" w:before="0"/>
             </w:pPr>
             <w:r>
               <w:rPr>
                 <w:color w:val="2D3748"/>
                 <w:sz w:val="17"/>
               </w:rPr>
-              <w:t>17.5%</w:t>
+              <w:t>Clientes Promedio (Población Estándar)</w:t>
             </w:r>
           </w:p>
         </w:tc>
@@ -2597,10 +7440,88 @@
           <w:tcPr>
             <w:tcW w:type="dxa" w:w="1872"/>
             <w:shd w:fill="FFFFFF"/>
+            <w:tcMar>
+              <w:top w:w="70" w:type="dxa"/>
+              <w:bottom w:w="70" w:type="dxa"/>
+              <w:left w:w="100" w:type="dxa"/>
+              <w:right w:w="100" w:type="dxa"/>
+            </w:tcMar>
           </w:tcPr>
           <w:p>
             <w:pPr>
-              <w:spacing w:after="40" w:before="40"/>
+              <w:spacing w:after="0" w:before="0"/>
+            </w:pPr>
+            <w:r>
+              <w:rPr>
+                <w:color w:val="2D3748"/>
+                <w:sz w:val="17"/>
+              </w:rPr>
+              <w:t>Prueba 5: Bajo Valor</w:t>
+            </w:r>
+          </w:p>
+        </w:tc>
+        <w:tc>
+          <w:tcPr>
+            <w:tcW w:type="dxa" w:w="1872"/>
+            <w:shd w:fill="FFFFFF"/>
+            <w:tcMar>
+              <w:top w:w="70" w:type="dxa"/>
+              <w:bottom w:w="70" w:type="dxa"/>
+              <w:left w:w="100" w:type="dxa"/>
+              <w:right w:w="100" w:type="dxa"/>
+            </w:tcMar>
+          </w:tcPr>
+          <w:p>
+            <w:pPr>
+              <w:spacing w:after="0" w:before="0"/>
+            </w:pPr>
+            <w:r>
+              <w:rPr>
+                <w:color w:val="2D3748"/>
+                <w:sz w:val="17"/>
+              </w:rPr>
+              <w:t>$22 k$</w:t>
+            </w:r>
+          </w:p>
+        </w:tc>
+        <w:tc>
+          <w:tcPr>
+            <w:tcW w:type="dxa" w:w="1872"/>
+            <w:shd w:fill="FFFFFF"/>
+            <w:tcMar>
+              <w:top w:w="70" w:type="dxa"/>
+              <w:bottom w:w="70" w:type="dxa"/>
+              <w:left w:w="100" w:type="dxa"/>
+              <w:right w:w="100" w:type="dxa"/>
+            </w:tcMar>
+          </w:tcPr>
+          <w:p>
+            <w:pPr>
+              <w:spacing w:after="0" w:before="0"/>
+            </w:pPr>
+            <w:r>
+              <w:rPr>
+                <w:color w:val="2D3748"/>
+                <w:sz w:val="17"/>
+              </w:rPr>
+              <w:t>15 pts</w:t>
+            </w:r>
+          </w:p>
+        </w:tc>
+        <w:tc>
+          <w:tcPr>
+            <w:tcW w:type="dxa" w:w="1872"/>
+            <w:shd w:fill="FFFFFF"/>
+            <w:tcMar>
+              <w:top w:w="70" w:type="dxa"/>
+              <w:bottom w:w="70" w:type="dxa"/>
+              <w:left w:w="100" w:type="dxa"/>
+              <w:right w:w="100" w:type="dxa"/>
+            </w:tcMar>
+          </w:tcPr>
+          <w:p>
+            <w:pPr>
+              <w:spacing w:after="0" w:before="0"/>
             </w:pPr>
             <w:r>
               <w:rPr>
@@ -2615,71 +7536,23 @@
           <w:tcPr>
             <w:tcW w:type="dxa" w:w="1872"/>
             <w:shd w:fill="FFFFFF"/>
+            <w:tcMar>
+              <w:top w:w="70" w:type="dxa"/>
+              <w:bottom w:w="70" w:type="dxa"/>
+              <w:left w:w="100" w:type="dxa"/>
+              <w:right w:w="100" w:type="dxa"/>
+            </w:tcMar>
           </w:tcPr>
           <w:p>
             <w:pPr>
-              <w:spacing w:after="40" w:before="40"/>
+              <w:spacing w:after="0" w:before="0"/>
             </w:pPr>
             <w:r>
               <w:rPr>
                 <w:color w:val="2D3748"/>
                 <w:sz w:val="17"/>
               </w:rPr>
-              <w:t>$26.30k</w:t>
-            </w:r>
-          </w:p>
-        </w:tc>
-        <w:tc>
-          <w:tcPr>
-            <w:tcW w:type="dxa" w:w="1872"/>
-            <w:shd w:fill="FFFFFF"/>
-          </w:tcPr>
-          <w:p>
-            <w:pPr>
-              <w:spacing w:after="40" w:before="40"/>
-            </w:pPr>
-            <w:r>
-              <w:rPr>
-                <w:color w:val="2D3748"/>
-                <w:sz w:val="17"/>
-              </w:rPr>
-              <w:t>20.91 pts</w:t>
-            </w:r>
-          </w:p>
-        </w:tc>
-        <w:tc>
-          <w:tcPr>
-            <w:tcW w:type="dxa" w:w="1872"/>
-            <w:shd w:fill="FFFFFF"/>
-          </w:tcPr>
-          <w:p>
-            <w:pPr>
-              <w:spacing w:after="40" w:before="40"/>
-            </w:pPr>
-            <w:r>
-              <w:rPr>
-                <w:color w:val="2D3748"/>
-                <w:sz w:val="17"/>
-              </w:rPr>
-              <w:t>23</w:t>
-            </w:r>
-          </w:p>
-        </w:tc>
-        <w:tc>
-          <w:tcPr>
-            <w:tcW w:type="dxa" w:w="1872"/>
-            <w:shd w:fill="FFFFFF"/>
-          </w:tcPr>
-          <w:p>
-            <w:pPr>
-              <w:spacing w:after="40" w:before="40"/>
-            </w:pPr>
-            <w:r>
-              <w:rPr>
-                <w:color w:val="2D3748"/>
-                <w:sz w:val="17"/>
-              </w:rPr>
-              <w:t>11.5%</w:t>
+              <w:t>Clientes de Bajo Valor (Consumo Frugal)</w:t>
             </w:r>
           </w:p>
         </w:tc>
@@ -2687,757 +7560,74 @@
     </w:tbl>
     <w:p>
       <w:pPr>
-        <w:spacing w:after="120"/>
+        <w:spacing w:after="160"/>
       </w:pPr>
-    </w:p>
-    <w:p>
-      <w:pPr>
-        <w:pStyle w:val="Heading2"/>
-        <w:spacing w:before="280" w:after="80"/>
-      </w:pPr>
-      <w:r>
-        <w:rPr>
-          <w:b/>
-          <w:color w:val="2B6CB0"/>
-          <w:sz w:val="27"/>
-        </w:rPr>
-        <w:t>Pregunta 5.1: ¿Qué representa cada cluster?</w:t>
-      </w:r>
-    </w:p>
-    <w:p>
-      <w:pPr>
-        <w:spacing w:after="120" w:line="276" w:lineRule="auto"/>
-      </w:pPr>
-      <w:r>
-        <w:rPr>
-          <w:b/>
-          <w:color w:val="2D3748"/>
-          <w:sz w:val="21"/>
-        </w:rPr>
-        <w:t xml:space="preserve">Definición de Cada Cluster: </w:t>
-      </w:r>
-      <w:r>
-        <w:rPr>
-          <w:i w:val="0"/>
-          <w:color w:val="2D3748"/>
-          <w:sz w:val="21"/>
-        </w:rPr>
-        <w:t>Cada cluster encarna un arquetipo conductual y financiero bien definido dentro del centro comercial:</w:t>
-      </w:r>
-    </w:p>
-    <w:p>
-      <w:pPr>
-        <w:spacing w:after="120" w:line="276" w:lineRule="auto"/>
-      </w:pPr>
-      <w:r>
-        <w:rPr>
-          <w:i w:val="0"/>
-          <w:color w:val="2D3748"/>
-          <w:sz w:val="21"/>
-        </w:rPr>
-        <w:t>• Cluster A (Ingreso Alto, Gasto Alto): Representa a la Élite de Consumo o Clientes VIP. Tienen alta capacidad económica ($86.54k promedio) y altísima disposición de compra (score 82.13). Constituyen el núcleo de facturación de lujo.</w:t>
-        <w:br/>
-        <w:br/>
-        <w:t>• Cluster B (Ingreso Medio, Gasto Medio): Representa al Consumidor Promedio de Clase Media ($55.30k de ingreso, score 49.52). Es el segmento más numeroso (40.5% del total, 81 clientes), con comportamiento de consumo equilibrado y prudente.</w:t>
-        <w:br/>
-        <w:br/>
-        <w:t>• Cluster C (Ingreso Alto, Gasto Bajo): Representa a los Ahorradores Cautelosos o 'Tacaños Ricos' ($88.29k de ingreso, score 17.11). Poseen elevado poder de compra pero baja afinidad o reticencia ante las ofertas actuales del centro comercial.</w:t>
-        <w:br/>
-        <w:br/>
-        <w:t>• Cluster D (Ingreso Bajo, Gasto Alto): Representa a los Consumidores Impulsivos o 'Despilfarradores Jóvenes' ($25.72k de ingreso, score 79.36). A pesar de su limitado presupuesto, destinan una cuota desproporcionada de sus fondos a compras y moda.</w:t>
-        <w:br/>
-        <w:br/>
-        <w:t>• Cluster E (Ingreso Bajo, Gasto Bajo): Representa a los Consumidores Frugales o de Subsistencia ($26.30k de ingreso, score 20.91). Compran únicamente lo estrictamente necesario debido a su reducida liquidez.</w:t>
-      </w:r>
-    </w:p>
-    <w:p>
-      <w:pPr>
-        <w:pStyle w:val="Heading2"/>
-        <w:spacing w:before="280" w:after="80"/>
-      </w:pPr>
-      <w:r>
-        <w:rPr>
-          <w:b/>
-          <w:color w:val="2B6CB0"/>
-          <w:sz w:val="27"/>
-        </w:rPr>
-        <w:t>Pregunta 5.2: ¿Qué diferencias existen entre los grupos obtenidos?</w:t>
-      </w:r>
-    </w:p>
-    <w:p>
-      <w:pPr>
-        <w:spacing w:after="120" w:line="276" w:lineRule="auto"/>
-      </w:pPr>
-      <w:r>
-        <w:rPr>
-          <w:b/>
-          <w:color w:val="2D3748"/>
-          <w:sz w:val="21"/>
-        </w:rPr>
-        <w:t xml:space="preserve">Contraste Inter-Grupal: </w:t>
-      </w:r>
-      <w:r>
-        <w:rPr>
-          <w:i w:val="0"/>
-          <w:color w:val="2D3748"/>
-          <w:sz w:val="21"/>
-        </w:rPr>
-        <w:t>Las diferencias esenciales residen en la divergencia estructural de sus vectores de centroides en dos ejes ortogonales:</w:t>
-        <w:br/>
-        <w:t>1. Brecha de Ingresos (Capacidad): Existe una polarización de casi 3.5 a 1 entre los grupos de altos ingresos (~$87k) y los de bajos ingresos (~$26k).</w:t>
-        <w:br/>
-        <w:t>2. Brecha de Propensión al Gasto (Afinidad): Entre los grupos de alto gasto (scores ~80) y los de bajo gasto (scores ~18) existe una brecha de más de 60 puntos sobre 100.</w:t>
-        <w:br/>
-        <w:t>3. Sensibilidad al Precio vs. Exclusividad: Mientras que los clusters de alto gasto priorizan experiencia, novedad y prestigio, los de bajo gasto se rigen por presupuestos restringidos o por un análisis meticuloso del costo-beneficio.</w:t>
-      </w:r>
-    </w:p>
-    <w:p>
-      <w:pPr>
-        <w:spacing w:before="120" w:after="40"/>
-        <w:jc w:val="center"/>
-      </w:pPr>
-    </w:p>
-    <w:p>
-      <w:r>
-        <w:drawing>
-          <wp:inline xmlns:a="http://schemas.openxmlformats.org/drawingml/2006/main" xmlns:pic="http://schemas.openxmlformats.org/drawingml/2006/picture">
-            <wp:extent cx="5486400" cy="3566160"/>
-            <wp:docPr id="5" name="Picture 5"/>
-            <wp:cNvGraphicFramePr>
-              <a:graphicFrameLocks noChangeAspect="1"/>
-            </wp:cNvGraphicFramePr>
-            <a:graphic>
-              <a:graphicData uri="http://schemas.openxmlformats.org/drawingml/2006/picture">
-                <pic:pic>
-                  <pic:nvPicPr>
-                    <pic:cNvPr id="0" name="clusters_kmeans_final.png"/>
-                    <pic:cNvPicPr/>
-                  </pic:nvPicPr>
-                  <pic:blipFill>
-                    <a:blip r:embed="rId13"/>
-                    <a:stretch>
-                      <a:fillRect/>
-                    </a:stretch>
-                  </pic:blipFill>
-                  <pic:spPr>
-                    <a:xfrm>
-                      <a:off x="0" y="0"/>
-                      <a:ext cx="5486400" cy="3566160"/>
-                    </a:xfrm>
-                    <a:prstGeom prst="rect"/>
-                  </pic:spPr>
-                </pic:pic>
-              </a:graphicData>
-            </a:graphic>
-          </wp:inline>
-        </w:drawing>
-      </w:r>
-    </w:p>
-    <w:p>
-      <w:pPr>
-        <w:jc w:val="center"/>
-      </w:pPr>
-      <w:r>
-        <w:rPr>
-          <w:i/>
-          <w:sz w:val="17"/>
-        </w:rPr>
-        <w:t>Figura 5: Dispersión final de los 5 clusters identificados y ubicación geométrica de sus centroides.</w:t>
-      </w:r>
-    </w:p>
-    <w:p>
-      <w:pPr>
-        <w:pStyle w:val="Heading1"/>
-        <w:spacing w:before="360" w:after="120"/>
-      </w:pPr>
-      <w:r>
-        <w:rPr>
-          <w:b/>
-          <w:color w:val="1A365D"/>
-          <w:sz w:val="34"/>
-        </w:rPr>
-        <w:t>Parte 6 – Interpretación de Negocio y Estrategias</w:t>
-      </w:r>
-    </w:p>
-    <w:p>
-      <w:pPr>
-        <w:spacing w:after="120" w:line="276" w:lineRule="auto"/>
-      </w:pPr>
-      <w:r>
-        <w:rPr>
-          <w:i w:val="0"/>
-          <w:color w:val="2D3748"/>
-          <w:sz w:val="21"/>
-        </w:rPr>
-        <w:t>Conforme a los lineamientos de la guía, los clusters obtenidos se clasificaron en cuatro perfiles estratégicos de negocio: Clientes de alto valor, Clientes promedio, Clientes de bajo valor y Clientes con potencial (subdivididos según su condición).</w:t>
-      </w:r>
     </w:p>
     <w:tbl>
       <w:tblPr>
         <w:tblW w:type="auto" w:w="0"/>
         <w:jc w:val="center"/>
+        <w:tblLayout w:type="fixed"/>
         <w:tblLook w:firstColumn="1" w:firstRow="1" w:lastColumn="0" w:lastRow="0" w:noHBand="0" w:noVBand="1" w:val="04A0"/>
       </w:tblPr>
       <w:tblGrid>
-        <w:gridCol w:w="1872"/>
-        <w:gridCol w:w="1872"/>
-        <w:gridCol w:w="1872"/>
-        <w:gridCol w:w="1872"/>
-        <w:gridCol w:w="1872"/>
+        <w:gridCol w:w="9360"/>
       </w:tblGrid>
       <w:tr>
         <w:tc>
           <w:tcPr>
-            <w:tcW w:type="dxa" w:w="1872"/>
-            <w:shd w:fill="1A365D"/>
+            <w:tcW w:type="dxa" w:w="9360"/>
+            <w:shd w:fill="F0F4F8"/>
+            <w:tcMar>
+              <w:top w:w="130" w:type="dxa"/>
+              <w:bottom w:w="130" w:type="dxa"/>
+              <w:left w:w="180" w:type="dxa"/>
+              <w:right w:w="180" w:type="dxa"/>
+            </w:tcMar>
+            <w:tcBorders>
+              <w:top w:val="none"/>
+              <w:left w:val="single" w:sz="24" w:space="0" w:color="2B6CB0"/>
+              <w:bottom w:val="none"/>
+              <w:right w:val="none"/>
+            </w:tcBorders>
           </w:tcPr>
           <w:p>
             <w:pPr>
-              <w:spacing w:after="40" w:before="40"/>
+              <w:spacing w:before="0" w:after="0"/>
             </w:pPr>
             <w:r>
               <w:rPr>
                 <w:b/>
-                <w:color w:val="FFFFFF"/>
-                <w:sz w:val="17"/>
+                <w:color w:val="1A365D"/>
+                <w:sz w:val="21"/>
               </w:rPr>
-              <w:t>Cluster ID</w:t>
+              <w:t>GUÍA RÁPIDA DE EJECUCIÓN MULTI-ENTORNO</w:t>
+              <w:br/>
             </w:r>
-          </w:p>
-        </w:tc>
-        <w:tc>
-          <w:tcPr>
-            <w:tcW w:type="dxa" w:w="1872"/>
-            <w:shd w:fill="1A365D"/>
-          </w:tcPr>
-          <w:p>
-            <w:pPr>
-              <w:spacing w:after="40" w:before="40"/>
-            </w:pPr>
-            <w:r>
-              <w:rPr>
-                <w:b/>
-                <w:color w:val="FFFFFF"/>
-                <w:sz w:val="17"/>
-              </w:rPr>
-              <w:t>Perfil de Negocio Formal</w:t>
-            </w:r>
-          </w:p>
-        </w:tc>
-        <w:tc>
-          <w:tcPr>
-            <w:tcW w:type="dxa" w:w="1872"/>
-            <w:shd w:fill="1A365D"/>
-          </w:tcPr>
-          <w:p>
-            <w:pPr>
-              <w:spacing w:after="40" w:before="40"/>
-            </w:pPr>
-            <w:r>
-              <w:rPr>
-                <w:b/>
-                <w:color w:val="FFFFFF"/>
-                <w:sz w:val="17"/>
-              </w:rPr>
-              <w:t>Ingreso Prom.</w:t>
-            </w:r>
-          </w:p>
-        </w:tc>
-        <w:tc>
-          <w:tcPr>
-            <w:tcW w:type="dxa" w:w="1872"/>
-            <w:shd w:fill="1A365D"/>
-          </w:tcPr>
-          <w:p>
-            <w:pPr>
-              <w:spacing w:after="40" w:before="40"/>
-            </w:pPr>
-            <w:r>
-              <w:rPr>
-                <w:b/>
-                <w:color w:val="FFFFFF"/>
-                <w:sz w:val="17"/>
-              </w:rPr>
-              <w:t>Gasto Prom.</w:t>
-            </w:r>
-          </w:p>
-        </w:tc>
-        <w:tc>
-          <w:tcPr>
-            <w:tcW w:type="dxa" w:w="1872"/>
-            <w:shd w:fill="1A365D"/>
-          </w:tcPr>
-          <w:p>
-            <w:pPr>
-              <w:spacing w:after="40" w:before="40"/>
-            </w:pPr>
-            <w:r>
-              <w:rPr>
-                <w:b/>
-                <w:color w:val="FFFFFF"/>
-                <w:sz w:val="17"/>
-              </w:rPr>
-              <w:t>Arquetipo Comercial</w:t>
-            </w:r>
-          </w:p>
-        </w:tc>
-      </w:tr>
-      <w:tr>
-        <w:tc>
-          <w:tcPr>
-            <w:tcW w:type="dxa" w:w="1872"/>
-            <w:shd w:fill="FFFFFF"/>
-          </w:tcPr>
-          <w:p>
-            <w:pPr>
-              <w:spacing w:after="40" w:before="40"/>
-            </w:pPr>
             <w:r>
               <w:rPr>
                 <w:color w:val="2D3748"/>
-                <w:sz w:val="17"/>
+                <w:sz w:val="20"/>
               </w:rPr>
-              <w:t>Cluster 0</w:t>
-            </w:r>
-          </w:p>
-        </w:tc>
-        <w:tc>
-          <w:tcPr>
-            <w:tcW w:type="dxa" w:w="1872"/>
-            <w:shd w:fill="FFFFFF"/>
-          </w:tcPr>
-          <w:p>
-            <w:pPr>
-              <w:spacing w:after="40" w:before="40"/>
-            </w:pPr>
-            <w:r>
-              <w:rPr>
-                <w:color w:val="2D3748"/>
-                <w:sz w:val="17"/>
-              </w:rPr>
-              <w:t>Clientes Promedio (Población Estándar)</w:t>
-            </w:r>
-          </w:p>
-        </w:tc>
-        <w:tc>
-          <w:tcPr>
-            <w:tcW w:type="dxa" w:w="1872"/>
-            <w:shd w:fill="FFFFFF"/>
-          </w:tcPr>
-          <w:p>
-            <w:pPr>
-              <w:spacing w:after="40" w:before="40"/>
-            </w:pPr>
-            <w:r>
-              <w:rPr>
-                <w:color w:val="2D3748"/>
-                <w:sz w:val="17"/>
-              </w:rPr>
-              <w:t>$55.3k</w:t>
-            </w:r>
-          </w:p>
-        </w:tc>
-        <w:tc>
-          <w:tcPr>
-            <w:tcW w:type="dxa" w:w="1872"/>
-            <w:shd w:fill="FFFFFF"/>
-          </w:tcPr>
-          <w:p>
-            <w:pPr>
-              <w:spacing w:after="40" w:before="40"/>
-            </w:pPr>
-            <w:r>
-              <w:rPr>
-                <w:color w:val="2D3748"/>
-                <w:sz w:val="17"/>
-              </w:rPr>
-              <w:t>49.52 pts</w:t>
-            </w:r>
-          </w:p>
-        </w:tc>
-        <w:tc>
-          <w:tcPr>
-            <w:tcW w:type="dxa" w:w="1872"/>
-            <w:shd w:fill="FFFFFF"/>
-          </w:tcPr>
-          <w:p>
-            <w:pPr>
-              <w:spacing w:after="40" w:before="40"/>
-            </w:pPr>
-            <w:r>
-              <w:rPr>
-                <w:color w:val="2D3748"/>
-                <w:sz w:val="17"/>
-              </w:rPr>
-              <w:t>Promedio</w:t>
-            </w:r>
-          </w:p>
-        </w:tc>
-      </w:tr>
-      <w:tr>
-        <w:tc>
-          <w:tcPr>
-            <w:tcW w:type="dxa" w:w="1872"/>
-            <w:shd w:fill="F7FAFC"/>
-          </w:tcPr>
-          <w:p>
-            <w:pPr>
-              <w:spacing w:after="40" w:before="40"/>
-            </w:pPr>
-            <w:r>
-              <w:rPr>
-                <w:color w:val="2D3748"/>
-                <w:sz w:val="17"/>
-              </w:rPr>
-              <w:t>Cluster 1</w:t>
-            </w:r>
-          </w:p>
-        </w:tc>
-        <w:tc>
-          <w:tcPr>
-            <w:tcW w:type="dxa" w:w="1872"/>
-            <w:shd w:fill="F7FAFC"/>
-          </w:tcPr>
-          <w:p>
-            <w:pPr>
-              <w:spacing w:after="40" w:before="40"/>
-            </w:pPr>
-            <w:r>
-              <w:rPr>
-                <w:color w:val="2D3748"/>
-                <w:sz w:val="17"/>
-              </w:rPr>
-              <w:t>Clientes de Alto Valor (VIP / Target Premium)</w:t>
-            </w:r>
-          </w:p>
-        </w:tc>
-        <w:tc>
-          <w:tcPr>
-            <w:tcW w:type="dxa" w:w="1872"/>
-            <w:shd w:fill="F7FAFC"/>
-          </w:tcPr>
-          <w:p>
-            <w:pPr>
-              <w:spacing w:after="40" w:before="40"/>
-            </w:pPr>
-            <w:r>
-              <w:rPr>
-                <w:color w:val="2D3748"/>
-                <w:sz w:val="17"/>
-              </w:rPr>
-              <w:t>$86.54k</w:t>
-            </w:r>
-          </w:p>
-        </w:tc>
-        <w:tc>
-          <w:tcPr>
-            <w:tcW w:type="dxa" w:w="1872"/>
-            <w:shd w:fill="F7FAFC"/>
-          </w:tcPr>
-          <w:p>
-            <w:pPr>
-              <w:spacing w:after="40" w:before="40"/>
-            </w:pPr>
-            <w:r>
-              <w:rPr>
-                <w:color w:val="2D3748"/>
-                <w:sz w:val="17"/>
-              </w:rPr>
-              <w:t>82.13 pts</w:t>
-            </w:r>
-          </w:p>
-        </w:tc>
-        <w:tc>
-          <w:tcPr>
-            <w:tcW w:type="dxa" w:w="1872"/>
-            <w:shd w:fill="F7FAFC"/>
-          </w:tcPr>
-          <w:p>
-            <w:pPr>
-              <w:spacing w:after="40" w:before="40"/>
-            </w:pPr>
-            <w:r>
-              <w:rPr>
-                <w:color w:val="2D3748"/>
-                <w:sz w:val="17"/>
-              </w:rPr>
-              <w:t>Alto Valor</w:t>
-            </w:r>
-          </w:p>
-        </w:tc>
-      </w:tr>
-      <w:tr>
-        <w:tc>
-          <w:tcPr>
-            <w:tcW w:type="dxa" w:w="1872"/>
-            <w:shd w:fill="FFFFFF"/>
-          </w:tcPr>
-          <w:p>
-            <w:pPr>
-              <w:spacing w:after="40" w:before="40"/>
-            </w:pPr>
-            <w:r>
-              <w:rPr>
-                <w:color w:val="2D3748"/>
-                <w:sz w:val="17"/>
-              </w:rPr>
-              <w:t>Cluster 2</w:t>
-            </w:r>
-          </w:p>
-        </w:tc>
-        <w:tc>
-          <w:tcPr>
-            <w:tcW w:type="dxa" w:w="1872"/>
-            <w:shd w:fill="FFFFFF"/>
-          </w:tcPr>
-          <w:p>
-            <w:pPr>
-              <w:spacing w:after="40" w:before="40"/>
-            </w:pPr>
-            <w:r>
-              <w:rPr>
-                <w:color w:val="2D3748"/>
-                <w:sz w:val="17"/>
-              </w:rPr>
-              <w:t>Clientes con Potencial - Consumidores Impulsivos</w:t>
-            </w:r>
-          </w:p>
-        </w:tc>
-        <w:tc>
-          <w:tcPr>
-            <w:tcW w:type="dxa" w:w="1872"/>
-            <w:shd w:fill="FFFFFF"/>
-          </w:tcPr>
-          <w:p>
-            <w:pPr>
-              <w:spacing w:after="40" w:before="40"/>
-            </w:pPr>
-            <w:r>
-              <w:rPr>
-                <w:color w:val="2D3748"/>
-                <w:sz w:val="17"/>
-              </w:rPr>
-              <w:t>$25.73k</w:t>
-            </w:r>
-          </w:p>
-        </w:tc>
-        <w:tc>
-          <w:tcPr>
-            <w:tcW w:type="dxa" w:w="1872"/>
-            <w:shd w:fill="FFFFFF"/>
-          </w:tcPr>
-          <w:p>
-            <w:pPr>
-              <w:spacing w:after="40" w:before="40"/>
-            </w:pPr>
-            <w:r>
-              <w:rPr>
-                <w:color w:val="2D3748"/>
-                <w:sz w:val="17"/>
-              </w:rPr>
-              <w:t>79.36 pts</w:t>
-            </w:r>
-          </w:p>
-        </w:tc>
-        <w:tc>
-          <w:tcPr>
-            <w:tcW w:type="dxa" w:w="1872"/>
-            <w:shd w:fill="FFFFFF"/>
-          </w:tcPr>
-          <w:p>
-            <w:pPr>
-              <w:spacing w:after="40" w:before="40"/>
-            </w:pPr>
-            <w:r>
-              <w:rPr>
-                <w:color w:val="2D3748"/>
-                <w:sz w:val="17"/>
-              </w:rPr>
-              <w:t>Con Potencial (Ingreso Bajo / Gasto Alto)</w:t>
-            </w:r>
-          </w:p>
-        </w:tc>
-      </w:tr>
-      <w:tr>
-        <w:tc>
-          <w:tcPr>
-            <w:tcW w:type="dxa" w:w="1872"/>
-            <w:shd w:fill="F7FAFC"/>
-          </w:tcPr>
-          <w:p>
-            <w:pPr>
-              <w:spacing w:after="40" w:before="40"/>
-            </w:pPr>
-            <w:r>
-              <w:rPr>
-                <w:color w:val="2D3748"/>
-                <w:sz w:val="17"/>
-              </w:rPr>
-              <w:t>Cluster 3</w:t>
-            </w:r>
-          </w:p>
-        </w:tc>
-        <w:tc>
-          <w:tcPr>
-            <w:tcW w:type="dxa" w:w="1872"/>
-            <w:shd w:fill="F7FAFC"/>
-          </w:tcPr>
-          <w:p>
-            <w:pPr>
-              <w:spacing w:after="40" w:before="40"/>
-            </w:pPr>
-            <w:r>
-              <w:rPr>
-                <w:color w:val="2D3748"/>
-                <w:sz w:val="17"/>
-              </w:rPr>
-              <w:t>Clientes con Potencial - Ahorradores Cautelosos</w:t>
-            </w:r>
-          </w:p>
-        </w:tc>
-        <w:tc>
-          <w:tcPr>
-            <w:tcW w:type="dxa" w:w="1872"/>
-            <w:shd w:fill="F7FAFC"/>
-          </w:tcPr>
-          <w:p>
-            <w:pPr>
-              <w:spacing w:after="40" w:before="40"/>
-            </w:pPr>
-            <w:r>
-              <w:rPr>
-                <w:color w:val="2D3748"/>
-                <w:sz w:val="17"/>
-              </w:rPr>
-              <w:t>$88.2k</w:t>
-            </w:r>
-          </w:p>
-        </w:tc>
-        <w:tc>
-          <w:tcPr>
-            <w:tcW w:type="dxa" w:w="1872"/>
-            <w:shd w:fill="F7FAFC"/>
-          </w:tcPr>
-          <w:p>
-            <w:pPr>
-              <w:spacing w:after="40" w:before="40"/>
-            </w:pPr>
-            <w:r>
-              <w:rPr>
-                <w:color w:val="2D3748"/>
-                <w:sz w:val="17"/>
-              </w:rPr>
-              <w:t>17.11 pts</w:t>
-            </w:r>
-          </w:p>
-        </w:tc>
-        <w:tc>
-          <w:tcPr>
-            <w:tcW w:type="dxa" w:w="1872"/>
-            <w:shd w:fill="F7FAFC"/>
-          </w:tcPr>
-          <w:p>
-            <w:pPr>
-              <w:spacing w:after="40" w:before="40"/>
-            </w:pPr>
-            <w:r>
-              <w:rPr>
-                <w:color w:val="2D3748"/>
-                <w:sz w:val="17"/>
-              </w:rPr>
-              <w:t>Con Potencial (Ingreso Alto / Gasto Bajo)</w:t>
-            </w:r>
-          </w:p>
-        </w:tc>
-      </w:tr>
-      <w:tr>
-        <w:tc>
-          <w:tcPr>
-            <w:tcW w:type="dxa" w:w="1872"/>
-            <w:shd w:fill="FFFFFF"/>
-          </w:tcPr>
-          <w:p>
-            <w:pPr>
-              <w:spacing w:after="40" w:before="40"/>
-            </w:pPr>
-            <w:r>
-              <w:rPr>
-                <w:color w:val="2D3748"/>
-                <w:sz w:val="17"/>
-              </w:rPr>
-              <w:t>Cluster 4</w:t>
-            </w:r>
-          </w:p>
-        </w:tc>
-        <w:tc>
-          <w:tcPr>
-            <w:tcW w:type="dxa" w:w="1872"/>
-            <w:shd w:fill="FFFFFF"/>
-          </w:tcPr>
-          <w:p>
-            <w:pPr>
-              <w:spacing w:after="40" w:before="40"/>
-            </w:pPr>
-            <w:r>
-              <w:rPr>
-                <w:color w:val="2D3748"/>
-                <w:sz w:val="17"/>
-              </w:rPr>
-              <w:t>Clientes de Bajo Valor (Consumo Conservador)</w:t>
-            </w:r>
-          </w:p>
-        </w:tc>
-        <w:tc>
-          <w:tcPr>
-            <w:tcW w:type="dxa" w:w="1872"/>
-            <w:shd w:fill="FFFFFF"/>
-          </w:tcPr>
-          <w:p>
-            <w:pPr>
-              <w:spacing w:after="40" w:before="40"/>
-            </w:pPr>
-            <w:r>
-              <w:rPr>
-                <w:color w:val="2D3748"/>
-                <w:sz w:val="17"/>
-              </w:rPr>
-              <w:t>$26.3k</w:t>
-            </w:r>
-          </w:p>
-        </w:tc>
-        <w:tc>
-          <w:tcPr>
-            <w:tcW w:type="dxa" w:w="1872"/>
-            <w:shd w:fill="FFFFFF"/>
-          </w:tcPr>
-          <w:p>
-            <w:pPr>
-              <w:spacing w:after="40" w:before="40"/>
-            </w:pPr>
-            <w:r>
-              <w:rPr>
-                <w:color w:val="2D3748"/>
-                <w:sz w:val="17"/>
-              </w:rPr>
-              <w:t>20.91 pts</w:t>
-            </w:r>
-          </w:p>
-        </w:tc>
-        <w:tc>
-          <w:tcPr>
-            <w:tcW w:type="dxa" w:w="1872"/>
-            <w:shd w:fill="FFFFFF"/>
-          </w:tcPr>
-          <w:p>
-            <w:pPr>
-              <w:spacing w:after="40" w:before="40"/>
-            </w:pPr>
-            <w:r>
-              <w:rPr>
-                <w:color w:val="2D3748"/>
-                <w:sz w:val="17"/>
-              </w:rPr>
-              <w:t>Bajo Valor</w:t>
+              <w:t>1. Ejecución en Google Colab:</w:t>
+              <w:br/>
+              <w:t xml:space="preserve">   • Subir y abrir el archivo taller_kmeans_mall_customers.ipynb en Google Colab.</w:t>
+              <w:br/>
+              <w:t xml:space="preserve">   • Ejecutar todas las celdas (Entorno de ejecución -&gt; Ejecutar todas). El cuaderno descarga automáticamente el dataset Mall_Customers.csv desde un repositorio público si no lo detecta localmente.</w:t>
+              <w:br/>
+              <w:br/>
+              <w:t>2. Ejecución en Cualquier IDE Local (VS Code, PyCharm, JupyterLab):</w:t>
+              <w:br/>
+              <w:t xml:space="preserve">   • Abrir la carpeta del proyecto y ejecutar el cuaderno taller_kmeans_mall_customers.ipynb.</w:t>
+              <w:br/>
+              <w:br/>
+              <w:t>3. Ejecución de la Aplicación Web Streamlit (Parte 7):</w:t>
+              <w:br/>
+              <w:t xml:space="preserve">   • En la terminal del proyecto, ejecutar el comando:</w:t>
+              <w:br/>
+              <w:t xml:space="preserve">     streamlit run app.py</w:t>
+              <w:br/>
+              <w:t xml:space="preserve">   • La aplicación se abrirá automáticamente en el navegador en http://localhost:8501.</w:t>
             </w:r>
           </w:p>
         </w:tc>
@@ -3445,200 +7635,12 @@
     </w:tbl>
     <w:p>
       <w:pPr>
-        <w:spacing w:after="120"/>
+        <w:spacing w:after="80"/>
       </w:pPr>
-    </w:p>
-    <w:p>
-      <w:pPr>
-        <w:pStyle w:val="Heading2"/>
-        <w:spacing w:before="280" w:after="80"/>
-      </w:pPr>
-      <w:r>
-        <w:rPr>
-          <w:b/>
-          <w:color w:val="2B6CB0"/>
-          <w:sz w:val="27"/>
-        </w:rPr>
-        <w:t>Pregunta 6.1: ¿Qué estrategias de marketing se podrían aplicar a cada grupo?</w:t>
-      </w:r>
-    </w:p>
-    <w:p>
-      <w:pPr>
-        <w:spacing w:after="120" w:line="276" w:lineRule="auto"/>
-      </w:pPr>
-      <w:r>
-        <w:rPr>
-          <w:b/>
-          <w:color w:val="2D3748"/>
-          <w:sz w:val="21"/>
-        </w:rPr>
-        <w:t xml:space="preserve">Estrategias de Marketing por Segmento: </w:t>
-      </w:r>
-      <w:r>
-        <w:rPr>
-          <w:i w:val="0"/>
-          <w:color w:val="2D3748"/>
-          <w:sz w:val="21"/>
-        </w:rPr>
-        <w:t>A continuación se diseña un plan táctico de marketing diferenciado y accionable para cada arquetipo identificado:</w:t>
-      </w:r>
-    </w:p>
-    <w:p>
-      <w:pPr>
-        <w:spacing w:after="120" w:line="276" w:lineRule="auto"/>
-      </w:pPr>
-      <w:r>
-        <w:rPr>
-          <w:i w:val="0"/>
-          <w:color w:val="2D3748"/>
-          <w:sz w:val="21"/>
-        </w:rPr>
-        <w:t>1. Clientes de Alto Valor (Alto Ingreso, Alto Gasto):</w:t>
-        <w:br/>
-        <w:t>• Estrategia Clave: Fidelización Premium, Retención y Experiencias Exclusivas (White Glove Service).</w:t>
-        <w:br/>
-        <w:t>• Acciones Tácticas: Invitaciones a preventas privadas y lanzamientos VIP de marcas de alta gama; servicio de personal shopper y asesoría personalizada de imagen; acceso a salones lounge ejecutivos y estacionamiento preferencial reservado; programas de lealtad sin fricción basados en experiencias (no en descuentos monetarios).</w:t>
-        <w:br/>
-        <w:br/>
-        <w:t>2. Clientes con Potencial - Ahorradores Cautelosos (Alto Ingreso, Bajo Gasto):</w:t>
-        <w:br/>
-        <w:t>• Estrategia Clave: Atracción y Conversión por Valor, Calidad y Prestigio.</w:t>
-        <w:br/>
-        <w:t>• Acciones Tácticas: Campañas de marketing basadas en la durabilidad, origen, tecnología y retorno de inversión de los productos de alta gama; demostraciones interactivas de productos de lujo, tecnología o gastronomía gourmet; membresías con cashback o beneficios tangibles que justifiquen su desembolso financiero; comunicación centrada en sofisticación y ahorro inteligente.</w:t>
-        <w:br/>
-        <w:br/>
-        <w:t>3. Clientes con Potencial - Consumidores Impulsivos (Bajo Ingreso, Alto Gasto):</w:t>
-        <w:br/>
-        <w:t>• Estrategia Clave: Engagement Digital, Opciones de Financiamiento y Micro-recompensas.</w:t>
-        <w:br/>
-        <w:t>• Acciones Tácticas: Facilidades de pago flexibles mediante esquemas BNPL ('Buy Now Pay Later' / Compre Ahora y Pague Después) o cuotas sin interés en montos moderados; campañas orientadas fuertemente a redes sociales (Instagram, TikTok) destacando tendencias de moda efímera y fast-fashion; promociones de última hora, ventas flash y cupones de descuento condicionados a días de baja afluencia comercial.</w:t>
-        <w:br/>
-        <w:br/>
-        <w:t>4. Clientes Promedio (Ingreso Medio, Gasto Medio):</w:t>
-        <w:br/>
-        <w:t>• Estrategia Clave: Cross-Selling (Venta Cruzada) y Up-Selling Moderado.</w:t>
-        <w:br/>
-        <w:t>• Acciones Tácticas: Promociones familiares y combos de fin de semana (cine + restaurantes + compras); programas de fidelidad por acumulación de puntos canjeables por productos de uso recurrente; campañas estacionales (Regreso a Clases, Black Friday, Navidad) donde este segmento responde con gran volumen transaccional.</w:t>
-        <w:br/>
-        <w:br/>
-        <w:t>5. Clientes de Bajo Valor (Bajo Ingreso, Bajo Gasto):</w:t>
-        <w:br/>
-        <w:t>• Estrategia Clave: Ofertas de Entrada, Precios Competitivos y Liquidaciones.</w:t>
-        <w:br/>
-        <w:t>• Acciones Tácticas: Canales de comunicación tipo outlet o ferias de descuentos masivos; marcas de distribuidor o líneas 'low-cost'; ofertas 2x1 y promociones en productos de primera necesidad para incentivar el ticket mínimo sin canibalizar márgenes de otras categorías.</w:t>
-      </w:r>
-    </w:p>
-    <w:p>
-      <w:pPr>
-        <w:pStyle w:val="Heading2"/>
-        <w:spacing w:before="280" w:after="80"/>
-      </w:pPr>
-      <w:r>
-        <w:rPr>
-          <w:b/>
-          <w:color w:val="2B6CB0"/>
-          <w:sz w:val="27"/>
-        </w:rPr>
-        <w:t>Pregunta 6.2: ¿Qué segmento representa mayor oportunidad de crecimiento?</w:t>
-      </w:r>
-    </w:p>
-    <w:p>
-      <w:pPr>
-        <w:spacing w:after="120" w:line="276" w:lineRule="auto"/>
-      </w:pPr>
-      <w:r>
-        <w:rPr>
-          <w:b/>
-          <w:color w:val="2D3748"/>
-          <w:sz w:val="21"/>
-        </w:rPr>
-        <w:t xml:space="preserve">Diagnóstico Estratégico y Justificación: </w:t>
-      </w:r>
-      <w:r>
-        <w:rPr>
-          <w:i w:val="0"/>
-          <w:color w:val="2D3748"/>
-          <w:sz w:val="21"/>
-        </w:rPr>
-        <w:t>El segmento que representa la mayor oportunidad neta y el ROI potencial más alto para el centro comercial es el de 'Clientes con Potencial - Ahorradores Cautelosos' (Alto Ingreso, Bajo Gasto).</w:t>
-      </w:r>
-    </w:p>
-    <w:p>
-      <w:pPr>
-        <w:spacing w:after="120" w:line="276" w:lineRule="auto"/>
-      </w:pPr>
-      <w:r>
-        <w:rPr>
-          <w:i w:val="0"/>
-          <w:color w:val="2D3748"/>
-          <w:sz w:val="21"/>
-        </w:rPr>
-        <w:t>1. Existencia Comprobada de Capital: A diferencia de los clientes de bajos ingresos (cuya capacidad de gasto está acotada por una barrera estructural infranqueable de liquidez), los ahorradores cautelosos poseen ingresos medios superiores a $88,000 USD anuales (los más elevados de todo el dataset). Tienen el dinero disponible; el problema es que la oferta actual del centro comercial no ha logrado seducirlos ni activar su propensión de compra.</w:t>
-        <w:br/>
-        <w:br/>
-        <w:t>2. Alto Margen de Expansión (Upside): Su puntaje de gasto actual es de apenas ~17 puntos sobre 100. Un incremento de tan solo 20 a 30 puntos en su índice de gasto mediante activaciones de marca prémium y conveniencia trasladaría a este grupo hacia el cuadrante VIP, generando un impacto multimillonario en facturación con un número relativamente pequeño de clientes (aproximadamente 35-40 clientes de alto ticket).</w:t>
-        <w:br/>
-        <w:br/>
-        <w:t>3. Oportunidad Secundaria de Escala: En segundo lugar se encuentra el segmento de 'Clientes Promedio'. Al representar más del 40% del total de visitantes, pequeñas mejoras en el ticket promedio por visita mediante incentivos de venta cruzada generan un volumen monetario acumulado sumamente significativo.</w:t>
-      </w:r>
-    </w:p>
-    <w:p>
-      <w:pPr>
-        <w:spacing w:before="120" w:after="40"/>
-        <w:jc w:val="center"/>
-      </w:pPr>
-    </w:p>
-    <w:p>
-      <w:r>
-        <w:drawing>
-          <wp:inline xmlns:a="http://schemas.openxmlformats.org/drawingml/2006/main" xmlns:pic="http://schemas.openxmlformats.org/drawingml/2006/picture">
-            <wp:extent cx="5669280" cy="3607724"/>
-            <wp:docPr id="6" name="Picture 6"/>
-            <wp:cNvGraphicFramePr>
-              <a:graphicFrameLocks noChangeAspect="1"/>
-            </wp:cNvGraphicFramePr>
-            <a:graphic>
-              <a:graphicData uri="http://schemas.openxmlformats.org/drawingml/2006/picture">
-                <pic:pic>
-                  <pic:nvPicPr>
-                    <pic:cNvPr id="0" name="mapa_segmentos_negocio.png"/>
-                    <pic:cNvPicPr/>
-                  </pic:nvPicPr>
-                  <pic:blipFill>
-                    <a:blip r:embed="rId14"/>
-                    <a:stretch>
-                      <a:fillRect/>
-                    </a:stretch>
-                  </pic:blipFill>
-                  <pic:spPr>
-                    <a:xfrm>
-                      <a:off x="0" y="0"/>
-                      <a:ext cx="5669280" cy="3607724"/>
-                    </a:xfrm>
-                    <a:prstGeom prst="rect"/>
-                  </pic:spPr>
-                </pic:pic>
-              </a:graphicData>
-            </a:graphic>
-          </wp:inline>
-        </w:drawing>
-      </w:r>
-    </w:p>
-    <w:p>
-      <w:pPr>
-        <w:jc w:val="center"/>
-      </w:pPr>
-      <w:r>
-        <w:rPr>
-          <w:i/>
-          <w:sz w:val="17"/>
-        </w:rPr>
-        <w:t>Figura 6: Mapeo estratégico de perfiles de negocio sobre el plano de ingresos y gastos.</w:t>
-      </w:r>
     </w:p>
     <w:sectPr>
       <w:pgSz w:w="12240" w:h="15840"/>
-      <w:pgMar w:top="1440" w:right="1440" w:bottom="1440" w:left="1440" w:header="720" w:footer="720" w:gutter="0"/>
+      <w:pgMar w:top="1368" w:right="1440" w:bottom="1368" w:left="1440" w:header="720" w:footer="720" w:gutter="0"/>
       <w:cols w:space="720"/>
       <w:docGrid w:linePitch="360"/>
     </w:sectPr>
